--- a/document/20_결과보고서.docx
+++ b/document/20_결과보고서.docx
@@ -183,7 +183,7 @@
                 <w:sz w:val="18"/>
                 <w:szCs w:val="18"/>
               </w:rPr>
-              <w:t xml:space="preserve">v1.0 (기준 커밋 </w:t>
+              <w:t xml:space="preserve">v1.1 (기준 커밋 </w:t>
             </w:r>
             <w:r>
               <w:rPr>
@@ -206,7 +206,7 @@
                 <w:sz w:val="16"/>
                 <w:szCs w:val="16"/>
               </w:rPr>
-              <w:t xml:space="preserve">f5249c7</w:t>
+              <w:t xml:space="preserve">876bbf1</w:t>
             </w:r>
             <w:r>
               <w:rPr>
@@ -1915,10 +1915,10 @@
           <w:b/>
           <w:bCs/>
         </w:rPr>
-        <w:t xml:space="preserve">판정 성능 5개(KPI-1~5)</w:t>
-      </w:r>
-      <w:r>
-        <w:t xml:space="preserve">는 오프라인으로 쟀다. 평가용으로 따로 촬영한 팀원 3명 × 70테이크, 모두 210시도이고, 운영과 같은 공식 규칙(3프레임 연속 동일 판정)을 적용했다. 모델은 공개 데이터로만 학습했고 자체 촬영분은 학습에 넣지 않았다. 느슨한 규칙(최빈값)으로 계산하면 96.7% · 0.0% · 3.3% · 0.982 · 0건이 나오는데, 표에는 더 엄격한 3프레임 연속 값을 적었다.</w:t>
+        <w:t xml:space="preserve">판정 성능 5개</w:t>
+      </w:r>
+      <w:r>
+        <w:t xml:space="preserve">(KPI-1~5)는 오프라인으로 쟀다. 평가용으로 따로 촬영한 팀원 3명 × 70테이크, 모두 210시도다. 판정에는 운영과 같은 공식 규칙(3프레임 연속 동일 판정)을 적용했다. 모델은 공개 데이터로만 학습했고 자체 촬영분은 학습에 넣지 않았다. 느슨한 규칙(최빈값)으로 계산하면 KPI-1~5가 차례로 96.7% · 0.0% · 3.3% · 0.982 · 0건이 나오는데, 표에는 더 엄격한 3프레임 연속 값을 적었다.</w:t>
       </w:r>
     </w:p>
     <w:p>
@@ -1930,10 +1930,10 @@
           <w:b/>
           <w:bCs/>
         </w:rPr>
-        <w:t xml:space="preserve">지연 2개(KPI-6·7)</w:t>
-      </w:r>
-      <w:r>
-        <w:t xml:space="preserve">는 2026-10-02에 모든 장치를 실물로 연결한 상태에서 온라인으로 쟀다. 팀원 1명이 7종을 13번씩 돌린 91시도이며 91시도 모두 첫 시도에 정답이 나왔다. 물리 피드백 지연은 09-30 회의 결정에 따라 반응 시작(장치가 명령을 받았다고 응답한 시점)을 기준으로 판정했고, 동작 완료 기준 값도 함께 적었다.</w:t>
+        <w:t xml:space="preserve">지연 2개</w:t>
+      </w:r>
+      <w:r>
+        <w:t xml:space="preserve">(KPI-6·7)는 2026-10-02에 모든 장치를 실물로 연결한 상태에서 온라인으로 쟀다. 팀원 1명이 7종을 13번씩 돌린 91시도이며 91시도 모두 첫 시도에 정답이 나왔다. 물리 피드백 지연은 09-30 회의 결정에 따라 반응 시작(장치가 명령을 받았다고 응답한 시점)을 기준으로 판정했고, 동작 완료 기준 값도 함께 적었다.</w:t>
       </w:r>
     </w:p>
     <w:p>
@@ -1994,7 +1994,7 @@
         <w:t xml:space="preserve">해결 방법.</w:t>
       </w:r>
       <w:r>
-        <w:t xml:space="preserve"> 로봇 손(AI Hand)이 수신호를 시범하고, 카메라가 학습자의 손을 판정하고, 판정 결과를 주행 로봇(picar)·micro:bit LED·AI Hand의 동작으로 되돌려 주는 닫힌 루프로 만들었다. 화면만으로는 수신호가 실제 장비를 움직인다는 감각을 주기 어렵다고 보고 물리 장치를 교육의 중심에 두었다.</w:t>
+        <w:t xml:space="preserve"> 로봇 손(AI Hand)이 수신호를 시범하고, 카메라가 학습자의 손을 판정하고, 판정 결과를 주행 로봇(picar)과 micro:bit LED의 동작으로 되돌려 주는 닫힌 루프로 만들었다. 화면만으로는 수신호가 실제 장비를 움직인다는 감각을 주기 어렵다고 보고 물리 장치를 교육의 중심에 두었다.</w:t>
       </w:r>
     </w:p>
     <w:p>
@@ -2331,7 +2331,7 @@
                 <w:sz w:val="18"/>
                 <w:szCs w:val="18"/>
               </w:rPr>
-              <w:t xml:space="preserve">AI Hand 7종 제스처 + micro:bit O/X LED (BLE)</w:t>
+              <w:t xml:space="preserve">AI Hand 7종 시범 제스처 + micro:bit O/X LED (BLE)</w:t>
             </w:r>
           </w:p>
         </w:tc>
@@ -2597,7 +2597,7 @@
         <w:t xml:space="preserve">규모.</w:t>
       </w:r>
       <w:r>
-        <w:t xml:space="preserve"> 보드 2대(RPi5 고정, RPi4B 주행), 서비스 6개, 수신호 7종, 자동 테스트 248건(web 113 · vision 51 · picar 45 · actuation 29 · portal 10, 10-02 기준 전부 통과).</w:t>
+        <w:t xml:space="preserve"> 보드 2대(RPi5 고정, RPi4B 주행), 서비스 6개, 수신호 7종, 자동 테스트 253건(web 113 · vision 55 · picar 45 · actuation 30 · portal 10, 10-03 기준 전부 통과).</w:t>
       </w:r>
     </w:p>
     <w:p>
@@ -2680,10 +2680,10 @@
           <w:b/>
           <w:bCs/>
         </w:rPr>
-        <w:t xml:space="preserve">오분류는 세 사람 모두 0%</w:t>
-      </w:r>
-      <w:r>
-        <w:t xml:space="preserve">였다. 다른 신호로 잘못 읽은 경우가 한 번도 없었다.</w:t>
+        <w:t xml:space="preserve">오분류는 세 사람 모두 0%였다.</w:t>
+      </w:r>
+      <w:r>
+        <w:t xml:space="preserve"> 다른 신호로 잘못 읽은 경우가 한 번도 없었다.</w:t>
       </w:r>
     </w:p>
     <w:p>
@@ -2802,7 +2802,7 @@
         <w:t xml:space="preserve">document/results/kpi_online_20261002/</w:t>
       </w:r>
       <w:r>
-        <w:t xml:space="preserve">, 자동 테스트 248건, 테스트·평가 리포트(06) §2-1~2-5.</w:t>
+        <w:t xml:space="preserve">, 자동 테스트 253건, 테스트·평가 리포트(06) §2-1~2-5.</w:t>
       </w:r>
     </w:p>
     <w:p>
@@ -3300,7 +3300,7 @@
         <w:t xml:space="preserve">지연의 측정 구간이 좁다.</w:t>
       </w:r>
       <w:r>
-        <w:t xml:space="preserve"> 판정 지연은 연속 판정을 확정한 마지막 프레임 1장의 처리 시간만 기록한다. 손을 멈춘 시점부터 계산한 보수적 상한은 P95 0.335초이고, 손을 멈춘 뒤 장치 동작이 끝날 때까지는 약 1.2~1.4초로 추정된다. 이렇게 계산해도 목표 2.0초 안이다.</w:t>
+        <w:t xml:space="preserve"> 판정 지연은 연속 판정을 확정한 마지막 프레임 1장의 처리 시간만 기록한다. 손을 멈춘 시점부터 계산한 보수적 상한은 P95 0.335초다. 240fps 슬로모션 영상으로 7시도를 직접 세어 보니 손을 멈춘 뒤 반응 시작까지 0.14~0.24초, 동작 완료까지 약 1.11~1.24초로 모두 목표 안이었다. 다만 영상 대조는 7시도뿐이다.</w:t>
       </w:r>
     </w:p>
     <w:p>
@@ -3580,7 +3580,7 @@
                 <w:sz w:val="18"/>
                 <w:szCs w:val="18"/>
               </w:rPr>
-              <w:t xml:space="preserve">슬로모션 영상(240fps)으로 손 정지 → LED 켜짐 → AI Hand 정지 시간을 세어 지연 수치와 대조</w:t>
+              <w:t xml:space="preserve">AI Hand 시연 준비: 펌웨어를 올리고 7종 손모양 확인</w:t>
             </w:r>
           </w:p>
         </w:tc>
@@ -3611,7 +3611,7 @@
                 <w:sz w:val="18"/>
                 <w:szCs w:val="18"/>
               </w:rPr>
-              <w:t xml:space="preserve">10-04 전</w:t>
+              <w:t xml:space="preserve">시연 전</w:t>
             </w:r>
           </w:p>
         </w:tc>
@@ -3679,7 +3679,7 @@
                 <w:sz w:val="18"/>
                 <w:szCs w:val="18"/>
               </w:rPr>
-              <w:t xml:space="preserve">AI Hand 시연 준비: 펌웨어를 올리고 7종 손모양 확인</w:t>
+              <w:t xml:space="preserve">시연 운영 규칙 정리: 서보 휴식(2회차마다), 선풍기 사용</w:t>
             </w:r>
           </w:p>
         </w:tc>
@@ -3778,7 +3778,7 @@
                 <w:sz w:val="18"/>
                 <w:szCs w:val="18"/>
               </w:rPr>
-              <w:t xml:space="preserve">시연 운영 규칙 정리: 서보 휴식(2회차마다), 선풍기 사용</w:t>
+              <w:t xml:space="preserve">외부 참관자 3~5명 대상 사용성 의견 수집(3문항)</w:t>
             </w:r>
           </w:p>
         </w:tc>
@@ -3809,7 +3809,7 @@
                 <w:sz w:val="18"/>
                 <w:szCs w:val="18"/>
               </w:rPr>
-              <w:t xml:space="preserve">시연 전</w:t>
+              <w:t xml:space="preserve">시연·발표 (10-12)</w:t>
             </w:r>
           </w:p>
         </w:tc>
@@ -3847,105 +3847,6 @@
                 <w:szCs w:val="18"/>
               </w:rPr>
               <w:t xml:space="preserve">4</w:t>
-            </w:r>
-          </w:p>
-        </w:tc>
-        <w:tc>
-          <w:tcPr>
-            <w:tcW w:type="dxa" w:w="6884"/>
-            <w:tcBorders>
-              <w:top w:val="single" w:color="C3C2B7" w:sz="4"/>
-              <w:left w:val="single" w:color="C3C2B7" w:sz="4"/>
-              <w:bottom w:val="single" w:color="C3C2B7" w:sz="4"/>
-              <w:right w:val="single" w:color="C3C2B7" w:sz="4"/>
-            </w:tcBorders>
-            <w:tcMar>
-              <w:top w:type="dxa" w:w="50"/>
-              <w:left w:type="dxa" w:w="90"/>
-              <w:bottom w:type="dxa" w:w="50"/>
-              <w:right w:type="dxa" w:w="90"/>
-            </w:tcMar>
-            <w:vAlign w:val="center"/>
-          </w:tcPr>
-          <w:p>
-            <w:pPr>
-              <w:spacing w:after="0" w:line="260"/>
-              <w:jc w:val="left"/>
-            </w:pPr>
-            <w:r>
-              <w:rPr>
-                <w:sz w:val="18"/>
-                <w:szCs w:val="18"/>
-              </w:rPr>
-              <w:t xml:space="preserve">외부 참관자 3~5명 대상 사용성 의견 수집(3문항)</w:t>
-            </w:r>
-          </w:p>
-        </w:tc>
-        <w:tc>
-          <w:tcPr>
-            <w:tcW w:type="dxa" w:w="1928"/>
-            <w:tcBorders>
-              <w:top w:val="single" w:color="C3C2B7" w:sz="4"/>
-              <w:left w:val="single" w:color="C3C2B7" w:sz="4"/>
-              <w:bottom w:val="single" w:color="C3C2B7" w:sz="4"/>
-              <w:right w:val="single" w:color="C3C2B7" w:sz="4"/>
-            </w:tcBorders>
-            <w:tcMar>
-              <w:top w:type="dxa" w:w="50"/>
-              <w:left w:type="dxa" w:w="90"/>
-              <w:bottom w:type="dxa" w:w="50"/>
-              <w:right w:type="dxa" w:w="90"/>
-            </w:tcMar>
-            <w:vAlign w:val="center"/>
-          </w:tcPr>
-          <w:p>
-            <w:pPr>
-              <w:spacing w:after="0" w:line="260"/>
-              <w:jc w:val="left"/>
-            </w:pPr>
-            <w:r>
-              <w:rPr>
-                <w:sz w:val="18"/>
-                <w:szCs w:val="18"/>
-              </w:rPr>
-              <w:t xml:space="preserve">시연·발표 (10-12)</w:t>
-            </w:r>
-          </w:p>
-        </w:tc>
-      </w:tr>
-      <w:tr>
-        <w:trPr>
-          <w:cantSplit/>
-          <w:tblHeader w:val="off"/>
-        </w:trPr>
-        <w:tc>
-          <w:tcPr>
-            <w:tcW w:type="dxa" w:w="826"/>
-            <w:tcBorders>
-              <w:top w:val="single" w:color="C3C2B7" w:sz="4"/>
-              <w:left w:val="single" w:color="C3C2B7" w:sz="4"/>
-              <w:bottom w:val="single" w:color="C3C2B7" w:sz="4"/>
-              <w:right w:val="single" w:color="C3C2B7" w:sz="4"/>
-            </w:tcBorders>
-            <w:tcMar>
-              <w:top w:type="dxa" w:w="50"/>
-              <w:left w:type="dxa" w:w="90"/>
-              <w:bottom w:type="dxa" w:w="50"/>
-              <w:right w:type="dxa" w:w="90"/>
-            </w:tcMar>
-            <w:vAlign w:val="center"/>
-          </w:tcPr>
-          <w:p>
-            <w:pPr>
-              <w:spacing w:after="0" w:line="260"/>
-              <w:jc w:val="center"/>
-            </w:pPr>
-            <w:r>
-              <w:rPr>
-                <w:sz w:val="18"/>
-                <w:szCs w:val="18"/>
-              </w:rPr>
-              <w:t xml:space="preserve">5</w:t>
             </w:r>
           </w:p>
         </w:tc>
@@ -5478,7 +5379,7 @@
         <w:spacing w:after="120" w:line="300"/>
       </w:pPr>
       <w:r>
-        <w:t xml:space="preserve">팀 문서 곳곳에 흩어져 있던 결정 가운데 계획을 바꾼 것을 골라 CR 번호를 붙였다. 각 행의 이유에는 그 결정을 내린 근거를 적었다.</w:t>
+        <w:t xml:space="preserve">팀 문서 곳곳에 흩어져 있던 결정 가운데 계획을 바꾼 것을 골라 CR 번호를 붙였다.</w:t>
       </w:r>
     </w:p>
     <w:tbl>
@@ -5815,14 +5716,14 @@
                 <w:sz w:val="18"/>
                 <w:szCs w:val="18"/>
               </w:rPr>
-              <w:t xml:space="preserve">별도 보드(RPi4B)</w:t>
-            </w:r>
-            <w:r>
-              <w:rPr>
-                <w:sz w:val="18"/>
-                <w:szCs w:val="18"/>
-              </w:rPr>
-              <w:t xml:space="preserve">로 분리</w:t>
+              <w:t xml:space="preserve">별도 보드</w:t>
+            </w:r>
+            <w:r>
+              <w:rPr>
+                <w:sz w:val="18"/>
+                <w:szCs w:val="18"/>
+              </w:rPr>
+              <w:t xml:space="preserve">(RPi4B)로 분리</w:t>
             </w:r>
           </w:p>
         </w:tc>
@@ -7505,14 +7406,14 @@
                 <w:sz w:val="18"/>
                 <w:szCs w:val="18"/>
               </w:rPr>
-              <w:t xml:space="preserve">화면 CSV 내려받기 → 회원 DB(Supabase)</w:t>
-            </w:r>
-            <w:r>
-              <w:rPr>
-                <w:sz w:val="18"/>
-                <w:szCs w:val="18"/>
-              </w:rPr>
-              <w:t xml:space="preserve">로</w:t>
+              <w:t xml:space="preserve">화면 CSV 내려받기 → 회원 DB</w:t>
+            </w:r>
+            <w:r>
+              <w:rPr>
+                <w:sz w:val="18"/>
+                <w:szCs w:val="18"/>
+              </w:rPr>
+              <w:t xml:space="preserve">(Supabase)로</w:t>
             </w:r>
           </w:p>
         </w:tc>
@@ -8313,7 +8214,33 @@
         <w:t xml:space="preserve">물리 피드백.</w:t>
       </w:r>
       <w:r>
-        <w:t xml:space="preserve"> 판정이 확정되면 picar(주행·LED), micro:bit(O/X LED), AI Hand(정답 자세 또는 재시범) 순서로 명령을 보낸다. 원래는 AI Hand 명령을 먼저 보내 다른 장치가 약 0.85초 늦게 반응했기 때문에, 09-28에 반응이 빠른 장치부터 부르도록 순서를 바꿨다.</w:t>
+        <w:t xml:space="preserve"> 판정이 확정되면 picar(주행·LED), micro:bit(O/X LED), AI Hand 순서로 명령을 보낸다. 이 순서는 09-28에 바꾼 것이다. 그전에는 AI Hand 명령을 먼저 보내서 picar와 micro:bit가 약 0.85초 늦게 반응했다.</w:t>
+      </w:r>
+    </w:p>
+    <w:p>
+      <w:pPr>
+        <w:spacing w:after="120" w:line="300"/>
+      </w:pPr>
+      <w:r>
+        <w:rPr>
+          <w:b/>
+          <w:bCs/>
+        </w:rPr>
+        <w:t xml:space="preserve">AI Hand는 시범 전용이다.</w:t>
+      </w:r>
+      <w:r>
+        <w:t xml:space="preserve"> 판정 뒤 보내는 정답 자세와 재시범은 시범과 같은 제스처라서, 시범을 마친 손은 판정 뒤에 움직이지 않는다. 정답·오답은 micro:bit O/X와 picar가 알린다. 정답 자세를 다른 동작으로 바꾸면 서보 동작 수가 늘어나므로 이대로 두기로 했다. 시행 로그의 </w:t>
+      </w:r>
+      <w:r>
+        <w:rPr>
+          <w:rFonts w:ascii="Consolas" w:cs="Consolas" w:eastAsia="Malgun Gothic" w:hAnsi="Consolas"/>
+          <w:sz w:val="19"/>
+          <w:szCs w:val="19"/>
+        </w:rPr>
+        <w:t xml:space="preserve">aihand_ms</w:t>
+      </w:r>
+      <w:r>
+        <w:t xml:space="preserve">(약 0.88초)는 손이 실제로 움직인 시간이 아니라 펌웨어가 손가락 5개에 150ms 간격으로 명령을 내리는 시간이다.</w:t>
       </w:r>
     </w:p>
     <w:p>
@@ -8959,7 +8886,7 @@
         <w:spacing w:after="120" w:line="300"/>
       </w:pPr>
       <w:r>
-        <w:t xml:space="preserve">다른 신호로 판정된 칸은 하나도 없고, 대각선 밖의 10건은 모두 미판정 열에 있다. 10건 모두 소속 게이트(학습 분포 밖 판정)에 걸렸고 그중 7건은 손을 오른쪽으로 기울인 자세였다. 수신호별로는 후진 6건, 확인_완료 3건, 서행 1건이다. 팀원이 학습 데이터보다 엄지를 더 펴고 손을 기울이는 경향이 원인으로 보인다(05 모델카드 §7-3).</w:t>
+        <w:t xml:space="preserve">다른 신호로 판정된 시도는 없다. 미판정 10건은 모두 소속 게이트(학습 분포 밖 판정)에 걸렸고 그중 7건은 손을 오른쪽으로 기울인 자세였다. 수신호별로는 후진 6건, 확인_완료 3건, 서행 1건이다. 팀원이 학습 데이터보다 엄지를 더 펴고 손을 기울이는 경향이 원인으로 보인다(05 모델카드 §7-3).</w:t>
       </w:r>
     </w:p>
     <w:p>
@@ -11745,7 +11672,7 @@
                 <w:sz w:val="18"/>
                 <w:szCs w:val="18"/>
               </w:rPr>
-              <w:t xml:space="preserve">web 판정 확정부터 AI Hand 정답 자세 완료와 micro:bit LED 1초 중 늦은 쪽까지(picar 주행 제외)</w:t>
+              <w:t xml:space="preserve">web 판정 확정부터 micro:bit LED 1초 표시가 끝날 때까지(picar 주행 제외). AI Hand 응답과 비교해 늦은 쪽을 쓰는데, 측정한 105행(91시도 + 재확인 14시도) 모두 LED 쪽이었다</w:t>
             </w:r>
           </w:p>
         </w:tc>
@@ -11888,10 +11815,1639 @@
     </w:p>
     <w:p>
       <w:pPr>
+        <w:spacing w:after="80" w:before="120"/>
+      </w:pPr>
+      <w:r>
+        <w:rPr>
+          <w:b/>
+          <w:bCs/>
+        </w:rPr>
+        <w:t xml:space="preserve">슬로모션 영상 대조.</w:t>
+      </w:r>
+      <w:r>
+        <w:t xml:space="preserve"> 기록값이 빠뜨리는 구간을 확인하려고, </w:t>
+      </w:r>
+      <w:r>
+        <w:rPr>
+          <w:rFonts w:ascii="Consolas" w:cs="Consolas" w:eastAsia="Malgun Gothic" w:hAnsi="Consolas"/>
+          <w:sz w:val="19"/>
+          <w:szCs w:val="19"/>
+        </w:rPr>
+        <w:t xml:space="preserve">/reset</w:t>
+      </w:r>
+      <w:r>
+        <w:t xml:space="preserve"> 수정 뒤 재확인 회차의 7시도를 휴대폰 240fps 슬로모션(1프레임 4.17ms)으로 찍었다. 손, micro:bit LED, picar, AI Hand를 한 화면에 담고 프레임 번호를 새겨 셌다.</w:t>
+      </w:r>
+    </w:p>
+    <w:tbl>
+      <w:tblPr>
+        <w:tblW w:type="dxa" w:w="9638"/>
+        <w:tblBorders>
+          <w:top w:val="single" w:color="auto" w:sz="4"/>
+          <w:left w:val="single" w:color="auto" w:sz="4"/>
+          <w:bottom w:val="single" w:color="auto" w:sz="4"/>
+          <w:right w:val="single" w:color="auto" w:sz="4"/>
+          <w:insideH w:val="single" w:color="auto" w:sz="4"/>
+          <w:insideV w:val="single" w:color="auto" w:sz="4"/>
+        </w:tblBorders>
+        <w:tblLayout w:type="fixed"/>
+      </w:tblPr>
+      <w:tblGrid>
+        <w:gridCol w:w="1927"/>
+        <w:gridCol w:w="1670"/>
+        <w:gridCol w:w="1670"/>
+        <w:gridCol w:w="1927"/>
+        <w:gridCol w:w="2444"/>
+      </w:tblGrid>
+      <w:tr>
+        <w:trPr>
+          <w:cantSplit/>
+          <w:tblHeader/>
+        </w:trPr>
+        <w:tc>
+          <w:tcPr>
+            <w:tcW w:type="dxa" w:w="1927"/>
+            <w:tcBorders>
+              <w:top w:val="single" w:color="C3C2B7" w:sz="4"/>
+              <w:left w:val="single" w:color="C3C2B7" w:sz="4"/>
+              <w:bottom w:val="single" w:color="C3C2B7" w:sz="4"/>
+              <w:right w:val="single" w:color="C3C2B7" w:sz="4"/>
+            </w:tcBorders>
+            <w:shd w:fill="F2F1EE" w:color="auto" w:val="clear"/>
+            <w:tcMar>
+              <w:top w:type="dxa" w:w="50"/>
+              <w:left w:type="dxa" w:w="90"/>
+              <w:bottom w:type="dxa" w:w="50"/>
+              <w:right w:type="dxa" w:w="90"/>
+            </w:tcMar>
+            <w:vAlign w:val="center"/>
+          </w:tcPr>
+          <w:p>
+            <w:pPr>
+              <w:spacing w:after="0" w:line="260"/>
+              <w:jc w:val="left"/>
+            </w:pPr>
+            <w:r>
+              <w:rPr>
+                <w:b/>
+                <w:bCs/>
+                <w:sz w:val="18"/>
+                <w:szCs w:val="18"/>
+              </w:rPr>
+              <w:t xml:space="preserve">수신호</w:t>
+            </w:r>
+          </w:p>
+        </w:tc>
+        <w:tc>
+          <w:tcPr>
+            <w:tcW w:type="dxa" w:w="1670"/>
+            <w:tcBorders>
+              <w:top w:val="single" w:color="C3C2B7" w:sz="4"/>
+              <w:left w:val="single" w:color="C3C2B7" w:sz="4"/>
+              <w:bottom w:val="single" w:color="C3C2B7" w:sz="4"/>
+              <w:right w:val="single" w:color="C3C2B7" w:sz="4"/>
+            </w:tcBorders>
+            <w:shd w:fill="F2F1EE" w:color="auto" w:val="clear"/>
+            <w:tcMar>
+              <w:top w:type="dxa" w:w="50"/>
+              <w:left w:type="dxa" w:w="90"/>
+              <w:bottom w:type="dxa" w:w="50"/>
+              <w:right w:type="dxa" w:w="90"/>
+            </w:tcMar>
+            <w:vAlign w:val="center"/>
+          </w:tcPr>
+          <w:p>
+            <w:pPr>
+              <w:spacing w:after="0" w:line="260"/>
+              <w:jc w:val="right"/>
+            </w:pPr>
+            <w:r>
+              <w:rPr>
+                <w:b/>
+                <w:bCs/>
+                <w:sz w:val="18"/>
+                <w:szCs w:val="18"/>
+              </w:rPr>
+              <w:t xml:space="preserve">손 정지 → picar</w:t>
+            </w:r>
+          </w:p>
+        </w:tc>
+        <w:tc>
+          <w:tcPr>
+            <w:tcW w:type="dxa" w:w="1670"/>
+            <w:tcBorders>
+              <w:top w:val="single" w:color="C3C2B7" w:sz="4"/>
+              <w:left w:val="single" w:color="C3C2B7" w:sz="4"/>
+              <w:bottom w:val="single" w:color="C3C2B7" w:sz="4"/>
+              <w:right w:val="single" w:color="C3C2B7" w:sz="4"/>
+            </w:tcBorders>
+            <w:shd w:fill="F2F1EE" w:color="auto" w:val="clear"/>
+            <w:tcMar>
+              <w:top w:type="dxa" w:w="50"/>
+              <w:left w:type="dxa" w:w="90"/>
+              <w:bottom w:type="dxa" w:w="50"/>
+              <w:right w:type="dxa" w:w="90"/>
+            </w:tcMar>
+            <w:vAlign w:val="center"/>
+          </w:tcPr>
+          <w:p>
+            <w:pPr>
+              <w:spacing w:after="0" w:line="260"/>
+              <w:jc w:val="right"/>
+            </w:pPr>
+            <w:r>
+              <w:rPr>
+                <w:b/>
+                <w:bCs/>
+                <w:sz w:val="18"/>
+                <w:szCs w:val="18"/>
+              </w:rPr>
+              <w:t xml:space="preserve">손 정지 → LED</w:t>
+            </w:r>
+          </w:p>
+        </w:tc>
+        <w:tc>
+          <w:tcPr>
+            <w:tcW w:type="dxa" w:w="1927"/>
+            <w:tcBorders>
+              <w:top w:val="single" w:color="C3C2B7" w:sz="4"/>
+              <w:left w:val="single" w:color="C3C2B7" w:sz="4"/>
+              <w:bottom w:val="single" w:color="C3C2B7" w:sz="4"/>
+              <w:right w:val="single" w:color="C3C2B7" w:sz="4"/>
+            </w:tcBorders>
+            <w:shd w:fill="F2F1EE" w:color="auto" w:val="clear"/>
+            <w:tcMar>
+              <w:top w:type="dxa" w:w="50"/>
+              <w:left w:type="dxa" w:w="90"/>
+              <w:bottom w:type="dxa" w:w="50"/>
+              <w:right w:type="dxa" w:w="90"/>
+            </w:tcMar>
+            <w:vAlign w:val="center"/>
+          </w:tcPr>
+          <w:p>
+            <w:pPr>
+              <w:spacing w:after="0" w:line="260"/>
+              <w:jc w:val="right"/>
+            </w:pPr>
+            <w:r>
+              <w:rPr>
+                <w:b/>
+                <w:bCs/>
+                <w:sz w:val="18"/>
+                <w:szCs w:val="18"/>
+              </w:rPr>
+              <w:t xml:space="preserve">반응 시작(늦은 쪽)</w:t>
+            </w:r>
+          </w:p>
+        </w:tc>
+        <w:tc>
+          <w:tcPr>
+            <w:tcW w:type="dxa" w:w="2444"/>
+            <w:tcBorders>
+              <w:top w:val="single" w:color="C3C2B7" w:sz="4"/>
+              <w:left w:val="single" w:color="C3C2B7" w:sz="4"/>
+              <w:bottom w:val="single" w:color="C3C2B7" w:sz="4"/>
+              <w:right w:val="single" w:color="C3C2B7" w:sz="4"/>
+            </w:tcBorders>
+            <w:shd w:fill="F2F1EE" w:color="auto" w:val="clear"/>
+            <w:tcMar>
+              <w:top w:type="dxa" w:w="50"/>
+              <w:left w:type="dxa" w:w="90"/>
+              <w:bottom w:type="dxa" w:w="50"/>
+              <w:right w:type="dxa" w:w="90"/>
+            </w:tcMar>
+            <w:vAlign w:val="center"/>
+          </w:tcPr>
+          <w:p>
+            <w:pPr>
+              <w:spacing w:after="0" w:line="260"/>
+              <w:jc w:val="right"/>
+            </w:pPr>
+            <w:r>
+              <w:rPr>
+                <w:b/>
+                <w:bCs/>
+                <w:sz w:val="18"/>
+                <w:szCs w:val="18"/>
+              </w:rPr>
+              <w:t xml:space="preserve">손 정지 → 판정 확정(추정)</w:t>
+            </w:r>
+          </w:p>
+        </w:tc>
+      </w:tr>
+      <w:tr>
+        <w:trPr>
+          <w:cantSplit/>
+          <w:tblHeader w:val="off"/>
+        </w:trPr>
+        <w:tc>
+          <w:tcPr>
+            <w:tcW w:type="dxa" w:w="1927"/>
+            <w:tcBorders>
+              <w:top w:val="single" w:color="C3C2B7" w:sz="4"/>
+              <w:left w:val="single" w:color="C3C2B7" w:sz="4"/>
+              <w:bottom w:val="single" w:color="C3C2B7" w:sz="4"/>
+              <w:right w:val="single" w:color="C3C2B7" w:sz="4"/>
+            </w:tcBorders>
+            <w:tcMar>
+              <w:top w:type="dxa" w:w="50"/>
+              <w:left w:type="dxa" w:w="90"/>
+              <w:bottom w:type="dxa" w:w="50"/>
+              <w:right w:type="dxa" w:w="90"/>
+            </w:tcMar>
+            <w:vAlign w:val="center"/>
+          </w:tcPr>
+          <w:p>
+            <w:pPr>
+              <w:spacing w:after="0" w:line="260"/>
+              <w:jc w:val="left"/>
+            </w:pPr>
+            <w:r>
+              <w:rPr>
+                <w:sz w:val="18"/>
+                <w:szCs w:val="18"/>
+              </w:rPr>
+              <w:t xml:space="preserve">정지</w:t>
+            </w:r>
+          </w:p>
+        </w:tc>
+        <w:tc>
+          <w:tcPr>
+            <w:tcW w:type="dxa" w:w="1670"/>
+            <w:tcBorders>
+              <w:top w:val="single" w:color="C3C2B7" w:sz="4"/>
+              <w:left w:val="single" w:color="C3C2B7" w:sz="4"/>
+              <w:bottom w:val="single" w:color="C3C2B7" w:sz="4"/>
+              <w:right w:val="single" w:color="C3C2B7" w:sz="4"/>
+            </w:tcBorders>
+            <w:tcMar>
+              <w:top w:type="dxa" w:w="50"/>
+              <w:left w:type="dxa" w:w="90"/>
+              <w:bottom w:type="dxa" w:w="50"/>
+              <w:right w:type="dxa" w:w="90"/>
+            </w:tcMar>
+            <w:vAlign w:val="center"/>
+          </w:tcPr>
+          <w:p>
+            <w:pPr>
+              <w:spacing w:after="0" w:line="260"/>
+              <w:jc w:val="right"/>
+            </w:pPr>
+            <w:r>
+              <w:rPr>
+                <w:sz w:val="18"/>
+                <w:szCs w:val="18"/>
+              </w:rPr>
+              <w:t xml:space="preserve">58</w:t>
+            </w:r>
+          </w:p>
+        </w:tc>
+        <w:tc>
+          <w:tcPr>
+            <w:tcW w:type="dxa" w:w="1670"/>
+            <w:tcBorders>
+              <w:top w:val="single" w:color="C3C2B7" w:sz="4"/>
+              <w:left w:val="single" w:color="C3C2B7" w:sz="4"/>
+              <w:bottom w:val="single" w:color="C3C2B7" w:sz="4"/>
+              <w:right w:val="single" w:color="C3C2B7" w:sz="4"/>
+            </w:tcBorders>
+            <w:tcMar>
+              <w:top w:type="dxa" w:w="50"/>
+              <w:left w:type="dxa" w:w="90"/>
+              <w:bottom w:type="dxa" w:w="50"/>
+              <w:right w:type="dxa" w:w="90"/>
+            </w:tcMar>
+            <w:vAlign w:val="center"/>
+          </w:tcPr>
+          <w:p>
+            <w:pPr>
+              <w:spacing w:after="0" w:line="260"/>
+              <w:jc w:val="right"/>
+            </w:pPr>
+            <w:r>
+              <w:rPr>
+                <w:sz w:val="18"/>
+                <w:szCs w:val="18"/>
+              </w:rPr>
+              <w:t xml:space="preserve">142</w:t>
+            </w:r>
+          </w:p>
+        </w:tc>
+        <w:tc>
+          <w:tcPr>
+            <w:tcW w:type="dxa" w:w="1927"/>
+            <w:tcBorders>
+              <w:top w:val="single" w:color="C3C2B7" w:sz="4"/>
+              <w:left w:val="single" w:color="C3C2B7" w:sz="4"/>
+              <w:bottom w:val="single" w:color="C3C2B7" w:sz="4"/>
+              <w:right w:val="single" w:color="C3C2B7" w:sz="4"/>
+            </w:tcBorders>
+            <w:tcMar>
+              <w:top w:type="dxa" w:w="50"/>
+              <w:left w:type="dxa" w:w="90"/>
+              <w:bottom w:type="dxa" w:w="50"/>
+              <w:right w:type="dxa" w:w="90"/>
+            </w:tcMar>
+            <w:vAlign w:val="center"/>
+          </w:tcPr>
+          <w:p>
+            <w:pPr>
+              <w:spacing w:after="0" w:line="260"/>
+              <w:jc w:val="right"/>
+            </w:pPr>
+            <w:r>
+              <w:rPr>
+                <w:b/>
+                <w:bCs/>
+                <w:sz w:val="18"/>
+                <w:szCs w:val="18"/>
+              </w:rPr>
+              <w:t xml:space="preserve">142</w:t>
+            </w:r>
+          </w:p>
+        </w:tc>
+        <w:tc>
+          <w:tcPr>
+            <w:tcW w:type="dxa" w:w="2444"/>
+            <w:tcBorders>
+              <w:top w:val="single" w:color="C3C2B7" w:sz="4"/>
+              <w:left w:val="single" w:color="C3C2B7" w:sz="4"/>
+              <w:bottom w:val="single" w:color="C3C2B7" w:sz="4"/>
+              <w:right w:val="single" w:color="C3C2B7" w:sz="4"/>
+            </w:tcBorders>
+            <w:tcMar>
+              <w:top w:type="dxa" w:w="50"/>
+              <w:left w:type="dxa" w:w="90"/>
+              <w:bottom w:type="dxa" w:w="50"/>
+              <w:right w:type="dxa" w:w="90"/>
+            </w:tcMar>
+            <w:vAlign w:val="center"/>
+          </w:tcPr>
+          <w:p>
+            <w:pPr>
+              <w:spacing w:after="0" w:line="260"/>
+              <w:jc w:val="right"/>
+            </w:pPr>
+            <w:r>
+              <w:rPr>
+                <w:sz w:val="18"/>
+                <w:szCs w:val="18"/>
+              </w:rPr>
+              <w:t xml:space="preserve">-98</w:t>
+            </w:r>
+          </w:p>
+        </w:tc>
+      </w:tr>
+      <w:tr>
+        <w:trPr>
+          <w:cantSplit/>
+          <w:tblHeader w:val="off"/>
+        </w:trPr>
+        <w:tc>
+          <w:tcPr>
+            <w:tcW w:type="dxa" w:w="1927"/>
+            <w:tcBorders>
+              <w:top w:val="single" w:color="C3C2B7" w:sz="4"/>
+              <w:left w:val="single" w:color="C3C2B7" w:sz="4"/>
+              <w:bottom w:val="single" w:color="C3C2B7" w:sz="4"/>
+              <w:right w:val="single" w:color="C3C2B7" w:sz="4"/>
+            </w:tcBorders>
+            <w:tcMar>
+              <w:top w:type="dxa" w:w="50"/>
+              <w:left w:type="dxa" w:w="90"/>
+              <w:bottom w:type="dxa" w:w="50"/>
+              <w:right w:type="dxa" w:w="90"/>
+            </w:tcMar>
+            <w:vAlign w:val="center"/>
+          </w:tcPr>
+          <w:p>
+            <w:pPr>
+              <w:spacing w:after="0" w:line="260"/>
+              <w:jc w:val="left"/>
+            </w:pPr>
+            <w:r>
+              <w:rPr>
+                <w:sz w:val="18"/>
+                <w:szCs w:val="18"/>
+              </w:rPr>
+              <w:t xml:space="preserve">서행</w:t>
+            </w:r>
+          </w:p>
+        </w:tc>
+        <w:tc>
+          <w:tcPr>
+            <w:tcW w:type="dxa" w:w="1670"/>
+            <w:tcBorders>
+              <w:top w:val="single" w:color="C3C2B7" w:sz="4"/>
+              <w:left w:val="single" w:color="C3C2B7" w:sz="4"/>
+              <w:bottom w:val="single" w:color="C3C2B7" w:sz="4"/>
+              <w:right w:val="single" w:color="C3C2B7" w:sz="4"/>
+            </w:tcBorders>
+            <w:tcMar>
+              <w:top w:type="dxa" w:w="50"/>
+              <w:left w:type="dxa" w:w="90"/>
+              <w:bottom w:type="dxa" w:w="50"/>
+              <w:right w:type="dxa" w:w="90"/>
+            </w:tcMar>
+            <w:vAlign w:val="center"/>
+          </w:tcPr>
+          <w:p>
+            <w:pPr>
+              <w:spacing w:after="0" w:line="260"/>
+              <w:jc w:val="right"/>
+            </w:pPr>
+            <w:r>
+              <w:rPr>
+                <w:sz w:val="18"/>
+                <w:szCs w:val="18"/>
+              </w:rPr>
+              <w:t xml:space="preserve">67</w:t>
+            </w:r>
+          </w:p>
+        </w:tc>
+        <w:tc>
+          <w:tcPr>
+            <w:tcW w:type="dxa" w:w="1670"/>
+            <w:tcBorders>
+              <w:top w:val="single" w:color="C3C2B7" w:sz="4"/>
+              <w:left w:val="single" w:color="C3C2B7" w:sz="4"/>
+              <w:bottom w:val="single" w:color="C3C2B7" w:sz="4"/>
+              <w:right w:val="single" w:color="C3C2B7" w:sz="4"/>
+            </w:tcBorders>
+            <w:tcMar>
+              <w:top w:type="dxa" w:w="50"/>
+              <w:left w:type="dxa" w:w="90"/>
+              <w:bottom w:type="dxa" w:w="50"/>
+              <w:right w:type="dxa" w:w="90"/>
+            </w:tcMar>
+            <w:vAlign w:val="center"/>
+          </w:tcPr>
+          <w:p>
+            <w:pPr>
+              <w:spacing w:after="0" w:line="260"/>
+              <w:jc w:val="right"/>
+            </w:pPr>
+            <w:r>
+              <w:rPr>
+                <w:sz w:val="18"/>
+                <w:szCs w:val="18"/>
+              </w:rPr>
+              <w:t xml:space="preserve">150</w:t>
+            </w:r>
+          </w:p>
+        </w:tc>
+        <w:tc>
+          <w:tcPr>
+            <w:tcW w:type="dxa" w:w="1927"/>
+            <w:tcBorders>
+              <w:top w:val="single" w:color="C3C2B7" w:sz="4"/>
+              <w:left w:val="single" w:color="C3C2B7" w:sz="4"/>
+              <w:bottom w:val="single" w:color="C3C2B7" w:sz="4"/>
+              <w:right w:val="single" w:color="C3C2B7" w:sz="4"/>
+            </w:tcBorders>
+            <w:tcMar>
+              <w:top w:type="dxa" w:w="50"/>
+              <w:left w:type="dxa" w:w="90"/>
+              <w:bottom w:type="dxa" w:w="50"/>
+              <w:right w:type="dxa" w:w="90"/>
+            </w:tcMar>
+            <w:vAlign w:val="center"/>
+          </w:tcPr>
+          <w:p>
+            <w:pPr>
+              <w:spacing w:after="0" w:line="260"/>
+              <w:jc w:val="right"/>
+            </w:pPr>
+            <w:r>
+              <w:rPr>
+                <w:b/>
+                <w:bCs/>
+                <w:sz w:val="18"/>
+                <w:szCs w:val="18"/>
+              </w:rPr>
+              <w:t xml:space="preserve">150</w:t>
+            </w:r>
+          </w:p>
+        </w:tc>
+        <w:tc>
+          <w:tcPr>
+            <w:tcW w:type="dxa" w:w="2444"/>
+            <w:tcBorders>
+              <w:top w:val="single" w:color="C3C2B7" w:sz="4"/>
+              <w:left w:val="single" w:color="C3C2B7" w:sz="4"/>
+              <w:bottom w:val="single" w:color="C3C2B7" w:sz="4"/>
+              <w:right w:val="single" w:color="C3C2B7" w:sz="4"/>
+            </w:tcBorders>
+            <w:tcMar>
+              <w:top w:type="dxa" w:w="50"/>
+              <w:left w:type="dxa" w:w="90"/>
+              <w:bottom w:type="dxa" w:w="50"/>
+              <w:right w:type="dxa" w:w="90"/>
+            </w:tcMar>
+            <w:vAlign w:val="center"/>
+          </w:tcPr>
+          <w:p>
+            <w:pPr>
+              <w:spacing w:after="0" w:line="260"/>
+              <w:jc w:val="right"/>
+            </w:pPr>
+            <w:r>
+              <w:rPr>
+                <w:sz w:val="18"/>
+                <w:szCs w:val="18"/>
+              </w:rPr>
+              <w:t xml:space="preserve">70</w:t>
+            </w:r>
+          </w:p>
+        </w:tc>
+      </w:tr>
+      <w:tr>
+        <w:trPr>
+          <w:cantSplit/>
+          <w:tblHeader w:val="off"/>
+        </w:trPr>
+        <w:tc>
+          <w:tcPr>
+            <w:tcW w:type="dxa" w:w="1927"/>
+            <w:tcBorders>
+              <w:top w:val="single" w:color="C3C2B7" w:sz="4"/>
+              <w:left w:val="single" w:color="C3C2B7" w:sz="4"/>
+              <w:bottom w:val="single" w:color="C3C2B7" w:sz="4"/>
+              <w:right w:val="single" w:color="C3C2B7" w:sz="4"/>
+            </w:tcBorders>
+            <w:tcMar>
+              <w:top w:type="dxa" w:w="50"/>
+              <w:left w:type="dxa" w:w="90"/>
+              <w:bottom w:type="dxa" w:w="50"/>
+              <w:right w:type="dxa" w:w="90"/>
+            </w:tcMar>
+            <w:vAlign w:val="center"/>
+          </w:tcPr>
+          <w:p>
+            <w:pPr>
+              <w:spacing w:after="0" w:line="260"/>
+              <w:jc w:val="left"/>
+            </w:pPr>
+            <w:r>
+              <w:rPr>
+                <w:sz w:val="18"/>
+                <w:szCs w:val="18"/>
+              </w:rPr>
+              <w:t xml:space="preserve">좌회전_유도</w:t>
+            </w:r>
+          </w:p>
+        </w:tc>
+        <w:tc>
+          <w:tcPr>
+            <w:tcW w:type="dxa" w:w="1670"/>
+            <w:tcBorders>
+              <w:top w:val="single" w:color="C3C2B7" w:sz="4"/>
+              <w:left w:val="single" w:color="C3C2B7" w:sz="4"/>
+              <w:bottom w:val="single" w:color="C3C2B7" w:sz="4"/>
+              <w:right w:val="single" w:color="C3C2B7" w:sz="4"/>
+            </w:tcBorders>
+            <w:tcMar>
+              <w:top w:type="dxa" w:w="50"/>
+              <w:left w:type="dxa" w:w="90"/>
+              <w:bottom w:type="dxa" w:w="50"/>
+              <w:right w:type="dxa" w:w="90"/>
+            </w:tcMar>
+            <w:vAlign w:val="center"/>
+          </w:tcPr>
+          <w:p>
+            <w:pPr>
+              <w:spacing w:after="0" w:line="260"/>
+              <w:jc w:val="right"/>
+            </w:pPr>
+            <w:r>
+              <w:rPr>
+                <w:sz w:val="18"/>
+                <w:szCs w:val="18"/>
+              </w:rPr>
+              <w:t xml:space="preserve">75</w:t>
+            </w:r>
+          </w:p>
+        </w:tc>
+        <w:tc>
+          <w:tcPr>
+            <w:tcW w:type="dxa" w:w="1670"/>
+            <w:tcBorders>
+              <w:top w:val="single" w:color="C3C2B7" w:sz="4"/>
+              <w:left w:val="single" w:color="C3C2B7" w:sz="4"/>
+              <w:bottom w:val="single" w:color="C3C2B7" w:sz="4"/>
+              <w:right w:val="single" w:color="C3C2B7" w:sz="4"/>
+            </w:tcBorders>
+            <w:tcMar>
+              <w:top w:type="dxa" w:w="50"/>
+              <w:left w:type="dxa" w:w="90"/>
+              <w:bottom w:type="dxa" w:w="50"/>
+              <w:right w:type="dxa" w:w="90"/>
+            </w:tcMar>
+            <w:vAlign w:val="center"/>
+          </w:tcPr>
+          <w:p>
+            <w:pPr>
+              <w:spacing w:after="0" w:line="260"/>
+              <w:jc w:val="right"/>
+            </w:pPr>
+            <w:r>
+              <w:rPr>
+                <w:sz w:val="18"/>
+                <w:szCs w:val="18"/>
+              </w:rPr>
+              <w:t xml:space="preserve">142</w:t>
+            </w:r>
+          </w:p>
+        </w:tc>
+        <w:tc>
+          <w:tcPr>
+            <w:tcW w:type="dxa" w:w="1927"/>
+            <w:tcBorders>
+              <w:top w:val="single" w:color="C3C2B7" w:sz="4"/>
+              <w:left w:val="single" w:color="C3C2B7" w:sz="4"/>
+              <w:bottom w:val="single" w:color="C3C2B7" w:sz="4"/>
+              <w:right w:val="single" w:color="C3C2B7" w:sz="4"/>
+            </w:tcBorders>
+            <w:tcMar>
+              <w:top w:type="dxa" w:w="50"/>
+              <w:left w:type="dxa" w:w="90"/>
+              <w:bottom w:type="dxa" w:w="50"/>
+              <w:right w:type="dxa" w:w="90"/>
+            </w:tcMar>
+            <w:vAlign w:val="center"/>
+          </w:tcPr>
+          <w:p>
+            <w:pPr>
+              <w:spacing w:after="0" w:line="260"/>
+              <w:jc w:val="right"/>
+            </w:pPr>
+            <w:r>
+              <w:rPr>
+                <w:b/>
+                <w:bCs/>
+                <w:sz w:val="18"/>
+                <w:szCs w:val="18"/>
+              </w:rPr>
+              <w:t xml:space="preserve">142</w:t>
+            </w:r>
+          </w:p>
+        </w:tc>
+        <w:tc>
+          <w:tcPr>
+            <w:tcW w:type="dxa" w:w="2444"/>
+            <w:tcBorders>
+              <w:top w:val="single" w:color="C3C2B7" w:sz="4"/>
+              <w:left w:val="single" w:color="C3C2B7" w:sz="4"/>
+              <w:bottom w:val="single" w:color="C3C2B7" w:sz="4"/>
+              <w:right w:val="single" w:color="C3C2B7" w:sz="4"/>
+            </w:tcBorders>
+            <w:tcMar>
+              <w:top w:type="dxa" w:w="50"/>
+              <w:left w:type="dxa" w:w="90"/>
+              <w:bottom w:type="dxa" w:w="50"/>
+              <w:right w:type="dxa" w:w="90"/>
+            </w:tcMar>
+            <w:vAlign w:val="center"/>
+          </w:tcPr>
+          <w:p>
+            <w:pPr>
+              <w:spacing w:after="0" w:line="260"/>
+              <w:jc w:val="right"/>
+            </w:pPr>
+            <w:r>
+              <w:rPr>
+                <w:sz w:val="18"/>
+                <w:szCs w:val="18"/>
+              </w:rPr>
+              <w:t xml:space="preserve">72</w:t>
+            </w:r>
+          </w:p>
+        </w:tc>
+      </w:tr>
+      <w:tr>
+        <w:trPr>
+          <w:cantSplit/>
+          <w:tblHeader w:val="off"/>
+        </w:trPr>
+        <w:tc>
+          <w:tcPr>
+            <w:tcW w:type="dxa" w:w="1927"/>
+            <w:tcBorders>
+              <w:top w:val="single" w:color="C3C2B7" w:sz="4"/>
+              <w:left w:val="single" w:color="C3C2B7" w:sz="4"/>
+              <w:bottom w:val="single" w:color="C3C2B7" w:sz="4"/>
+              <w:right w:val="single" w:color="C3C2B7" w:sz="4"/>
+            </w:tcBorders>
+            <w:tcMar>
+              <w:top w:type="dxa" w:w="50"/>
+              <w:left w:type="dxa" w:w="90"/>
+              <w:bottom w:type="dxa" w:w="50"/>
+              <w:right w:type="dxa" w:w="90"/>
+            </w:tcMar>
+            <w:vAlign w:val="center"/>
+          </w:tcPr>
+          <w:p>
+            <w:pPr>
+              <w:spacing w:after="0" w:line="260"/>
+              <w:jc w:val="left"/>
+            </w:pPr>
+            <w:r>
+              <w:rPr>
+                <w:sz w:val="18"/>
+                <w:szCs w:val="18"/>
+              </w:rPr>
+              <w:t xml:space="preserve">우회전_유도</w:t>
+            </w:r>
+          </w:p>
+        </w:tc>
+        <w:tc>
+          <w:tcPr>
+            <w:tcW w:type="dxa" w:w="1670"/>
+            <w:tcBorders>
+              <w:top w:val="single" w:color="C3C2B7" w:sz="4"/>
+              <w:left w:val="single" w:color="C3C2B7" w:sz="4"/>
+              <w:bottom w:val="single" w:color="C3C2B7" w:sz="4"/>
+              <w:right w:val="single" w:color="C3C2B7" w:sz="4"/>
+            </w:tcBorders>
+            <w:tcMar>
+              <w:top w:type="dxa" w:w="50"/>
+              <w:left w:type="dxa" w:w="90"/>
+              <w:bottom w:type="dxa" w:w="50"/>
+              <w:right w:type="dxa" w:w="90"/>
+            </w:tcMar>
+            <w:vAlign w:val="center"/>
+          </w:tcPr>
+          <w:p>
+            <w:pPr>
+              <w:spacing w:after="0" w:line="260"/>
+              <w:jc w:val="right"/>
+            </w:pPr>
+            <w:r>
+              <w:rPr>
+                <w:sz w:val="18"/>
+                <w:szCs w:val="18"/>
+              </w:rPr>
+              <w:t xml:space="preserve">79</w:t>
+            </w:r>
+          </w:p>
+        </w:tc>
+        <w:tc>
+          <w:tcPr>
+            <w:tcW w:type="dxa" w:w="1670"/>
+            <w:tcBorders>
+              <w:top w:val="single" w:color="C3C2B7" w:sz="4"/>
+              <w:left w:val="single" w:color="C3C2B7" w:sz="4"/>
+              <w:bottom w:val="single" w:color="C3C2B7" w:sz="4"/>
+              <w:right w:val="single" w:color="C3C2B7" w:sz="4"/>
+            </w:tcBorders>
+            <w:tcMar>
+              <w:top w:type="dxa" w:w="50"/>
+              <w:left w:type="dxa" w:w="90"/>
+              <w:bottom w:type="dxa" w:w="50"/>
+              <w:right w:type="dxa" w:w="90"/>
+            </w:tcMar>
+            <w:vAlign w:val="center"/>
+          </w:tcPr>
+          <w:p>
+            <w:pPr>
+              <w:spacing w:after="0" w:line="260"/>
+              <w:jc w:val="right"/>
+            </w:pPr>
+            <w:r>
+              <w:rPr>
+                <w:sz w:val="18"/>
+                <w:szCs w:val="18"/>
+              </w:rPr>
+              <w:t xml:space="preserve">142</w:t>
+            </w:r>
+          </w:p>
+        </w:tc>
+        <w:tc>
+          <w:tcPr>
+            <w:tcW w:type="dxa" w:w="1927"/>
+            <w:tcBorders>
+              <w:top w:val="single" w:color="C3C2B7" w:sz="4"/>
+              <w:left w:val="single" w:color="C3C2B7" w:sz="4"/>
+              <w:bottom w:val="single" w:color="C3C2B7" w:sz="4"/>
+              <w:right w:val="single" w:color="C3C2B7" w:sz="4"/>
+            </w:tcBorders>
+            <w:tcMar>
+              <w:top w:type="dxa" w:w="50"/>
+              <w:left w:type="dxa" w:w="90"/>
+              <w:bottom w:type="dxa" w:w="50"/>
+              <w:right w:type="dxa" w:w="90"/>
+            </w:tcMar>
+            <w:vAlign w:val="center"/>
+          </w:tcPr>
+          <w:p>
+            <w:pPr>
+              <w:spacing w:after="0" w:line="260"/>
+              <w:jc w:val="right"/>
+            </w:pPr>
+            <w:r>
+              <w:rPr>
+                <w:b/>
+                <w:bCs/>
+                <w:sz w:val="18"/>
+                <w:szCs w:val="18"/>
+              </w:rPr>
+              <w:t xml:space="preserve">142</w:t>
+            </w:r>
+          </w:p>
+        </w:tc>
+        <w:tc>
+          <w:tcPr>
+            <w:tcW w:type="dxa" w:w="2444"/>
+            <w:tcBorders>
+              <w:top w:val="single" w:color="C3C2B7" w:sz="4"/>
+              <w:left w:val="single" w:color="C3C2B7" w:sz="4"/>
+              <w:bottom w:val="single" w:color="C3C2B7" w:sz="4"/>
+              <w:right w:val="single" w:color="C3C2B7" w:sz="4"/>
+            </w:tcBorders>
+            <w:tcMar>
+              <w:top w:type="dxa" w:w="50"/>
+              <w:left w:type="dxa" w:w="90"/>
+              <w:bottom w:type="dxa" w:w="50"/>
+              <w:right w:type="dxa" w:w="90"/>
+            </w:tcMar>
+            <w:vAlign w:val="center"/>
+          </w:tcPr>
+          <w:p>
+            <w:pPr>
+              <w:spacing w:after="0" w:line="260"/>
+              <w:jc w:val="right"/>
+            </w:pPr>
+            <w:r>
+              <w:rPr>
+                <w:sz w:val="18"/>
+                <w:szCs w:val="18"/>
+              </w:rPr>
+              <w:t xml:space="preserve">69</w:t>
+            </w:r>
+          </w:p>
+        </w:tc>
+      </w:tr>
+      <w:tr>
+        <w:trPr>
+          <w:cantSplit/>
+          <w:tblHeader w:val="off"/>
+        </w:trPr>
+        <w:tc>
+          <w:tcPr>
+            <w:tcW w:type="dxa" w:w="1927"/>
+            <w:tcBorders>
+              <w:top w:val="single" w:color="C3C2B7" w:sz="4"/>
+              <w:left w:val="single" w:color="C3C2B7" w:sz="4"/>
+              <w:bottom w:val="single" w:color="C3C2B7" w:sz="4"/>
+              <w:right w:val="single" w:color="C3C2B7" w:sz="4"/>
+            </w:tcBorders>
+            <w:tcMar>
+              <w:top w:type="dxa" w:w="50"/>
+              <w:left w:type="dxa" w:w="90"/>
+              <w:bottom w:type="dxa" w:w="50"/>
+              <w:right w:type="dxa" w:w="90"/>
+            </w:tcMar>
+            <w:vAlign w:val="center"/>
+          </w:tcPr>
+          <w:p>
+            <w:pPr>
+              <w:spacing w:after="0" w:line="260"/>
+              <w:jc w:val="left"/>
+            </w:pPr>
+            <w:r>
+              <w:rPr>
+                <w:sz w:val="18"/>
+                <w:szCs w:val="18"/>
+              </w:rPr>
+              <w:t xml:space="preserve">확인_완료</w:t>
+            </w:r>
+          </w:p>
+        </w:tc>
+        <w:tc>
+          <w:tcPr>
+            <w:tcW w:type="dxa" w:w="1670"/>
+            <w:tcBorders>
+              <w:top w:val="single" w:color="C3C2B7" w:sz="4"/>
+              <w:left w:val="single" w:color="C3C2B7" w:sz="4"/>
+              <w:bottom w:val="single" w:color="C3C2B7" w:sz="4"/>
+              <w:right w:val="single" w:color="C3C2B7" w:sz="4"/>
+            </w:tcBorders>
+            <w:tcMar>
+              <w:top w:type="dxa" w:w="50"/>
+              <w:left w:type="dxa" w:w="90"/>
+              <w:bottom w:type="dxa" w:w="50"/>
+              <w:right w:type="dxa" w:w="90"/>
+            </w:tcMar>
+            <w:vAlign w:val="center"/>
+          </w:tcPr>
+          <w:p>
+            <w:pPr>
+              <w:spacing w:after="0" w:line="260"/>
+              <w:jc w:val="right"/>
+            </w:pPr>
+            <w:r>
+              <w:rPr>
+                <w:sz w:val="18"/>
+                <w:szCs w:val="18"/>
+              </w:rPr>
+              <w:t xml:space="preserve">71</w:t>
+            </w:r>
+          </w:p>
+        </w:tc>
+        <w:tc>
+          <w:tcPr>
+            <w:tcW w:type="dxa" w:w="1670"/>
+            <w:tcBorders>
+              <w:top w:val="single" w:color="C3C2B7" w:sz="4"/>
+              <w:left w:val="single" w:color="C3C2B7" w:sz="4"/>
+              <w:bottom w:val="single" w:color="C3C2B7" w:sz="4"/>
+              <w:right w:val="single" w:color="C3C2B7" w:sz="4"/>
+            </w:tcBorders>
+            <w:tcMar>
+              <w:top w:type="dxa" w:w="50"/>
+              <w:left w:type="dxa" w:w="90"/>
+              <w:bottom w:type="dxa" w:w="50"/>
+              <w:right w:type="dxa" w:w="90"/>
+            </w:tcMar>
+            <w:vAlign w:val="center"/>
+          </w:tcPr>
+          <w:p>
+            <w:pPr>
+              <w:spacing w:after="0" w:line="260"/>
+              <w:jc w:val="right"/>
+            </w:pPr>
+            <w:r>
+              <w:rPr>
+                <w:sz w:val="18"/>
+                <w:szCs w:val="18"/>
+              </w:rPr>
+              <w:t xml:space="preserve">138</w:t>
+            </w:r>
+          </w:p>
+        </w:tc>
+        <w:tc>
+          <w:tcPr>
+            <w:tcW w:type="dxa" w:w="1927"/>
+            <w:tcBorders>
+              <w:top w:val="single" w:color="C3C2B7" w:sz="4"/>
+              <w:left w:val="single" w:color="C3C2B7" w:sz="4"/>
+              <w:bottom w:val="single" w:color="C3C2B7" w:sz="4"/>
+              <w:right w:val="single" w:color="C3C2B7" w:sz="4"/>
+            </w:tcBorders>
+            <w:tcMar>
+              <w:top w:type="dxa" w:w="50"/>
+              <w:left w:type="dxa" w:w="90"/>
+              <w:bottom w:type="dxa" w:w="50"/>
+              <w:right w:type="dxa" w:w="90"/>
+            </w:tcMar>
+            <w:vAlign w:val="center"/>
+          </w:tcPr>
+          <w:p>
+            <w:pPr>
+              <w:spacing w:after="0" w:line="260"/>
+              <w:jc w:val="right"/>
+            </w:pPr>
+            <w:r>
+              <w:rPr>
+                <w:b/>
+                <w:bCs/>
+                <w:sz w:val="18"/>
+                <w:szCs w:val="18"/>
+              </w:rPr>
+              <w:t xml:space="preserve">138</w:t>
+            </w:r>
+          </w:p>
+        </w:tc>
+        <w:tc>
+          <w:tcPr>
+            <w:tcW w:type="dxa" w:w="2444"/>
+            <w:tcBorders>
+              <w:top w:val="single" w:color="C3C2B7" w:sz="4"/>
+              <w:left w:val="single" w:color="C3C2B7" w:sz="4"/>
+              <w:bottom w:val="single" w:color="C3C2B7" w:sz="4"/>
+              <w:right w:val="single" w:color="C3C2B7" w:sz="4"/>
+            </w:tcBorders>
+            <w:tcMar>
+              <w:top w:type="dxa" w:w="50"/>
+              <w:left w:type="dxa" w:w="90"/>
+              <w:bottom w:type="dxa" w:w="50"/>
+              <w:right w:type="dxa" w:w="90"/>
+            </w:tcMar>
+            <w:vAlign w:val="center"/>
+          </w:tcPr>
+          <w:p>
+            <w:pPr>
+              <w:spacing w:after="0" w:line="260"/>
+              <w:jc w:val="right"/>
+            </w:pPr>
+            <w:r>
+              <w:rPr>
+                <w:sz w:val="18"/>
+                <w:szCs w:val="18"/>
+              </w:rPr>
+              <w:t xml:space="preserve">62</w:t>
+            </w:r>
+          </w:p>
+        </w:tc>
+      </w:tr>
+      <w:tr>
+        <w:trPr>
+          <w:cantSplit/>
+          <w:tblHeader w:val="off"/>
+        </w:trPr>
+        <w:tc>
+          <w:tcPr>
+            <w:tcW w:type="dxa" w:w="1927"/>
+            <w:tcBorders>
+              <w:top w:val="single" w:color="C3C2B7" w:sz="4"/>
+              <w:left w:val="single" w:color="C3C2B7" w:sz="4"/>
+              <w:bottom w:val="single" w:color="C3C2B7" w:sz="4"/>
+              <w:right w:val="single" w:color="C3C2B7" w:sz="4"/>
+            </w:tcBorders>
+            <w:tcMar>
+              <w:top w:type="dxa" w:w="50"/>
+              <w:left w:type="dxa" w:w="90"/>
+              <w:bottom w:type="dxa" w:w="50"/>
+              <w:right w:type="dxa" w:w="90"/>
+            </w:tcMar>
+            <w:vAlign w:val="center"/>
+          </w:tcPr>
+          <w:p>
+            <w:pPr>
+              <w:spacing w:after="0" w:line="260"/>
+              <w:jc w:val="left"/>
+            </w:pPr>
+            <w:r>
+              <w:rPr>
+                <w:sz w:val="18"/>
+                <w:szCs w:val="18"/>
+              </w:rPr>
+              <w:t xml:space="preserve">후진</w:t>
+            </w:r>
+          </w:p>
+        </w:tc>
+        <w:tc>
+          <w:tcPr>
+            <w:tcW w:type="dxa" w:w="1670"/>
+            <w:tcBorders>
+              <w:top w:val="single" w:color="C3C2B7" w:sz="4"/>
+              <w:left w:val="single" w:color="C3C2B7" w:sz="4"/>
+              <w:bottom w:val="single" w:color="C3C2B7" w:sz="4"/>
+              <w:right w:val="single" w:color="C3C2B7" w:sz="4"/>
+            </w:tcBorders>
+            <w:tcMar>
+              <w:top w:type="dxa" w:w="50"/>
+              <w:left w:type="dxa" w:w="90"/>
+              <w:bottom w:type="dxa" w:w="50"/>
+              <w:right w:type="dxa" w:w="90"/>
+            </w:tcMar>
+            <w:vAlign w:val="center"/>
+          </w:tcPr>
+          <w:p>
+            <w:pPr>
+              <w:spacing w:after="0" w:line="260"/>
+              <w:jc w:val="right"/>
+            </w:pPr>
+            <w:r>
+              <w:rPr>
+                <w:sz w:val="18"/>
+                <w:szCs w:val="18"/>
+              </w:rPr>
+              <w:t xml:space="preserve">150</w:t>
+            </w:r>
+          </w:p>
+        </w:tc>
+        <w:tc>
+          <w:tcPr>
+            <w:tcW w:type="dxa" w:w="1670"/>
+            <w:tcBorders>
+              <w:top w:val="single" w:color="C3C2B7" w:sz="4"/>
+              <w:left w:val="single" w:color="C3C2B7" w:sz="4"/>
+              <w:bottom w:val="single" w:color="C3C2B7" w:sz="4"/>
+              <w:right w:val="single" w:color="C3C2B7" w:sz="4"/>
+            </w:tcBorders>
+            <w:tcMar>
+              <w:top w:type="dxa" w:w="50"/>
+              <w:left w:type="dxa" w:w="90"/>
+              <w:bottom w:type="dxa" w:w="50"/>
+              <w:right w:type="dxa" w:w="90"/>
+            </w:tcMar>
+            <w:vAlign w:val="center"/>
+          </w:tcPr>
+          <w:p>
+            <w:pPr>
+              <w:spacing w:after="0" w:line="260"/>
+              <w:jc w:val="right"/>
+            </w:pPr>
+            <w:r>
+              <w:rPr>
+                <w:sz w:val="18"/>
+                <w:szCs w:val="18"/>
+              </w:rPr>
+              <w:t xml:space="preserve">112</w:t>
+            </w:r>
+          </w:p>
+        </w:tc>
+        <w:tc>
+          <w:tcPr>
+            <w:tcW w:type="dxa" w:w="1927"/>
+            <w:tcBorders>
+              <w:top w:val="single" w:color="C3C2B7" w:sz="4"/>
+              <w:left w:val="single" w:color="C3C2B7" w:sz="4"/>
+              <w:bottom w:val="single" w:color="C3C2B7" w:sz="4"/>
+              <w:right w:val="single" w:color="C3C2B7" w:sz="4"/>
+            </w:tcBorders>
+            <w:tcMar>
+              <w:top w:type="dxa" w:w="50"/>
+              <w:left w:type="dxa" w:w="90"/>
+              <w:bottom w:type="dxa" w:w="50"/>
+              <w:right w:type="dxa" w:w="90"/>
+            </w:tcMar>
+            <w:vAlign w:val="center"/>
+          </w:tcPr>
+          <w:p>
+            <w:pPr>
+              <w:spacing w:after="0" w:line="260"/>
+              <w:jc w:val="right"/>
+            </w:pPr>
+            <w:r>
+              <w:rPr>
+                <w:b/>
+                <w:bCs/>
+                <w:sz w:val="18"/>
+                <w:szCs w:val="18"/>
+              </w:rPr>
+              <w:t xml:space="preserve">150</w:t>
+            </w:r>
+          </w:p>
+        </w:tc>
+        <w:tc>
+          <w:tcPr>
+            <w:tcW w:type="dxa" w:w="2444"/>
+            <w:tcBorders>
+              <w:top w:val="single" w:color="C3C2B7" w:sz="4"/>
+              <w:left w:val="single" w:color="C3C2B7" w:sz="4"/>
+              <w:bottom w:val="single" w:color="C3C2B7" w:sz="4"/>
+              <w:right w:val="single" w:color="C3C2B7" w:sz="4"/>
+            </w:tcBorders>
+            <w:tcMar>
+              <w:top w:type="dxa" w:w="50"/>
+              <w:left w:type="dxa" w:w="90"/>
+              <w:bottom w:type="dxa" w:w="50"/>
+              <w:right w:type="dxa" w:w="90"/>
+            </w:tcMar>
+            <w:vAlign w:val="center"/>
+          </w:tcPr>
+          <w:p>
+            <w:pPr>
+              <w:spacing w:after="0" w:line="260"/>
+              <w:jc w:val="right"/>
+            </w:pPr>
+            <w:r>
+              <w:rPr>
+                <w:sz w:val="18"/>
+                <w:szCs w:val="18"/>
+              </w:rPr>
+              <w:t xml:space="preserve">40</w:t>
+            </w:r>
+          </w:p>
+        </w:tc>
+      </w:tr>
+      <w:tr>
+        <w:trPr>
+          <w:cantSplit/>
+          <w:tblHeader w:val="off"/>
+        </w:trPr>
+        <w:tc>
+          <w:tcPr>
+            <w:tcW w:type="dxa" w:w="1927"/>
+            <w:tcBorders>
+              <w:top w:val="single" w:color="C3C2B7" w:sz="4"/>
+              <w:left w:val="single" w:color="C3C2B7" w:sz="4"/>
+              <w:bottom w:val="single" w:color="C3C2B7" w:sz="4"/>
+              <w:right w:val="single" w:color="C3C2B7" w:sz="4"/>
+            </w:tcBorders>
+            <w:tcMar>
+              <w:top w:type="dxa" w:w="50"/>
+              <w:left w:type="dxa" w:w="90"/>
+              <w:bottom w:type="dxa" w:w="50"/>
+              <w:right w:type="dxa" w:w="90"/>
+            </w:tcMar>
+            <w:vAlign w:val="center"/>
+          </w:tcPr>
+          <w:p>
+            <w:pPr>
+              <w:spacing w:after="0" w:line="260"/>
+              <w:jc w:val="left"/>
+            </w:pPr>
+            <w:r>
+              <w:rPr>
+                <w:sz w:val="18"/>
+                <w:szCs w:val="18"/>
+              </w:rPr>
+              <w:t xml:space="preserve">주의</w:t>
+            </w:r>
+          </w:p>
+        </w:tc>
+        <w:tc>
+          <w:tcPr>
+            <w:tcW w:type="dxa" w:w="1670"/>
+            <w:tcBorders>
+              <w:top w:val="single" w:color="C3C2B7" w:sz="4"/>
+              <w:left w:val="single" w:color="C3C2B7" w:sz="4"/>
+              <w:bottom w:val="single" w:color="C3C2B7" w:sz="4"/>
+              <w:right w:val="single" w:color="C3C2B7" w:sz="4"/>
+            </w:tcBorders>
+            <w:tcMar>
+              <w:top w:type="dxa" w:w="50"/>
+              <w:left w:type="dxa" w:w="90"/>
+              <w:bottom w:type="dxa" w:w="50"/>
+              <w:right w:type="dxa" w:w="90"/>
+            </w:tcMar>
+            <w:vAlign w:val="center"/>
+          </w:tcPr>
+          <w:p>
+            <w:pPr>
+              <w:spacing w:after="0" w:line="260"/>
+              <w:jc w:val="right"/>
+            </w:pPr>
+            <w:r>
+              <w:rPr>
+                <w:sz w:val="18"/>
+                <w:szCs w:val="18"/>
+              </w:rPr>
+              <w:t xml:space="preserve">200</w:t>
+            </w:r>
+          </w:p>
+        </w:tc>
+        <w:tc>
+          <w:tcPr>
+            <w:tcW w:type="dxa" w:w="1670"/>
+            <w:tcBorders>
+              <w:top w:val="single" w:color="C3C2B7" w:sz="4"/>
+              <w:left w:val="single" w:color="C3C2B7" w:sz="4"/>
+              <w:bottom w:val="single" w:color="C3C2B7" w:sz="4"/>
+              <w:right w:val="single" w:color="C3C2B7" w:sz="4"/>
+            </w:tcBorders>
+            <w:tcMar>
+              <w:top w:type="dxa" w:w="50"/>
+              <w:left w:type="dxa" w:w="90"/>
+              <w:bottom w:type="dxa" w:w="50"/>
+              <w:right w:type="dxa" w:w="90"/>
+            </w:tcMar>
+            <w:vAlign w:val="center"/>
+          </w:tcPr>
+          <w:p>
+            <w:pPr>
+              <w:spacing w:after="0" w:line="260"/>
+              <w:jc w:val="right"/>
+            </w:pPr>
+            <w:r>
+              <w:rPr>
+                <w:sz w:val="18"/>
+                <w:szCs w:val="18"/>
+              </w:rPr>
+              <w:t xml:space="preserve">238</w:t>
+            </w:r>
+          </w:p>
+        </w:tc>
+        <w:tc>
+          <w:tcPr>
+            <w:tcW w:type="dxa" w:w="1927"/>
+            <w:tcBorders>
+              <w:top w:val="single" w:color="C3C2B7" w:sz="4"/>
+              <w:left w:val="single" w:color="C3C2B7" w:sz="4"/>
+              <w:bottom w:val="single" w:color="C3C2B7" w:sz="4"/>
+              <w:right w:val="single" w:color="C3C2B7" w:sz="4"/>
+            </w:tcBorders>
+            <w:tcMar>
+              <w:top w:type="dxa" w:w="50"/>
+              <w:left w:type="dxa" w:w="90"/>
+              <w:bottom w:type="dxa" w:w="50"/>
+              <w:right w:type="dxa" w:w="90"/>
+            </w:tcMar>
+            <w:vAlign w:val="center"/>
+          </w:tcPr>
+          <w:p>
+            <w:pPr>
+              <w:spacing w:after="0" w:line="260"/>
+              <w:jc w:val="right"/>
+            </w:pPr>
+            <w:r>
+              <w:rPr>
+                <w:b/>
+                <w:bCs/>
+                <w:sz w:val="18"/>
+                <w:szCs w:val="18"/>
+              </w:rPr>
+              <w:t xml:space="preserve">238</w:t>
+            </w:r>
+          </w:p>
+        </w:tc>
+        <w:tc>
+          <w:tcPr>
+            <w:tcW w:type="dxa" w:w="2444"/>
+            <w:tcBorders>
+              <w:top w:val="single" w:color="C3C2B7" w:sz="4"/>
+              <w:left w:val="single" w:color="C3C2B7" w:sz="4"/>
+              <w:bottom w:val="single" w:color="C3C2B7" w:sz="4"/>
+              <w:right w:val="single" w:color="C3C2B7" w:sz="4"/>
+            </w:tcBorders>
+            <w:tcMar>
+              <w:top w:type="dxa" w:w="50"/>
+              <w:left w:type="dxa" w:w="90"/>
+              <w:bottom w:type="dxa" w:w="50"/>
+              <w:right w:type="dxa" w:w="90"/>
+            </w:tcMar>
+            <w:vAlign w:val="center"/>
+          </w:tcPr>
+          <w:p>
+            <w:pPr>
+              <w:spacing w:after="0" w:line="260"/>
+              <w:jc w:val="right"/>
+            </w:pPr>
+            <w:r>
+              <w:rPr>
+                <w:sz w:val="18"/>
+                <w:szCs w:val="18"/>
+              </w:rPr>
+              <w:t xml:space="preserve">176</w:t>
+            </w:r>
+          </w:p>
+        </w:tc>
+      </w:tr>
+      <w:tr>
+        <w:trPr>
+          <w:cantSplit/>
+          <w:tblHeader w:val="off"/>
+        </w:trPr>
+        <w:tc>
+          <w:tcPr>
+            <w:tcW w:type="dxa" w:w="1927"/>
+            <w:tcBorders>
+              <w:top w:val="single" w:color="C3C2B7" w:sz="4"/>
+              <w:left w:val="single" w:color="C3C2B7" w:sz="4"/>
+              <w:bottom w:val="single" w:color="C3C2B7" w:sz="4"/>
+              <w:right w:val="single" w:color="C3C2B7" w:sz="4"/>
+            </w:tcBorders>
+            <w:tcMar>
+              <w:top w:type="dxa" w:w="50"/>
+              <w:left w:type="dxa" w:w="90"/>
+              <w:bottom w:type="dxa" w:w="50"/>
+              <w:right w:type="dxa" w:w="90"/>
+            </w:tcMar>
+            <w:vAlign w:val="center"/>
+          </w:tcPr>
+          <w:p>
+            <w:pPr>
+              <w:spacing w:after="0" w:line="260"/>
+              <w:jc w:val="left"/>
+            </w:pPr>
+            <w:r>
+              <w:rPr>
+                <w:sz w:val="18"/>
+                <w:szCs w:val="18"/>
+              </w:rPr>
+              <w:t xml:space="preserve">중앙값 (범위)</w:t>
+            </w:r>
+          </w:p>
+        </w:tc>
+        <w:tc>
+          <w:tcPr>
+            <w:tcW w:type="dxa" w:w="1670"/>
+            <w:tcBorders>
+              <w:top w:val="single" w:color="C3C2B7" w:sz="4"/>
+              <w:left w:val="single" w:color="C3C2B7" w:sz="4"/>
+              <w:bottom w:val="single" w:color="C3C2B7" w:sz="4"/>
+              <w:right w:val="single" w:color="C3C2B7" w:sz="4"/>
+            </w:tcBorders>
+            <w:tcMar>
+              <w:top w:type="dxa" w:w="50"/>
+              <w:left w:type="dxa" w:w="90"/>
+              <w:bottom w:type="dxa" w:w="50"/>
+              <w:right w:type="dxa" w:w="90"/>
+            </w:tcMar>
+            <w:vAlign w:val="center"/>
+          </w:tcPr>
+          <w:p>
+            <w:pPr>
+              <w:spacing w:after="0" w:line="260"/>
+              <w:jc w:val="right"/>
+            </w:pPr>
+            <w:r>
+              <w:rPr>
+                <w:sz w:val="18"/>
+                <w:szCs w:val="18"/>
+              </w:rPr>
+              <w:t xml:space="preserve">75 (58~200)</w:t>
+            </w:r>
+          </w:p>
+        </w:tc>
+        <w:tc>
+          <w:tcPr>
+            <w:tcW w:type="dxa" w:w="1670"/>
+            <w:tcBorders>
+              <w:top w:val="single" w:color="C3C2B7" w:sz="4"/>
+              <w:left w:val="single" w:color="C3C2B7" w:sz="4"/>
+              <w:bottom w:val="single" w:color="C3C2B7" w:sz="4"/>
+              <w:right w:val="single" w:color="C3C2B7" w:sz="4"/>
+            </w:tcBorders>
+            <w:tcMar>
+              <w:top w:type="dxa" w:w="50"/>
+              <w:left w:type="dxa" w:w="90"/>
+              <w:bottom w:type="dxa" w:w="50"/>
+              <w:right w:type="dxa" w:w="90"/>
+            </w:tcMar>
+            <w:vAlign w:val="center"/>
+          </w:tcPr>
+          <w:p>
+            <w:pPr>
+              <w:spacing w:after="0" w:line="260"/>
+              <w:jc w:val="right"/>
+            </w:pPr>
+            <w:r>
+              <w:rPr>
+                <w:sz w:val="18"/>
+                <w:szCs w:val="18"/>
+              </w:rPr>
+              <w:t xml:space="preserve">142 (112~238)</w:t>
+            </w:r>
+          </w:p>
+        </w:tc>
+        <w:tc>
+          <w:tcPr>
+            <w:tcW w:type="dxa" w:w="1927"/>
+            <w:tcBorders>
+              <w:top w:val="single" w:color="C3C2B7" w:sz="4"/>
+              <w:left w:val="single" w:color="C3C2B7" w:sz="4"/>
+              <w:bottom w:val="single" w:color="C3C2B7" w:sz="4"/>
+              <w:right w:val="single" w:color="C3C2B7" w:sz="4"/>
+            </w:tcBorders>
+            <w:tcMar>
+              <w:top w:type="dxa" w:w="50"/>
+              <w:left w:type="dxa" w:w="90"/>
+              <w:bottom w:type="dxa" w:w="50"/>
+              <w:right w:type="dxa" w:w="90"/>
+            </w:tcMar>
+            <w:vAlign w:val="center"/>
+          </w:tcPr>
+          <w:p>
+            <w:pPr>
+              <w:spacing w:after="0" w:line="260"/>
+              <w:jc w:val="right"/>
+            </w:pPr>
+            <w:r>
+              <w:rPr>
+                <w:b/>
+                <w:bCs/>
+                <w:sz w:val="18"/>
+                <w:szCs w:val="18"/>
+              </w:rPr>
+              <w:t xml:space="preserve">142 (138~238)</w:t>
+            </w:r>
+          </w:p>
+        </w:tc>
+        <w:tc>
+          <w:tcPr>
+            <w:tcW w:type="dxa" w:w="2444"/>
+            <w:tcBorders>
+              <w:top w:val="single" w:color="C3C2B7" w:sz="4"/>
+              <w:left w:val="single" w:color="C3C2B7" w:sz="4"/>
+              <w:bottom w:val="single" w:color="C3C2B7" w:sz="4"/>
+              <w:right w:val="single" w:color="C3C2B7" w:sz="4"/>
+            </w:tcBorders>
+            <w:tcMar>
+              <w:top w:type="dxa" w:w="50"/>
+              <w:left w:type="dxa" w:w="90"/>
+              <w:bottom w:type="dxa" w:w="50"/>
+              <w:right w:type="dxa" w:w="90"/>
+            </w:tcMar>
+            <w:vAlign w:val="center"/>
+          </w:tcPr>
+          <w:p>
+            <w:pPr>
+              <w:spacing w:after="0" w:line="260"/>
+              <w:jc w:val="right"/>
+            </w:pPr>
+            <w:r>
+              <w:rPr>
+                <w:sz w:val="18"/>
+                <w:szCs w:val="18"/>
+              </w:rPr>
+              <w:t xml:space="preserve">69 (-98~176)</w:t>
+            </w:r>
+          </w:p>
+        </w:tc>
+      </w:tr>
+    </w:tbl>
+    <w:p>
+      <w:pPr>
         <w:spacing w:after="120" w:line="300"/>
       </w:pPr>
       <w:r>
-        <w:t xml:space="preserve">손을 멈춘 뒤 장치 동작이 끝날 때까지는 손 기준 0.1~0.3초에 완료 1.09초를 더해 약 1.2~1.4초로 추정된다. 계획서의 원래 정의로 계산해도 목표 2.0초 안이다.</w:t>
+        <w:rPr>
+          <w:color w:val="52514E"/>
+          <w:sz w:val="18"/>
+          <w:szCs w:val="18"/>
+        </w:rPr>
+        <w:t xml:space="preserve">단위는 ms다. 판정 확정 추정값은 손 정지 → LED에서 같은 시도의 CSV </w:t>
+      </w:r>
+      <w:r>
+        <w:rPr>
+          <w:rFonts w:ascii="Consolas" w:cs="Consolas" w:eastAsia="Malgun Gothic" w:hAnsi="Consolas"/>
+          <w:color w:val="52514E"/>
+          <w:sz w:val="16"/>
+          <w:szCs w:val="16"/>
+        </w:rPr>
+        <w:t xml:space="preserve">microbit_ms</w:t>
+      </w:r>
+      <w:r>
+        <w:rPr>
+          <w:color w:val="52514E"/>
+          <w:sz w:val="18"/>
+          <w:szCs w:val="18"/>
+        </w:rPr>
+        <w:t xml:space="preserve">(판정 확정 → micro:bit 응답)를 뺀 값이다. 손 정지 프레임은 사람이 고르므로 ±0.1초쯤 흔들릴 수 있다. 정지의 -98ms는 손이 눈으로 보기에 완전히 멈추기 전에 시스템이 자세를 알아본 경우다.</w:t>
+      </w:r>
+    </w:p>
+    <w:p>
+      <w:pPr>
+        <w:pStyle w:val="ListParagraph"/>
+        <w:numPr>
+          <w:ilvl w:val="0"/>
+          <w:numId w:val="2"/>
+        </w:numPr>
+        <w:spacing w:after="60" w:line="290"/>
+      </w:pPr>
+      <w:r>
+        <w:t xml:space="preserve">손을 멈춘 뒤 반응 시작까지는 </w:t>
+      </w:r>
+      <w:r>
+        <w:rPr>
+          <w:b/>
+          <w:bCs/>
+        </w:rPr>
+        <w:t xml:space="preserve">0.14~0.24초</w:t>
+      </w:r>
+      <w:r>
+        <w:t xml:space="preserve">였다. 시스템 기록으로 계산한 손 기준 상한(P95 0.335초)보다 모두 짧아, 그 상한이 실제로 보수적인 값임을 확인했다.</w:t>
+      </w:r>
+    </w:p>
+    <w:p>
+      <w:pPr>
+        <w:pStyle w:val="ListParagraph"/>
+        <w:numPr>
+          <w:ilvl w:val="0"/>
+          <w:numId w:val="2"/>
+        </w:numPr>
+        <w:spacing w:after="60" w:line="290"/>
+      </w:pPr>
+      <w:r>
+        <w:t xml:space="preserve">손 기준 판정 지연은 대부분 </w:t>
+      </w:r>
+      <w:r>
+        <w:rPr>
+          <w:b/>
+          <w:bCs/>
+        </w:rPr>
+        <w:t xml:space="preserve">0.04~0.08초</w:t>
+      </w:r>
+      <w:r>
+        <w:t xml:space="preserve">(최대 0.18초)였다. 새 프레임 3장을 모으는 약 0.07초에 계산 시간을 더한 값과 맞는다.</w:t>
+      </w:r>
+    </w:p>
+    <w:p>
+      <w:pPr>
+        <w:pStyle w:val="ListParagraph"/>
+        <w:numPr>
+          <w:ilvl w:val="0"/>
+          <w:numId w:val="2"/>
+        </w:numPr>
+        <w:spacing w:after="60" w:line="290"/>
+      </w:pPr>
+      <w:r>
+        <w:t xml:space="preserve">손을 멈춘 뒤 동작 완료까지는 판정 확정 추정값에 CSV </w:t>
+      </w:r>
+      <w:r>
+        <w:rPr>
+          <w:rFonts w:ascii="Consolas" w:cs="Consolas" w:eastAsia="Malgun Gothic" w:hAnsi="Consolas"/>
+          <w:sz w:val="19"/>
+          <w:szCs w:val="19"/>
+        </w:rPr>
+        <w:t xml:space="preserve">feedback_done_ms</w:t>
+      </w:r>
+      <w:r>
+        <w:t xml:space="preserve">를 더해 </w:t>
+      </w:r>
+      <w:r>
+        <w:rPr>
+          <w:b/>
+          <w:bCs/>
+        </w:rPr>
+        <w:t xml:space="preserve">약 1.11~1.24초</w:t>
+      </w:r>
+      <w:r>
+        <w:t xml:space="preserve">다. 계획서의 원래 정의(가장 늦게 끝나는 장치까지, picar 주행 제외)로 계산해도 목표 2.0초 안이다.</w:t>
       </w:r>
     </w:p>
     <w:p>
@@ -13154,7 +14710,7 @@
                 <w:sz w:val="18"/>
                 <w:szCs w:val="18"/>
               </w:rPr>
-              <w:t xml:space="preserve">온라인 시행 로그·집계·자원 모니터 기록</w:t>
+              <w:t xml:space="preserve">온라인 시행 로그·집계·자원 모니터 기록·슬로모션 프레임 표</w:t>
             </w:r>
           </w:p>
         </w:tc>
@@ -13223,7 +14779,7 @@
                 <w:sz w:val="18"/>
                 <w:szCs w:val="18"/>
               </w:rPr>
-              <w:t xml:space="preserve">자동 테스트 248건</w:t>
+              <w:t xml:space="preserve">자동 테스트 253건</w:t>
             </w:r>
           </w:p>
         </w:tc>
@@ -14239,7 +15795,7 @@
         <w:spacing w:after="60" w:line="290"/>
       </w:pPr>
       <w:r>
-        <w:t xml:space="preserve">지연 2개는 P95의 95% 상한까지 목표 안이지만 기록된 값이 재는 구간은 계획서 정의보다 좁다(§5-3). 원래 정의로 추정한 값(약 1.2~1.4초)도 목표 안이다.</w:t>
+        <w:t xml:space="preserve">지연 2개는 P95의 95% 상한까지 목표 안이지만 기록된 값이 재는 구간은 계획서 정의보다 좁다(§5-3). 슬로모션 7시도로 센 값(반응 시작 0.14~0.24초, 완료 약 1.11~1.24초)도 목표 안이다.</w:t>
       </w:r>
     </w:p>
     <w:p>
@@ -14491,7 +16047,7 @@
                 <w:sz w:val="18"/>
                 <w:szCs w:val="18"/>
               </w:rPr>
-              <w:t xml:space="preserve">손을 멈춘 시점부터의 지연은 추정치(약 1.2~1.4초)로만 말할 수 있다. 슬로모션 영상 대조는 진행 중</w:t>
+              <w:t xml:space="preserve">손을 멈춘 시점부터의 지연은 슬로모션 7시도 대조로만 확인했다(반응 시작 0.14~0.24초, 완료 약 1.11~1.24초)</w:t>
             </w:r>
           </w:p>
         </w:tc>
@@ -15979,6 +17535,105 @@
                 <w:szCs w:val="18"/>
               </w:rPr>
               <w:t xml:space="preserve">KPI-6·7 온라인 실측(10-02) 반영, 종합 판정을 달성으로 갱신, CR-11·12 추가, 5-3 지연 절 신설, 그림 4개 추가, 자동 테스트 수 갱신(248건)</w:t>
+            </w:r>
+          </w:p>
+        </w:tc>
+      </w:tr>
+      <w:tr>
+        <w:trPr>
+          <w:cantSplit/>
+          <w:tblHeader w:val="off"/>
+        </w:trPr>
+        <w:tc>
+          <w:tcPr>
+            <w:tcW w:type="dxa" w:w="1101"/>
+            <w:tcBorders>
+              <w:top w:val="single" w:color="C3C2B7" w:sz="4"/>
+              <w:left w:val="single" w:color="C3C2B7" w:sz="4"/>
+              <w:bottom w:val="single" w:color="C3C2B7" w:sz="4"/>
+              <w:right w:val="single" w:color="C3C2B7" w:sz="4"/>
+            </w:tcBorders>
+            <w:tcMar>
+              <w:top w:type="dxa" w:w="50"/>
+              <w:left w:type="dxa" w:w="90"/>
+              <w:bottom w:type="dxa" w:w="50"/>
+              <w:right w:type="dxa" w:w="90"/>
+            </w:tcMar>
+            <w:vAlign w:val="center"/>
+          </w:tcPr>
+          <w:p>
+            <w:pPr>
+              <w:spacing w:after="0" w:line="260"/>
+              <w:jc w:val="center"/>
+            </w:pPr>
+            <w:r>
+              <w:rPr>
+                <w:sz w:val="18"/>
+                <w:szCs w:val="18"/>
+              </w:rPr>
+              <w:t xml:space="preserve">v1.1</w:t>
+            </w:r>
+          </w:p>
+        </w:tc>
+        <w:tc>
+          <w:tcPr>
+            <w:tcW w:type="dxa" w:w="1652"/>
+            <w:tcBorders>
+              <w:top w:val="single" w:color="C3C2B7" w:sz="4"/>
+              <w:left w:val="single" w:color="C3C2B7" w:sz="4"/>
+              <w:bottom w:val="single" w:color="C3C2B7" w:sz="4"/>
+              <w:right w:val="single" w:color="C3C2B7" w:sz="4"/>
+            </w:tcBorders>
+            <w:tcMar>
+              <w:top w:type="dxa" w:w="50"/>
+              <w:left w:type="dxa" w:w="90"/>
+              <w:bottom w:type="dxa" w:w="50"/>
+              <w:right w:type="dxa" w:w="90"/>
+            </w:tcMar>
+            <w:vAlign w:val="center"/>
+          </w:tcPr>
+          <w:p>
+            <w:pPr>
+              <w:spacing w:after="0" w:line="260"/>
+              <w:jc w:val="center"/>
+            </w:pPr>
+            <w:r>
+              <w:rPr>
+                <w:sz w:val="18"/>
+                <w:szCs w:val="18"/>
+              </w:rPr>
+              <w:t xml:space="preserve">2026-10-03</w:t>
+            </w:r>
+          </w:p>
+        </w:tc>
+        <w:tc>
+          <w:tcPr>
+            <w:tcW w:type="dxa" w:w="6885"/>
+            <w:tcBorders>
+              <w:top w:val="single" w:color="C3C2B7" w:sz="4"/>
+              <w:left w:val="single" w:color="C3C2B7" w:sz="4"/>
+              <w:bottom w:val="single" w:color="C3C2B7" w:sz="4"/>
+              <w:right w:val="single" w:color="C3C2B7" w:sz="4"/>
+            </w:tcBorders>
+            <w:tcMar>
+              <w:top w:type="dxa" w:w="50"/>
+              <w:left w:type="dxa" w:w="90"/>
+              <w:bottom w:type="dxa" w:w="50"/>
+              <w:right w:type="dxa" w:w="90"/>
+            </w:tcMar>
+            <w:vAlign w:val="center"/>
+          </w:tcPr>
+          <w:p>
+            <w:pPr>
+              <w:spacing w:after="0" w:line="260"/>
+              <w:jc w:val="left"/>
+            </w:pPr>
+            <w:r>
+              <w:rPr>
+                <w:sz w:val="18"/>
+                <w:szCs w:val="18"/>
+              </w:rPr>
+              <w:t xml:space="preserve">AI Hand 교체 반영(사용성 문제 5건 모두 해결), AI Hand를 시범 전용으로 표기, 5-3에 슬로모션 영상 대조 결과 추가, 다음 단계에서 끝난 일 삭제, 자동 테스트 수 갱신(253건)</w:t>
             </w:r>
           </w:p>
         </w:tc>
@@ -16103,7 +17758,7 @@
         <w:sz w:val="16"/>
         <w:szCs w:val="16"/>
       </w:rPr>
-      <w:t xml:space="preserve">SafeSign PhysicalAI 결과보고서 v1.0</w:t>
+      <w:t xml:space="preserve">SafeSign PhysicalAI 결과보고서 v1.1</w:t>
     </w:r>
   </w:p>
 </w:hdr>

--- a/document/20_결과보고서.docx
+++ b/document/20_결과보고서.docx
@@ -183,7 +183,7 @@
                 <w:sz w:val="18"/>
                 <w:szCs w:val="18"/>
               </w:rPr>
-              <w:t xml:space="preserve">v1.1 (기준 커밋 </w:t>
+              <w:t xml:space="preserve">v1.2 (기준 커밋 </w:t>
             </w:r>
             <w:r>
               <w:rPr>
@@ -814,7 +814,7 @@
                 <w:sz w:val="18"/>
                 <w:szCs w:val="18"/>
               </w:rPr>
-              <w:t xml:space="preserve">달성</w:t>
+              <w:t xml:space="preserve">잠정 달성</w:t>
             </w:r>
           </w:p>
         </w:tc>
@@ -1154,7 +1154,7 @@
                 <w:sz w:val="18"/>
                 <w:szCs w:val="18"/>
               </w:rPr>
-              <w:t xml:space="preserve">달성</w:t>
+              <w:t xml:space="preserve">잠정 달성</w:t>
             </w:r>
           </w:p>
         </w:tc>
@@ -1456,7 +1456,7 @@
                 <w:sz w:val="18"/>
                 <w:szCs w:val="18"/>
               </w:rPr>
-              <w:t xml:space="preserve"> (정지 30시도)</w:t>
+              <w:t xml:space="preserve"> (정지 30시도, 95% 상한 11.4%)</w:t>
             </w:r>
           </w:p>
         </w:tc>
@@ -1487,7 +1487,7 @@
                 <w:sz w:val="18"/>
                 <w:szCs w:val="18"/>
               </w:rPr>
-              <w:t xml:space="preserve">달성</w:t>
+              <w:t xml:space="preserve">잠정 달성</w:t>
             </w:r>
           </w:p>
         </w:tc>
@@ -1918,7 +1918,7 @@
         <w:t xml:space="preserve">판정 성능 5개</w:t>
       </w:r>
       <w:r>
-        <w:t xml:space="preserve">(KPI-1~5)는 오프라인으로 쟀다. 평가용으로 따로 촬영한 팀원 3명 × 70테이크, 모두 210시도다. 판정에는 운영과 같은 공식 규칙(3프레임 연속 동일 판정)을 적용했다. 모델은 공개 데이터로만 학습했고 자체 촬영분은 학습에 넣지 않았다. 느슨한 규칙(최빈값)으로 계산하면 KPI-1~5가 차례로 96.7% · 0.0% · 3.3% · 0.982 · 0건이 나오는데, 표에는 더 엄격한 3프레임 연속 값을 적었다.</w:t>
+        <w:t xml:space="preserve">(KPI-1~5)는 오프라인으로 쟀다. 학습에 쓰지 않은 팀원 3명을 평가용으로 따로 촬영한 70테이크씩, 모두 210시도다. 판정에는 운영과 같은 3프레임 연속 동일 판정 규칙을 적용했다. 촬영 도구는 약 0.15초 간격으로 3장만 남기므로 초당 약 26프레임을 보는 운영보다 엄격하다. 모델은 공개 데이터로만 학습했고 자체 촬영분은 학습에 넣지 않았다. 느슨한 규칙(최빈값)으로 계산하면 KPI-1~5가 차례로 96.7% · 0.0% · 3.3% · 0.982 · 0건이 나오는데, 표에는 더 엄격한 3프레임 연속 값을 적었다.</w:t>
       </w:r>
     </w:p>
     <w:p>
@@ -1941,7 +1941,14 @@
         <w:spacing w:after="120" w:line="300"/>
       </w:pPr>
       <w:r>
-        <w:t xml:space="preserve">정답률(하한 91.5%)과 미판정률(상한 8.5%)은 95% 신뢰구간이 목표선에 걸친다. 점추정이 목표를 충족해 달성으로 판정했고, 구간이 넓은 점은 한계(본문 §8)에 적었다.</w:t>
+        <w:rPr>
+          <w:b/>
+          <w:bCs/>
+        </w:rPr>
+        <w:t xml:space="preserve">판정 표기.</w:t>
+      </w:r>
+      <w:r>
+        <w:t xml:space="preserve"> 7개 모두 점추정이 목표를 충족했다. 다만 팀 규칙(06 §2-1, 16 §5.7)에 따라 95% 구간이 목표선을 넘는 3개는 '잠정 달성'으로 적었다. 정답률(하한 91.5%)과 미판정률(상한 8.5%)은 구간이 목표선에 걸치고, 치명 오분류 0건은 정지 30시도뿐이라 95% 상한이 11.4%다. 오분류율 상한 1.8%와 이 구간들은 210시도를 서로 독립으로 볼 때의 값이며, 실제로는 3명 × 70시도로 묶여 있어 사람 간 차이는 반영되지 않는다(본문 §8).</w:t>
       </w:r>
     </w:p>
     <w:p>
@@ -2013,6 +2020,21 @@
       </w:r>
       <w:r>
         <w:t xml:space="preserve">을 썼다. 딥러닝 모델보다 학습 데이터가 적게 들고, RPi5에서 실시간으로 돌아가며, 판정 근거(관절 각도·거리)를 설명할 수 있기 때문이다(05 모델카드 §3).</w:t>
+      </w:r>
+    </w:p>
+    <w:p>
+      <w:pPr>
+        <w:spacing w:after="120" w:line="300"/>
+      </w:pPr>
+      <w:r>
+        <w:rPr>
+          <w:b/>
+          <w:bCs/>
+        </w:rPr>
+        <w:t xml:space="preserve">수신호와 학습 데이터.</w:t>
+      </w:r>
+      <w:r>
+        <w:t xml:space="preserve"> 수신호 5종은 크레인작업표준신호지침(고용노동부고시)의 신호를 AI Hand가 만들 수 있는 손 모양으로 재해석한 시안이고, 후진·주의 2종은 자체 지정이다. 표준 신호는 팔 동작이라 그대로 재현한 것이 아니다(본문 §2). 학습 데이터는 공개 ASL 지문자 데이터셋 2종(27,735건, 라이선스 ODbL·MIT)에서 손 모양만 빌려 왔고 지문자의 뜻과는 관계가 없다.</w:t>
       </w:r>
     </w:p>
     <w:p>
@@ -2696,7 +2718,7 @@
         <w:spacing w:after="60" w:line="290"/>
       </w:pPr>
       <w:r>
-        <w:t xml:space="preserve">처음 보는 사람의 정답률(95.2%)이 학습 분포의 교차검증 값(공개 데이터, 세션 단위 5겹, 88.68%)보다 높아 과적합 징후는 없다. 공개 데이터 쪽이 낮은 것은 같은 수신호 안에서도 어정쩡한 자세의 샘플이 더 많아서다. 자체 촬영분이 학습에 섞이지 않았다는 점도 확인했다(12 §8-3).</w:t>
+        <w:t xml:space="preserve">학습에 쓰지 않은 팀원 3명의 정답률(95.2%)은 공개 데이터 교차검증 값(세션 단위 5겹, 88.68%)보다 높았다. 두 값은 데이터가 달라(ASL 사진 대 안내를 보고 수행한 자세) 바로 비교하기 어렵고, 공개 데이터에 애매한 자세가 더 많은 것이 유력한 이유로 보인다(12 §8-3). 자체 촬영분은 학습에 넣지 않았다.</w:t>
       </w:r>
     </w:p>
     <w:p>
@@ -3300,7 +3322,7 @@
         <w:t xml:space="preserve">지연의 측정 구간이 좁다.</w:t>
       </w:r>
       <w:r>
-        <w:t xml:space="preserve"> 판정 지연은 연속 판정을 확정한 마지막 프레임 1장의 처리 시간만 기록한다. 손을 멈춘 시점부터 계산한 보수적 상한은 P95 0.335초다. 240fps 슬로모션 영상으로 7시도를 직접 세어 보니 손을 멈춘 뒤 반응 시작까지 0.14~0.24초, 동작 완료까지 약 1.11~1.24초로 모두 목표 안이었다. 다만 영상 대조는 7시도뿐이다.</w:t>
+        <w:t xml:space="preserve"> 판정 지연은 연속 판정을 확정한 마지막 프레임 1장의 처리 시간만 기록한다. 손을 멈춘 시점부터 계산한 보수적 상한은 P95 0.335초다. 240fps 슬로모션 영상으로 7시도를 직접 세어 보니 손을 멈춘 뒤 반응 시작까지 0.14~0.24초, 동작 완료(picar 주행 제외)까지 약 1.11~1.24초로 모두 목표 안이었다. 다만 영상 대조는 7시도뿐이다.</w:t>
       </w:r>
     </w:p>
     <w:p>
@@ -4313,7 +4335,20 @@
         <w:spacing w:after="60" w:line="290"/>
       </w:pPr>
       <w:r>
-        <w:t xml:space="preserve">수신호 7종: 정지 · 서행 · 좌회전 유도 · 우회전 유도 · 확인/완료 · 후진 · 주의</w:t>
+        <w:t xml:space="preserve">수신호 7종: 정지 · 서행 · 좌회전 유도 · 우회전 유도 · 확인/완료 · 후진 · 주의. 앞의 5종은 크레인작업표준신호지침(고용노동부고시)의 신호를 손 모양으로 재해석한 시안이고 후진·주의는 자체 지정이다. 표준 신호는 팔 동작이라, 정지·좌회전·우회전은 표준과 비슷한 수준이고 서행·확인/완료는 표준 동작과 다르다(02 설계문서 §4-1).</w:t>
+      </w:r>
+    </w:p>
+    <w:p>
+      <w:pPr>
+        <w:pStyle w:val="ListParagraph"/>
+        <w:numPr>
+          <w:ilvl w:val="0"/>
+          <w:numId w:val="2"/>
+        </w:numPr>
+        <w:spacing w:after="60" w:line="290"/>
+      </w:pPr>
+      <w:r>
+        <w:t xml:space="preserve">학습 데이터: 공개 데이터셋 combinedasldatasets(ODbL, 6종)와 natural-finger-counting-dataset-1-5(MIT, 정지) 27,735건. ASL 지문자의 뜻이 아니라 손 모양만 빌려 썼다(04 데이터셋명세서 §3-1·§5).</w:t>
       </w:r>
     </w:p>
     <w:p>
@@ -8745,7 +8780,7 @@
                 <w:sz w:val="18"/>
                 <w:szCs w:val="18"/>
               </w:rPr>
-              <w:t xml:space="preserve"> (정지 30시도)</w:t>
+              <w:t xml:space="preserve"> (정지 30시도, 95% 상한 11.4%)</w:t>
             </w:r>
           </w:p>
         </w:tc>
@@ -8891,6 +8926,21 @@
     </w:p>
     <w:p>
       <w:pPr>
+        <w:spacing w:after="120" w:line="300"/>
+      </w:pPr>
+      <w:r>
+        <w:rPr>
+          <w:b/>
+          <w:bCs/>
+        </w:rPr>
+        <w:t xml:space="preserve">폐기한 평가 데이터.</w:t>
+      </w:r>
+      <w:r>
+        <w:t xml:space="preserve"> 09-22에 외부인 1명을 RPi5 카메라로 찍은 70시도는 정답률 61.4%, 오분류 21.4%(최빈값 기준)였다. 원인은 두 가지였다. ① 정의와 다른 손 모양으로 찍힌 20테이크(좌회전 유도 10회가 모두 서행 모양, 서행 10회가 모두 중지+약지). ② 오른쪽으로 기울인 우회전 유도가 주의로 판정된 5/6테이크(모델 약점). 결과를 본 뒤 일부 테이크만 빼거나 모델을 고치면 평가가 오염되므로 09-29 팀 결정으로 전부 폐기하고, 같은 날 팀원 3명을 새로 촬영해 위 210시도를 만들었다(05 모델카드 §7-3, 12 §13-3). 처음 배우는 사람은 손 모양이 정의와 어긋날 수 있다는 뜻이기도 해서, 시범과 즉시 피드백이 필요한 근거로 본다.</w:t>
+      </w:r>
+    </w:p>
+    <w:p>
+      <w:pPr>
         <w:pStyle w:val="Heading3"/>
       </w:pPr>
       <w:r>
@@ -9837,7 +9887,7 @@
         <w:spacing w:after="120" w:line="300"/>
       </w:pPr>
       <w:r>
-        <w:t xml:space="preserve">2026-10-02 17:50~18:02에 RPi5(vision·actuation·web), micro:bit, AI Hand, RPi4B picar를 모두 실물로 연결하고 측정했다. 팀원 1명이 로그인해 13회차 × 7종 = 91시도를 진행했고 91시도 모두 첫 시도에 정답이었다. 측정 중 RPi5 온도는 최고 70.8°C였고 스로틀링은 없었다. 판정 속도는 평균 29.9fps였다. 냉각은 선풍기로 했다. 라이브 영상은 켜 두었고 picar 바퀴는 바닥에서 띄웠다.</w:t>
+        <w:t xml:space="preserve">2026-10-02 17:50~18:02에 RPi5(vision·actuation·web), micro:bit, AI Hand, RPi4B picar를 모두 실물로 연결하고 측정했다. 팀원 1명이 로그인해 13회차 × 7종 = 91시도를 진행했고 91시도 모두 첫 시도에 정답이었다. 시행 구간(17:50~18:02)의 RPi5 온도는 최고 68.6°C였다(모니터를 켠 직후인 17:49에 70.8°C). 스로틀링은 없었다. 판정 속도는 평균 29.9fps였다. 냉각은 선풍기로 했다. 라이브 영상은 켜 두었고 picar 바퀴는 바닥에서 띄웠다.</w:t>
       </w:r>
     </w:p>
     <w:tbl>
@@ -11172,7 +11222,7 @@
           <w:sz w:val="18"/>
           <w:szCs w:val="18"/>
         </w:rPr>
-        <w:t xml:space="preserve">단위는 ms다. P95는 정렬한 뒤 ⌈0.95·n⌉번째 값이다. 95% 상한은 실제 P95가 그 값 이하라고 95% 신뢰도로 말할 수 있는 순서통계량이며, 표본이 59개 이상일 때 계산된다. 지연 KPI는 이 상한이 목표 이하일 때 달성으로 본다.</w:t>
+        <w:t xml:space="preserve">단위는 ms다. P95는 정렬한 뒤 ⌈0.95·n⌉번째 값이다. 95% 상한은 실제 P95가 그 값 이하라고 95% 신뢰도로 말할 수 있는 순서통계량이며, 표본이 59개 이상일 때 계산된다. 지연 KPI는 이 상한이 목표 이하일 때 달성으로 본다. n=91에서는 이 상한이 91번째 값, 곧 최댓값과 같다.</w:t>
       </w:r>
     </w:p>
     <w:p>
@@ -13447,7 +13497,7 @@
         <w:t xml:space="preserve">약 1.11~1.24초</w:t>
       </w:r>
       <w:r>
-        <w:t xml:space="preserve">다. 계획서의 원래 정의(가장 늦게 끝나는 장치까지, picar 주행 제외)로 계산해도 목표 2.0초 안이다.</w:t>
+        <w:t xml:space="preserve">다. picar 주행을 뺀 완료 기준으로 목표 2.0초 안이다. 계획서의 원래 정의(가장 늦게 끝나는 장치까지)에는 picar 주행이 들어가는데, 주행 자체가 약 2초라 그 정의로는 구조상 목표를 넘는다(CR-12).</w:t>
       </w:r>
     </w:p>
     <w:p>
@@ -15456,7 +15506,7 @@
           <w:sz w:val="24"/>
           <w:szCs w:val="24"/>
         </w:rPr>
-        <w:t xml:space="preserve">종합 판정: 달성</w:t>
+        <w:t xml:space="preserve">종합 판정: 달성 (KPI 7개 중 3개는 잠정 달성)</w:t>
       </w:r>
     </w:p>
     <w:tbl>
@@ -15613,7 +15663,7 @@
                 <w:sz w:val="18"/>
                 <w:szCs w:val="18"/>
               </w:rPr>
-              <w:t xml:space="preserve">KPI 7개(KPI-1~7)가 모두 목표를 충족했다. 오분류 0%, 치명 오분류 0건으로 정지를 포함한 어떤 신호도 다른 신호로 읽지 않았다. 전 구간 통합 동작도 실물에서 확인했다</w:t>
+              <w:t xml:space="preserve">KPI 7개(KPI-1~7)가 모두 점추정으로 목표를 충족했다. 그중 정답률·미판정률·치명 오분류 3개는 95% 구간이 목표선을 넘어 잠정 달성이다. 평가 210시도에서 정지를 포함한 어떤 신호도 다른 신호로 읽지 않았다(오분류 0%, 치명 오분류 0건). 전 구간 통합 동작도 실물에서 확인했다</w:t>
             </w:r>
           </w:p>
         </w:tc>
@@ -15795,7 +15845,20 @@
         <w:spacing w:after="60" w:line="290"/>
       </w:pPr>
       <w:r>
-        <w:t xml:space="preserve">지연 2개는 P95의 95% 상한까지 목표 안이지만 기록된 값이 재는 구간은 계획서 정의보다 좁다(§5-3). 슬로모션 7시도로 센 값(반응 시작 0.14~0.24초, 완료 약 1.11~1.24초)도 목표 안이다.</w:t>
+        <w:t xml:space="preserve">치명 오분류 0건은 정지 30시도에서 나온 값이라 95% 상한이 11.4%다. 상한을 3% 아래로 내리려면 정지만 약 125시도가 필요하다.</w:t>
+      </w:r>
+    </w:p>
+    <w:p>
+      <w:pPr>
+        <w:pStyle w:val="ListParagraph"/>
+        <w:numPr>
+          <w:ilvl w:val="0"/>
+          <w:numId w:val="2"/>
+        </w:numPr>
+        <w:spacing w:after="60" w:line="290"/>
+      </w:pPr>
+      <w:r>
+        <w:t xml:space="preserve">지연 2개는 P95의 95% 상한까지 목표 안이지만 기록된 값이 재는 구간은 계획서 정의보다 좁다(§5-3). 슬로모션 7시도로 센 값(반응 시작 0.14~0.24초, picar 주행을 뺀 완료 약 1.11~1.24초)도 목표 안이다.</w:t>
       </w:r>
     </w:p>
     <w:p>
@@ -16146,7 +16209,7 @@
                 <w:sz w:val="18"/>
                 <w:szCs w:val="18"/>
               </w:rPr>
-              <w:t xml:space="preserve">오분류율 0%는 "95% 신뢰로 1.8% 이하"로 읽어야 한다. 정답률·미판정률 구간이 목표선에 걸친다</w:t>
+              <w:t xml:space="preserve">오분류율 0%는 "95% 신뢰로 1.8% 이하", 치명 오분류 0건은 "11.4% 이하"로 읽어야 한다. 이 구간은 시도를 서로 독립으로 본 값이라 사람 간 차이(3명)는 반영되지 않는다. 정답률·미판정률 구간이 목표선에 걸친다</w:t>
             </w:r>
           </w:p>
         </w:tc>
@@ -16381,7 +16444,7 @@
                 <w:sz w:val="18"/>
                 <w:szCs w:val="18"/>
               </w:rPr>
-              <w:t xml:space="preserve">외부 사용자 의견 없음</w:t>
+              <w:t xml:space="preserve">외부인 평가 없음</w:t>
             </w:r>
           </w:p>
         </w:tc>
@@ -16412,7 +16475,7 @@
                 <w:sz w:val="18"/>
                 <w:szCs w:val="18"/>
               </w:rPr>
-              <w:t xml:space="preserve">평가자 3명이 모두 팀원</w:t>
+              <w:t xml:space="preserve">평가자 3명이 모두 학습에 쓰지 않은 팀원. 외부인 1명 촬영분은 손 모양 오류로 폐기(§5-1)</w:t>
             </w:r>
           </w:p>
         </w:tc>
@@ -16443,7 +16506,106 @@
                 <w:sz w:val="18"/>
                 <w:szCs w:val="18"/>
               </w:rPr>
-              <w:t xml:space="preserve">현장 적합성에 대한 외부 근거가 부족하다</w:t>
+              <w:t xml:space="preserve">처음 배우는 사람의 성능과 현장 적합성은 검증하지 않았다</w:t>
+            </w:r>
+          </w:p>
+        </w:tc>
+      </w:tr>
+      <w:tr>
+        <w:trPr>
+          <w:cantSplit/>
+          <w:tblHeader w:val="off"/>
+        </w:trPr>
+        <w:tc>
+          <w:tcPr>
+            <w:tcW w:type="dxa" w:w="2044"/>
+            <w:tcBorders>
+              <w:top w:val="single" w:color="C3C2B7" w:sz="4"/>
+              <w:left w:val="single" w:color="C3C2B7" w:sz="4"/>
+              <w:bottom w:val="single" w:color="C3C2B7" w:sz="4"/>
+              <w:right w:val="single" w:color="C3C2B7" w:sz="4"/>
+            </w:tcBorders>
+            <w:tcMar>
+              <w:top w:type="dxa" w:w="50"/>
+              <w:left w:type="dxa" w:w="90"/>
+              <w:bottom w:type="dxa" w:w="50"/>
+              <w:right w:type="dxa" w:w="90"/>
+            </w:tcMar>
+            <w:vAlign w:val="center"/>
+          </w:tcPr>
+          <w:p>
+            <w:pPr>
+              <w:spacing w:after="0" w:line="260"/>
+              <w:jc w:val="left"/>
+            </w:pPr>
+            <w:r>
+              <w:rPr>
+                <w:sz w:val="18"/>
+                <w:szCs w:val="18"/>
+              </w:rPr>
+              <w:t xml:space="preserve">표준과의 차이</w:t>
+            </w:r>
+          </w:p>
+        </w:tc>
+        <w:tc>
+          <w:tcPr>
+            <w:tcW w:type="dxa" w:w="3796"/>
+            <w:tcBorders>
+              <w:top w:val="single" w:color="C3C2B7" w:sz="4"/>
+              <w:left w:val="single" w:color="C3C2B7" w:sz="4"/>
+              <w:bottom w:val="single" w:color="C3C2B7" w:sz="4"/>
+              <w:right w:val="single" w:color="C3C2B7" w:sz="4"/>
+            </w:tcBorders>
+            <w:tcMar>
+              <w:top w:type="dxa" w:w="50"/>
+              <w:left w:type="dxa" w:w="90"/>
+              <w:bottom w:type="dxa" w:w="50"/>
+              <w:right w:type="dxa" w:w="90"/>
+            </w:tcMar>
+            <w:vAlign w:val="center"/>
+          </w:tcPr>
+          <w:p>
+            <w:pPr>
+              <w:spacing w:after="0" w:line="260"/>
+              <w:jc w:val="left"/>
+            </w:pPr>
+            <w:r>
+              <w:rPr>
+                <w:sz w:val="18"/>
+                <w:szCs w:val="18"/>
+              </w:rPr>
+              <w:t xml:space="preserve">수신호 5종은 크레인 표준 신호(팔 동작)를 손 모양으로 재해석한 시안</w:t>
+            </w:r>
+          </w:p>
+        </w:tc>
+        <w:tc>
+          <w:tcPr>
+            <w:tcW w:type="dxa" w:w="3798"/>
+            <w:tcBorders>
+              <w:top w:val="single" w:color="C3C2B7" w:sz="4"/>
+              <w:left w:val="single" w:color="C3C2B7" w:sz="4"/>
+              <w:bottom w:val="single" w:color="C3C2B7" w:sz="4"/>
+              <w:right w:val="single" w:color="C3C2B7" w:sz="4"/>
+            </w:tcBorders>
+            <w:tcMar>
+              <w:top w:type="dxa" w:w="50"/>
+              <w:left w:type="dxa" w:w="90"/>
+              <w:bottom w:type="dxa" w:w="50"/>
+              <w:right w:type="dxa" w:w="90"/>
+            </w:tcMar>
+            <w:vAlign w:val="center"/>
+          </w:tcPr>
+          <w:p>
+            <w:pPr>
+              <w:spacing w:after="0" w:line="260"/>
+              <w:jc w:val="left"/>
+            </w:pPr>
+            <w:r>
+              <w:rPr>
+                <w:sz w:val="18"/>
+                <w:szCs w:val="18"/>
+              </w:rPr>
+              <w:t xml:space="preserve">서행·확인/완료는 표준 동작과 다르다. 현장 표준 신호 그대로를 가르치는 교육은 아니다</w:t>
             </w:r>
           </w:p>
         </w:tc>
@@ -16983,6 +17145,74 @@
                 <w:szCs w:val="18"/>
               </w:rPr>
               <w:t xml:space="preserve">picar를 켤 때 LED를 미리 초기화해 첫 동작의 약 0.2초 지연을 없앤다</w:t>
+            </w:r>
+          </w:p>
+        </w:tc>
+      </w:tr>
+      <w:tr>
+        <w:trPr>
+          <w:cantSplit/>
+          <w:tblHeader w:val="off"/>
+        </w:trPr>
+        <w:tc>
+          <w:tcPr>
+            <w:tcW w:type="dxa" w:w="2224"/>
+            <w:tcBorders>
+              <w:top w:val="single" w:color="C3C2B7" w:sz="4"/>
+              <w:left w:val="single" w:color="C3C2B7" w:sz="4"/>
+              <w:bottom w:val="single" w:color="C3C2B7" w:sz="4"/>
+              <w:right w:val="single" w:color="C3C2B7" w:sz="4"/>
+            </w:tcBorders>
+            <w:tcMar>
+              <w:top w:type="dxa" w:w="50"/>
+              <w:left w:type="dxa" w:w="90"/>
+              <w:bottom w:type="dxa" w:w="50"/>
+              <w:right w:type="dxa" w:w="90"/>
+            </w:tcMar>
+            <w:vAlign w:val="center"/>
+          </w:tcPr>
+          <w:p>
+            <w:pPr>
+              <w:spacing w:after="0" w:line="260"/>
+              <w:jc w:val="left"/>
+            </w:pPr>
+            <w:r>
+              <w:rPr>
+                <w:sz w:val="18"/>
+                <w:szCs w:val="18"/>
+              </w:rPr>
+              <w:t xml:space="preserve">표준 정합성</w:t>
+            </w:r>
+          </w:p>
+        </w:tc>
+        <w:tc>
+          <w:tcPr>
+            <w:tcW w:type="dxa" w:w="7414"/>
+            <w:tcBorders>
+              <w:top w:val="single" w:color="C3C2B7" w:sz="4"/>
+              <w:left w:val="single" w:color="C3C2B7" w:sz="4"/>
+              <w:bottom w:val="single" w:color="C3C2B7" w:sz="4"/>
+              <w:right w:val="single" w:color="C3C2B7" w:sz="4"/>
+            </w:tcBorders>
+            <w:tcMar>
+              <w:top w:type="dxa" w:w="50"/>
+              <w:left w:type="dxa" w:w="90"/>
+              <w:bottom w:type="dxa" w:w="50"/>
+              <w:right w:type="dxa" w:w="90"/>
+            </w:tcMar>
+            <w:vAlign w:val="center"/>
+          </w:tcPr>
+          <w:p>
+            <w:pPr>
+              <w:spacing w:after="0" w:line="260"/>
+              <w:jc w:val="left"/>
+            </w:pPr>
+            <w:r>
+              <w:rPr>
+                <w:sz w:val="18"/>
+                <w:szCs w:val="18"/>
+              </w:rPr>
+              <w:t xml:space="preserve">현장 안전 교육 담당자와 손 모양 시안을 검토하거나, 표준 팔 동작을 인식하는 방식(자세 추정)을 검토한다</w:t>
             </w:r>
           </w:p>
         </w:tc>
@@ -17634,6 +17864,105 @@
                 <w:szCs w:val="18"/>
               </w:rPr>
               <w:t xml:space="preserve">AI Hand 교체 반영(사용성 문제 5건 모두 해결), AI Hand를 시범 전용으로 표기, 5-3에 슬로모션 영상 대조 결과 추가, 다음 단계에서 끝난 일 삭제, 자동 테스트 수 갱신(253건)</w:t>
+            </w:r>
+          </w:p>
+        </w:tc>
+      </w:tr>
+      <w:tr>
+        <w:trPr>
+          <w:cantSplit/>
+          <w:tblHeader w:val="off"/>
+        </w:trPr>
+        <w:tc>
+          <w:tcPr>
+            <w:tcW w:type="dxa" w:w="1101"/>
+            <w:tcBorders>
+              <w:top w:val="single" w:color="C3C2B7" w:sz="4"/>
+              <w:left w:val="single" w:color="C3C2B7" w:sz="4"/>
+              <w:bottom w:val="single" w:color="C3C2B7" w:sz="4"/>
+              <w:right w:val="single" w:color="C3C2B7" w:sz="4"/>
+            </w:tcBorders>
+            <w:tcMar>
+              <w:top w:type="dxa" w:w="50"/>
+              <w:left w:type="dxa" w:w="90"/>
+              <w:bottom w:type="dxa" w:w="50"/>
+              <w:right w:type="dxa" w:w="90"/>
+            </w:tcMar>
+            <w:vAlign w:val="center"/>
+          </w:tcPr>
+          <w:p>
+            <w:pPr>
+              <w:spacing w:after="0" w:line="260"/>
+              <w:jc w:val="center"/>
+            </w:pPr>
+            <w:r>
+              <w:rPr>
+                <w:sz w:val="18"/>
+                <w:szCs w:val="18"/>
+              </w:rPr>
+              <w:t xml:space="preserve">v1.2</w:t>
+            </w:r>
+          </w:p>
+        </w:tc>
+        <w:tc>
+          <w:tcPr>
+            <w:tcW w:type="dxa" w:w="1652"/>
+            <w:tcBorders>
+              <w:top w:val="single" w:color="C3C2B7" w:sz="4"/>
+              <w:left w:val="single" w:color="C3C2B7" w:sz="4"/>
+              <w:bottom w:val="single" w:color="C3C2B7" w:sz="4"/>
+              <w:right w:val="single" w:color="C3C2B7" w:sz="4"/>
+            </w:tcBorders>
+            <w:tcMar>
+              <w:top w:type="dxa" w:w="50"/>
+              <w:left w:type="dxa" w:w="90"/>
+              <w:bottom w:type="dxa" w:w="50"/>
+              <w:right w:type="dxa" w:w="90"/>
+            </w:tcMar>
+            <w:vAlign w:val="center"/>
+          </w:tcPr>
+          <w:p>
+            <w:pPr>
+              <w:spacing w:after="0" w:line="260"/>
+              <w:jc w:val="center"/>
+            </w:pPr>
+            <w:r>
+              <w:rPr>
+                <w:sz w:val="18"/>
+                <w:szCs w:val="18"/>
+              </w:rPr>
+              <w:t xml:space="preserve">2026-10-03</w:t>
+            </w:r>
+          </w:p>
+        </w:tc>
+        <w:tc>
+          <w:tcPr>
+            <w:tcW w:type="dxa" w:w="6885"/>
+            <w:tcBorders>
+              <w:top w:val="single" w:color="C3C2B7" w:sz="4"/>
+              <w:left w:val="single" w:color="C3C2B7" w:sz="4"/>
+              <w:bottom w:val="single" w:color="C3C2B7" w:sz="4"/>
+              <w:right w:val="single" w:color="C3C2B7" w:sz="4"/>
+            </w:tcBorders>
+            <w:tcMar>
+              <w:top w:type="dxa" w:w="50"/>
+              <w:left w:type="dxa" w:w="90"/>
+              <w:bottom w:type="dxa" w:w="50"/>
+              <w:right w:type="dxa" w:w="90"/>
+            </w:tcMar>
+            <w:vAlign w:val="center"/>
+          </w:tcPr>
+          <w:p>
+            <w:pPr>
+              <w:spacing w:after="0" w:line="260"/>
+              <w:jc w:val="left"/>
+            </w:pPr>
+            <w:r>
+              <w:rPr>
+                <w:sz w:val="18"/>
+                <w:szCs w:val="18"/>
+              </w:rPr>
+              <w:t xml:space="preserve">심사 지적 대비 정정. 정답률·미판정률·치명 오분류를 '잠정 달성'으로 표기(06 §2-1 규칙과 통일), 치명 오분류 95% 상한 11.4% 병기, 수신호가 크레인 표준을 손 모양으로 재해석한 시안이라는 점과 학습 데이터 출처·라이선스 명시, '처음 보는 사람'을 '학습에 쓰지 않은 팀원'으로 정정, 폐기한 외부인 평가 데이터(09-22) 경위 공개, 물리 피드백 완료가 picar 주행 제외 기준임을 명시(원래 정의로는 초과), 시행 구간 RPi5 최고 온도 68.6°C로 정정</w:t>
             </w:r>
           </w:p>
         </w:tc>
@@ -17758,7 +18087,7 @@
         <w:sz w:val="16"/>
         <w:szCs w:val="16"/>
       </w:rPr>
-      <w:t xml:space="preserve">SafeSign PhysicalAI 결과보고서 v1.1</w:t>
+      <w:t xml:space="preserve">SafeSign PhysicalAI 결과보고서 v1.2</w:t>
     </w:r>
   </w:p>
 </w:hdr>

--- a/document/20_결과보고서.docx
+++ b/document/20_결과보고서.docx
@@ -183,7 +183,7 @@
                 <w:sz w:val="18"/>
                 <w:szCs w:val="18"/>
               </w:rPr>
-              <w:t xml:space="preserve">v1.2 (기준 커밋 </w:t>
+              <w:t xml:space="preserve">v1.3 (기준 커밋 </w:t>
             </w:r>
             <w:r>
               <w:rPr>
@@ -206,7 +206,7 @@
                 <w:sz w:val="16"/>
                 <w:szCs w:val="16"/>
               </w:rPr>
-              <w:t xml:space="preserve">876bbf1</w:t>
+              <w:t xml:space="preserve">d3424dc</w:t>
             </w:r>
             <w:r>
               <w:rPr>
@@ -2619,7 +2619,7 @@
         <w:t xml:space="preserve">규모.</w:t>
       </w:r>
       <w:r>
-        <w:t xml:space="preserve"> 보드 2대(RPi5 고정, RPi4B 주행), 서비스 6개, 수신호 7종, 자동 테스트 253건(web 113 · vision 55 · picar 45 · actuation 30 · portal 10, 10-03 기준 전부 통과).</w:t>
+        <w:t xml:space="preserve"> 보드 2대(RPi5 고정, RPi4B 주행), 서비스 6개, 수신호 7종, 자동 테스트 320건(web 124 · vision 78 · actuation 54 · picar 52 · portal 12, 10-03 기준 전부 통과).</w:t>
       </w:r>
     </w:p>
     <w:p>
@@ -14829,7 +14829,7 @@
                 <w:sz w:val="18"/>
                 <w:szCs w:val="18"/>
               </w:rPr>
-              <w:t xml:space="preserve">자동 테스트 253건</w:t>
+              <w:t xml:space="preserve">자동 테스트 320건</w:t>
             </w:r>
           </w:p>
         </w:tc>
@@ -17436,6 +17436,406 @@
           </w:p>
         </w:tc>
       </w:tr>
+      <w:tr>
+        <w:trPr>
+          <w:cantSplit/>
+          <w:tblHeader w:val="off"/>
+        </w:trPr>
+        <w:tc>
+          <w:tcPr>
+            <w:tcW w:type="dxa" w:w="2224"/>
+            <w:tcBorders>
+              <w:top w:val="single" w:color="C3C2B7" w:sz="4"/>
+              <w:left w:val="single" w:color="C3C2B7" w:sz="4"/>
+              <w:bottom w:val="single" w:color="C3C2B7" w:sz="4"/>
+              <w:right w:val="single" w:color="C3C2B7" w:sz="4"/>
+            </w:tcBorders>
+            <w:tcMar>
+              <w:top w:type="dxa" w:w="50"/>
+              <w:left w:type="dxa" w:w="90"/>
+              <w:bottom w:type="dxa" w:w="50"/>
+              <w:right w:type="dxa" w:w="90"/>
+            </w:tcMar>
+            <w:vAlign w:val="center"/>
+          </w:tcPr>
+          <w:p>
+            <w:pPr>
+              <w:spacing w:after="0" w:line="260"/>
+              <w:jc w:val="left"/>
+            </w:pPr>
+            <w:r>
+              <w:rPr>
+                <w:sz w:val="18"/>
+                <w:szCs w:val="18"/>
+              </w:rPr>
+              <w:t xml:space="preserve">운영 자동화</w:t>
+            </w:r>
+          </w:p>
+        </w:tc>
+        <w:tc>
+          <w:tcPr>
+            <w:tcW w:type="dxa" w:w="7414"/>
+            <w:tcBorders>
+              <w:top w:val="single" w:color="C3C2B7" w:sz="4"/>
+              <w:left w:val="single" w:color="C3C2B7" w:sz="4"/>
+              <w:bottom w:val="single" w:color="C3C2B7" w:sz="4"/>
+              <w:right w:val="single" w:color="C3C2B7" w:sz="4"/>
+            </w:tcBorders>
+            <w:tcMar>
+              <w:top w:type="dxa" w:w="50"/>
+              <w:left w:type="dxa" w:w="90"/>
+              <w:bottom w:type="dxa" w:w="50"/>
+              <w:right w:type="dxa" w:w="90"/>
+            </w:tcMar>
+            <w:vAlign w:val="center"/>
+          </w:tcPr>
+          <w:p>
+            <w:pPr>
+              <w:spacing w:after="0" w:line="260"/>
+              <w:jc w:val="left"/>
+            </w:pPr>
+            <w:r>
+              <w:rPr>
+                <w:sz w:val="18"/>
+                <w:szCs w:val="18"/>
+              </w:rPr>
+              <w:t xml:space="preserve">보드가 재부팅되거나 서비스가 멈추면 자동으로 다시 띄우는 systemd 설정(</w:t>
+            </w:r>
+            <w:r>
+              <w:rPr>
+                <w:rFonts w:ascii="Consolas" w:cs="Consolas" w:eastAsia="Malgun Gothic" w:hAnsi="Consolas"/>
+                <w:sz w:val="16"/>
+                <w:szCs w:val="16"/>
+              </w:rPr>
+              <w:t xml:space="preserve">scripts/rpi/systemd/</w:t>
+            </w:r>
+            <w:r>
+              <w:rPr>
+                <w:sz w:val="18"/>
+                <w:szCs w:val="18"/>
+              </w:rPr>
+              <w:t xml:space="preserve">)을 만들었지만 실물 검증 전이다. 시연은 지금처럼 tmux 기동 스크립트로 한다. GitHub Actions 자동 테스트(</w:t>
+            </w:r>
+            <w:r>
+              <w:rPr>
+                <w:rFonts w:ascii="Consolas" w:cs="Consolas" w:eastAsia="Malgun Gothic" w:hAnsi="Consolas"/>
+                <w:sz w:val="16"/>
+                <w:szCs w:val="16"/>
+              </w:rPr>
+              <w:t xml:space="preserve">.github/workflows/ci.yml</w:t>
+            </w:r>
+            <w:r>
+              <w:rPr>
+                <w:sz w:val="18"/>
+                <w:szCs w:val="18"/>
+              </w:rPr>
+              <w:t xml:space="preserve">)는 저장소 설정에서 허용한 뒤 첫 실행이 남았고, docker compose 통합 테스트 단계는 아직 없다</w:t>
+            </w:r>
+          </w:p>
+        </w:tc>
+      </w:tr>
+      <w:tr>
+        <w:trPr>
+          <w:cantSplit/>
+          <w:tblHeader w:val="off"/>
+        </w:trPr>
+        <w:tc>
+          <w:tcPr>
+            <w:tcW w:type="dxa" w:w="2224"/>
+            <w:tcBorders>
+              <w:top w:val="single" w:color="C3C2B7" w:sz="4"/>
+              <w:left w:val="single" w:color="C3C2B7" w:sz="4"/>
+              <w:bottom w:val="single" w:color="C3C2B7" w:sz="4"/>
+              <w:right w:val="single" w:color="C3C2B7" w:sz="4"/>
+            </w:tcBorders>
+            <w:tcMar>
+              <w:top w:type="dxa" w:w="50"/>
+              <w:left w:type="dxa" w:w="90"/>
+              <w:bottom w:type="dxa" w:w="50"/>
+              <w:right w:type="dxa" w:w="90"/>
+            </w:tcMar>
+            <w:vAlign w:val="center"/>
+          </w:tcPr>
+          <w:p>
+            <w:pPr>
+              <w:spacing w:after="0" w:line="260"/>
+              <w:jc w:val="left"/>
+            </w:pPr>
+            <w:r>
+              <w:rPr>
+                <w:sz w:val="18"/>
+                <w:szCs w:val="18"/>
+              </w:rPr>
+              <w:t xml:space="preserve">보안 보강</w:t>
+            </w:r>
+          </w:p>
+        </w:tc>
+        <w:tc>
+          <w:tcPr>
+            <w:tcW w:type="dxa" w:w="7414"/>
+            <w:tcBorders>
+              <w:top w:val="single" w:color="C3C2B7" w:sz="4"/>
+              <w:left w:val="single" w:color="C3C2B7" w:sz="4"/>
+              <w:bottom w:val="single" w:color="C3C2B7" w:sz="4"/>
+              <w:right w:val="single" w:color="C3C2B7" w:sz="4"/>
+            </w:tcBorders>
+            <w:tcMar>
+              <w:top w:type="dxa" w:w="50"/>
+              <w:left w:type="dxa" w:w="90"/>
+              <w:bottom w:type="dxa" w:w="50"/>
+              <w:right w:type="dxa" w:w="90"/>
+            </w:tcMar>
+            <w:vAlign w:val="center"/>
+          </w:tcPr>
+          <w:p>
+            <w:pPr>
+              <w:spacing w:after="0" w:line="260"/>
+              <w:jc w:val="left"/>
+            </w:pPr>
+            <w:r>
+              <w:rPr>
+                <w:sz w:val="18"/>
+                <w:szCs w:val="18"/>
+              </w:rPr>
+              <w:t xml:space="preserve">회사 사이트는 로그아웃이나 비밀번호 재설정 뒤에도 기존 로그인 쿠키가 최대 8시간 유효하다. 서버에서 세션을 무효화하게 바꾼다. 교육장 화면의 POST 요청에는 요청 출처를 확인하는 헤더(CSRF 방지)를 추가한다</w:t>
+            </w:r>
+          </w:p>
+        </w:tc>
+      </w:tr>
+      <w:tr>
+        <w:trPr>
+          <w:cantSplit/>
+          <w:tblHeader w:val="off"/>
+        </w:trPr>
+        <w:tc>
+          <w:tcPr>
+            <w:tcW w:type="dxa" w:w="2224"/>
+            <w:tcBorders>
+              <w:top w:val="single" w:color="C3C2B7" w:sz="4"/>
+              <w:left w:val="single" w:color="C3C2B7" w:sz="4"/>
+              <w:bottom w:val="single" w:color="C3C2B7" w:sz="4"/>
+              <w:right w:val="single" w:color="C3C2B7" w:sz="4"/>
+            </w:tcBorders>
+            <w:tcMar>
+              <w:top w:type="dxa" w:w="50"/>
+              <w:left w:type="dxa" w:w="90"/>
+              <w:bottom w:type="dxa" w:w="50"/>
+              <w:right w:type="dxa" w:w="90"/>
+            </w:tcMar>
+            <w:vAlign w:val="center"/>
+          </w:tcPr>
+          <w:p>
+            <w:pPr>
+              <w:spacing w:after="0" w:line="260"/>
+              <w:jc w:val="left"/>
+            </w:pPr>
+            <w:r>
+              <w:rPr>
+                <w:sz w:val="18"/>
+                <w:szCs w:val="18"/>
+              </w:rPr>
+              <w:t xml:space="preserve">코드 구조 정리</w:t>
+            </w:r>
+          </w:p>
+        </w:tc>
+        <w:tc>
+          <w:tcPr>
+            <w:tcW w:type="dxa" w:w="7414"/>
+            <w:tcBorders>
+              <w:top w:val="single" w:color="C3C2B7" w:sz="4"/>
+              <w:left w:val="single" w:color="C3C2B7" w:sz="4"/>
+              <w:bottom w:val="single" w:color="C3C2B7" w:sz="4"/>
+              <w:right w:val="single" w:color="C3C2B7" w:sz="4"/>
+            </w:tcBorders>
+            <w:tcMar>
+              <w:top w:type="dxa" w:w="50"/>
+              <w:left w:type="dxa" w:w="90"/>
+              <w:bottom w:type="dxa" w:w="50"/>
+              <w:right w:type="dxa" w:w="90"/>
+            </w:tcMar>
+            <w:vAlign w:val="center"/>
+          </w:tcPr>
+          <w:p>
+            <w:pPr>
+              <w:spacing w:after="0" w:line="260"/>
+              <w:jc w:val="left"/>
+            </w:pPr>
+            <w:r>
+              <w:rPr>
+                <w:sz w:val="18"/>
+                <w:szCs w:val="18"/>
+              </w:rPr>
+              <w:t xml:space="preserve">900~1,300줄짜리 파일 3개(교육장 상태머신·회원 모듈·화면 스크립트)를 기능별로 나눈다. 여러 곳에 따로 적힌 수신호 정의(이름·손가락 패턴 등)는 한 곳에서 내려받게 한다. 지금은 자동 테스트로 서로 같은지만 검사한다</w:t>
+            </w:r>
+          </w:p>
+        </w:tc>
+      </w:tr>
+      <w:tr>
+        <w:trPr>
+          <w:cantSplit/>
+          <w:tblHeader w:val="off"/>
+        </w:trPr>
+        <w:tc>
+          <w:tcPr>
+            <w:tcW w:type="dxa" w:w="2224"/>
+            <w:tcBorders>
+              <w:top w:val="single" w:color="C3C2B7" w:sz="4"/>
+              <w:left w:val="single" w:color="C3C2B7" w:sz="4"/>
+              <w:bottom w:val="single" w:color="C3C2B7" w:sz="4"/>
+              <w:right w:val="single" w:color="C3C2B7" w:sz="4"/>
+            </w:tcBorders>
+            <w:tcMar>
+              <w:top w:type="dxa" w:w="50"/>
+              <w:left w:type="dxa" w:w="90"/>
+              <w:bottom w:type="dxa" w:w="50"/>
+              <w:right w:type="dxa" w:w="90"/>
+            </w:tcMar>
+            <w:vAlign w:val="center"/>
+          </w:tcPr>
+          <w:p>
+            <w:pPr>
+              <w:spacing w:after="0" w:line="260"/>
+              <w:jc w:val="left"/>
+            </w:pPr>
+            <w:r>
+              <w:rPr>
+                <w:sz w:val="18"/>
+                <w:szCs w:val="18"/>
+              </w:rPr>
+              <w:t xml:space="preserve">피드백 대기 시간 정렬</w:t>
+            </w:r>
+          </w:p>
+        </w:tc>
+        <w:tc>
+          <w:tcPr>
+            <w:tcW w:type="dxa" w:w="7414"/>
+            <w:tcBorders>
+              <w:top w:val="single" w:color="C3C2B7" w:sz="4"/>
+              <w:left w:val="single" w:color="C3C2B7" w:sz="4"/>
+              <w:bottom w:val="single" w:color="C3C2B7" w:sz="4"/>
+              <w:right w:val="single" w:color="C3C2B7" w:sz="4"/>
+            </w:tcBorders>
+            <w:tcMar>
+              <w:top w:type="dxa" w:w="50"/>
+              <w:left w:type="dxa" w:w="90"/>
+              <w:bottom w:type="dxa" w:w="50"/>
+              <w:right w:type="dxa" w:w="90"/>
+            </w:tcMar>
+            <w:vAlign w:val="center"/>
+          </w:tcPr>
+          <w:p>
+            <w:pPr>
+              <w:spacing w:after="0" w:line="260"/>
+              <w:jc w:val="left"/>
+            </w:pPr>
+            <w:r>
+              <w:rPr>
+                <w:sz w:val="18"/>
+                <w:szCs w:val="18"/>
+              </w:rPr>
+              <w:t xml:space="preserve">교육장이 actuation 응답을 기다리는 시간(명령 1.5초, 결과·진행 0.5초)이 actuation이 micro:bit 회신을 기다리는 시간(2.0초)보다 짧다. 맞추면 물리 피드백 지연이 달라지므로 KPI 재측정과 함께 한다</w:t>
+            </w:r>
+          </w:p>
+        </w:tc>
+      </w:tr>
+      <w:tr>
+        <w:trPr>
+          <w:cantSplit/>
+          <w:tblHeader w:val="off"/>
+        </w:trPr>
+        <w:tc>
+          <w:tcPr>
+            <w:tcW w:type="dxa" w:w="2224"/>
+            <w:tcBorders>
+              <w:top w:val="single" w:color="C3C2B7" w:sz="4"/>
+              <w:left w:val="single" w:color="C3C2B7" w:sz="4"/>
+              <w:bottom w:val="single" w:color="C3C2B7" w:sz="4"/>
+              <w:right w:val="single" w:color="C3C2B7" w:sz="4"/>
+            </w:tcBorders>
+            <w:tcMar>
+              <w:top w:type="dxa" w:w="50"/>
+              <w:left w:type="dxa" w:w="90"/>
+              <w:bottom w:type="dxa" w:w="50"/>
+              <w:right w:type="dxa" w:w="90"/>
+            </w:tcMar>
+            <w:vAlign w:val="center"/>
+          </w:tcPr>
+          <w:p>
+            <w:pPr>
+              <w:spacing w:after="0" w:line="260"/>
+              <w:jc w:val="left"/>
+            </w:pPr>
+            <w:r>
+              <w:rPr>
+                <w:sz w:val="18"/>
+                <w:szCs w:val="18"/>
+              </w:rPr>
+              <w:t xml:space="preserve">MediaPipe 버전 통일</w:t>
+            </w:r>
+          </w:p>
+        </w:tc>
+        <w:tc>
+          <w:tcPr>
+            <w:tcW w:type="dxa" w:w="7414"/>
+            <w:tcBorders>
+              <w:top w:val="single" w:color="C3C2B7" w:sz="4"/>
+              <w:left w:val="single" w:color="C3C2B7" w:sz="4"/>
+              <w:bottom w:val="single" w:color="C3C2B7" w:sz="4"/>
+              <w:right w:val="single" w:color="C3C2B7" w:sz="4"/>
+            </w:tcBorders>
+            <w:tcMar>
+              <w:top w:type="dxa" w:w="50"/>
+              <w:left w:type="dxa" w:w="90"/>
+              <w:bottom w:type="dxa" w:w="50"/>
+              <w:right w:type="dxa" w:w="90"/>
+            </w:tcMar>
+            <w:vAlign w:val="center"/>
+          </w:tcPr>
+          <w:p>
+            <w:pPr>
+              <w:spacing w:after="0" w:line="260"/>
+              <w:jc w:val="left"/>
+            </w:pPr>
+            <w:r>
+              <w:rPr>
+                <w:sz w:val="18"/>
+                <w:szCs w:val="18"/>
+              </w:rPr>
+              <w:t xml:space="preserve">학습 데이터 추출 도구(</w:t>
+            </w:r>
+            <w:r>
+              <w:rPr>
+                <w:rFonts w:ascii="Consolas" w:cs="Consolas" w:eastAsia="Malgun Gothic" w:hAnsi="Consolas"/>
+                <w:sz w:val="16"/>
+                <w:szCs w:val="16"/>
+              </w:rPr>
+              <w:t xml:space="preserve">services/data</w:t>
+            </w:r>
+            <w:r>
+              <w:rPr>
+                <w:sz w:val="18"/>
+                <w:szCs w:val="18"/>
+              </w:rPr>
+              <w:t xml:space="preserve">, 0.10.14 고정)와 실행 서비스(</w:t>
+            </w:r>
+            <w:r>
+              <w:rPr>
+                <w:rFonts w:ascii="Consolas" w:cs="Consolas" w:eastAsia="Malgun Gothic" w:hAnsi="Consolas"/>
+                <w:sz w:val="16"/>
+                <w:szCs w:val="16"/>
+              </w:rPr>
+              <w:t xml:space="preserve">services/vision</w:t>
+            </w:r>
+            <w:r>
+              <w:rPr>
+                <w:sz w:val="18"/>
+                <w:szCs w:val="18"/>
+              </w:rPr>
+              <w:t xml:space="preserve">, 1.x)의 버전 지정이 다르다. 맞추려면 랜드마크를 다시 추출하고 재학습한 뒤 KPI를 다시 재야 한다</w:t>
+            </w:r>
+          </w:p>
+        </w:tc>
+      </w:tr>
     </w:tbl>
     <w:p>
       <w:pPr>
@@ -17963,6 +18363,105 @@
                 <w:szCs w:val="18"/>
               </w:rPr>
               <w:t xml:space="preserve">심사 지적 대비 정정. 정답률·미판정률·치명 오분류를 '잠정 달성'으로 표기(06 §2-1 규칙과 통일), 치명 오분류 95% 상한 11.4% 병기, 수신호가 크레인 표준을 손 모양으로 재해석한 시안이라는 점과 학습 데이터 출처·라이선스 명시, '처음 보는 사람'을 '학습에 쓰지 않은 팀원'으로 정정, 폐기한 외부인 평가 데이터(09-22) 경위 공개, 물리 피드백 완료가 picar 주행 제외 기준임을 명시(원래 정의로는 초과), 시행 구간 RPi5 최고 온도 68.6°C로 정정</w:t>
+            </w:r>
+          </w:p>
+        </w:tc>
+      </w:tr>
+      <w:tr>
+        <w:trPr>
+          <w:cantSplit/>
+          <w:tblHeader w:val="off"/>
+        </w:trPr>
+        <w:tc>
+          <w:tcPr>
+            <w:tcW w:type="dxa" w:w="1101"/>
+            <w:tcBorders>
+              <w:top w:val="single" w:color="C3C2B7" w:sz="4"/>
+              <w:left w:val="single" w:color="C3C2B7" w:sz="4"/>
+              <w:bottom w:val="single" w:color="C3C2B7" w:sz="4"/>
+              <w:right w:val="single" w:color="C3C2B7" w:sz="4"/>
+            </w:tcBorders>
+            <w:tcMar>
+              <w:top w:type="dxa" w:w="50"/>
+              <w:left w:type="dxa" w:w="90"/>
+              <w:bottom w:type="dxa" w:w="50"/>
+              <w:right w:type="dxa" w:w="90"/>
+            </w:tcMar>
+            <w:vAlign w:val="center"/>
+          </w:tcPr>
+          <w:p>
+            <w:pPr>
+              <w:spacing w:after="0" w:line="260"/>
+              <w:jc w:val="center"/>
+            </w:pPr>
+            <w:r>
+              <w:rPr>
+                <w:sz w:val="18"/>
+                <w:szCs w:val="18"/>
+              </w:rPr>
+              <w:t xml:space="preserve">v1.3</w:t>
+            </w:r>
+          </w:p>
+        </w:tc>
+        <w:tc>
+          <w:tcPr>
+            <w:tcW w:type="dxa" w:w="1652"/>
+            <w:tcBorders>
+              <w:top w:val="single" w:color="C3C2B7" w:sz="4"/>
+              <w:left w:val="single" w:color="C3C2B7" w:sz="4"/>
+              <w:bottom w:val="single" w:color="C3C2B7" w:sz="4"/>
+              <w:right w:val="single" w:color="C3C2B7" w:sz="4"/>
+            </w:tcBorders>
+            <w:tcMar>
+              <w:top w:type="dxa" w:w="50"/>
+              <w:left w:type="dxa" w:w="90"/>
+              <w:bottom w:type="dxa" w:w="50"/>
+              <w:right w:type="dxa" w:w="90"/>
+            </w:tcMar>
+            <w:vAlign w:val="center"/>
+          </w:tcPr>
+          <w:p>
+            <w:pPr>
+              <w:spacing w:after="0" w:line="260"/>
+              <w:jc w:val="center"/>
+            </w:pPr>
+            <w:r>
+              <w:rPr>
+                <w:sz w:val="18"/>
+                <w:szCs w:val="18"/>
+              </w:rPr>
+              <w:t xml:space="preserve">2026-10-03</w:t>
+            </w:r>
+          </w:p>
+        </w:tc>
+        <w:tc>
+          <w:tcPr>
+            <w:tcW w:type="dxa" w:w="6885"/>
+            <w:tcBorders>
+              <w:top w:val="single" w:color="C3C2B7" w:sz="4"/>
+              <w:left w:val="single" w:color="C3C2B7" w:sz="4"/>
+              <w:bottom w:val="single" w:color="C3C2B7" w:sz="4"/>
+              <w:right w:val="single" w:color="C3C2B7" w:sz="4"/>
+            </w:tcBorders>
+            <w:tcMar>
+              <w:top w:type="dxa" w:w="50"/>
+              <w:left w:type="dxa" w:w="90"/>
+              <w:bottom w:type="dxa" w:w="50"/>
+              <w:right w:type="dxa" w:w="90"/>
+            </w:tcMar>
+            <w:vAlign w:val="center"/>
+          </w:tcPr>
+          <w:p>
+            <w:pPr>
+              <w:spacing w:after="0" w:line="260"/>
+              <w:jc w:val="left"/>
+            </w:pPr>
+            <w:r>
+              <w:rPr>
+                <w:sz w:val="18"/>
+                <w:szCs w:val="18"/>
+              </w:rPr>
+              <w:t xml:space="preserve">기술 부채 정리(10-03) 반영. 자동 테스트 수 갱신(320건), 향후 과제에 운영 자동화·보안 보강·코드 구조 정리·피드백 대기 시간 정렬·MediaPipe 버전 통일 추가. 판정·지연 수치는 그대로</w:t>
             </w:r>
           </w:p>
         </w:tc>
@@ -18087,7 +18586,7 @@
         <w:sz w:val="16"/>
         <w:szCs w:val="16"/>
       </w:rPr>
-      <w:t xml:space="preserve">SafeSign PhysicalAI 결과보고서 v1.2</w:t>
+      <w:t xml:space="preserve">SafeSign PhysicalAI 결과보고서 v1.3</w:t>
     </w:r>
   </w:p>
 </w:hdr>

--- a/document/20_결과보고서.docx
+++ b/document/20_결과보고서.docx
@@ -183,7 +183,7 @@
                 <w:sz w:val="18"/>
                 <w:szCs w:val="18"/>
               </w:rPr>
-              <w:t xml:space="preserve">v1.3 (기준 커밋 </w:t>
+              <w:t xml:space="preserve">v1.4 (기준 커밋 </w:t>
             </w:r>
             <w:r>
               <w:rPr>
@@ -191,7 +191,7 @@
                 <w:sz w:val="16"/>
                 <w:szCs w:val="16"/>
               </w:rPr>
-              <w:t xml:space="preserve">dev</w:t>
+              <w:t>dev</w:t>
             </w:r>
             <w:r>
               <w:rPr>
@@ -206,14 +206,14 @@
                 <w:sz w:val="16"/>
                 <w:szCs w:val="16"/>
               </w:rPr>
-              <w:t xml:space="preserve">d3424dc</w:t>
-            </w:r>
-            <w:r>
-              <w:rPr>
-                <w:sz w:val="18"/>
-                <w:szCs w:val="18"/>
-              </w:rPr>
-              <w:t xml:space="preserve">)</w:t>
+              <w:t>60231a6</w:t>
+            </w:r>
+            <w:r>
+              <w:rPr>
+                <w:sz w:val="18"/>
+                <w:szCs w:val="18"/>
+              </w:rPr>
+              <w:t>)</w:t>
             </w:r>
           </w:p>
         </w:tc>
@@ -1968,10 +1968,10 @@
           <w:b/>
           <w:bCs/>
         </w:rPr>
-        <w:t xml:space="preserve">과제 배경.</w:t>
-      </w:r>
-      <w:r>
-        <w:t xml:space="preserve"> 산업 현장에서는 작업자마다 안전 수신호를 이해하고 표현하는 방식이 달라서 소통 오류가 사고로 이어질 수 있다. 영상 시청이나 인쇄물 위주의 기존 교육으로는 교육자가 학습자의 습득 정도를 객관적으로 판단할 수 없고, 학습자도 자기가 제대로 하고 있는지 알기 어렵다.</w:t>
+        <w:t>과제 배경.</w:t>
+      </w:r>
+      <w:r>
+        <w:t xml:space="preserve"> 산업 현장에서는 작업자마다 안전 수신호를 이해하고 표현하는 방식이 달라서 소통 오류가 사고로 이어질 수 있다. 2010~2019년 타워크레인 양중작업 재해 343건 중 45건(13.0%)이 신호체계 미준수에서 나왔다. 그런데 국내 타워크레인 신호수는 별도 자격 없이 8시간 특별교육만 받으면 되고, 그 교육도 이론 위주라 실기 평가가 없다. 영상 시청이나 인쇄물 위주의 기존 교육으로는 교육자가 학습자의 습득 정도를 객관적으로 판단할 수 없고, 학습자도 자기가 제대로 하고 있는지 알기 어렵다(본문 §1).</w:t>
       </w:r>
     </w:p>
     <w:p>
@@ -2031,10 +2031,10 @@
           <w:b/>
           <w:bCs/>
         </w:rPr>
-        <w:t xml:space="preserve">수신호와 학습 데이터.</w:t>
-      </w:r>
-      <w:r>
-        <w:t xml:space="preserve"> 수신호 5종은 크레인작업표준신호지침(고용노동부고시)의 신호를 AI Hand가 만들 수 있는 손 모양으로 재해석한 시안이고, 후진·주의 2종은 자체 지정이다. 표준 신호는 팔 동작이라 그대로 재현한 것이 아니다(본문 §2). 학습 데이터는 공개 ASL 지문자 데이터셋 2종(27,735건, 라이선스 ODbL·MIT)에서 손 모양만 빌려 왔고 지문자의 뜻과는 관계가 없다.</w:t>
+        <w:t>수신호와 학습 데이터.</w:t>
+      </w:r>
+      <w:r>
+        <w:t xml:space="preserve"> 수신호 5종은 크레인작업표준신호지침(고용노동부고시)의 신호를 AI Hand가 만들 수 있는 손 모양으로 재해석한 시안이고, 후진·주의 2종은 자체 지정이다. 표준 신호는 팔 동작이라 그대로 재현한 것이 아니다(본문 §2). 학습 데이터는 공개 데이터셋 2종(27,735건)에서 손 모양만 빌려 왔다. 6종은 ASL 지문자 데이터셋(라이선스 ODbL)에서, 정지는 손가락으로 1~5를 세는 사진 데이터셋(라이선스 MIT)에서 가져왔고, 어느 쪽도 원래 뜻과는 관계가 없다.</w:t>
       </w:r>
     </w:p>
     <w:p>
@@ -2824,7 +2824,7 @@
         <w:t xml:space="preserve">document/results/kpi_online_20261002/</w:t>
       </w:r>
       <w:r>
-        <w:t xml:space="preserve">, 자동 테스트 253건, 테스트·평가 리포트(06) §2-1~2-5.</w:t>
+        <w:t>, 자동 테스트 320건, 테스트·평가 리포트(06) §2-1~2-5.</w:t>
       </w:r>
     </w:p>
     <w:p>
@@ -3966,53 +3966,685 @@
           <w:b/>
           <w:bCs/>
         </w:rPr>
-        <w:t xml:space="preserve">현행 이슈</w:t>
+        <w:t>신호는 법으로 정하게 되어 있는 안전 수단이다.</w:t>
+      </w:r>
+      <w:r>
+        <w:t xml:space="preserve"> 산업안전보건기준에 관한 규칙 제40조는 양중기를 쓰는 작업, 유도자를 배치하는 작업, 중량물을 2명 이상이 함께 운반하는 작업 등에서 사업주가 일정한 신호방법을 정하고 운전자와 근로자가 그 신호를 따르도록 한다[1]. 타워크레인 신호업무는 특별교육 대상이고, 교육 내용에 "신호방법 및 요령에 관한 사항"이 들어 있다[2].</w:t>
       </w:r>
     </w:p>
     <w:p>
       <w:pPr>
-        <w:pStyle w:val="ListParagraph"/>
-        <w:numPr>
-          <w:ilvl w:val="0"/>
-          <w:numId w:val="2"/>
-        </w:numPr>
-        <w:spacing w:after="60" w:line="290"/>
+        <w:spacing w:after="120" w:line="300"/>
       </w:pPr>
-      <w:r>
-        <w:t xml:space="preserve">산업 현장에서는 작업자마다 안전 수신호를 이해하고 표현하는 방식이 달라서, 수신호로 의사를 전할 때 생기는 소통 오류가 안전사고로 이어질 수 있다.</w:t>
-      </w:r>
-    </w:p>
-    <w:p>
-      <w:pPr>
-        <w:pStyle w:val="ListParagraph"/>
-        <w:numPr>
-          <w:ilvl w:val="0"/>
-          <w:numId w:val="2"/>
-        </w:numPr>
-        <w:spacing w:after="60" w:line="290"/>
-      </w:pPr>
-      <w:r>
-        <w:t xml:space="preserve">기존 교육(교육 영상 시청, 인쇄물)으로는 </w:t>
-      </w:r>
       <w:r>
         <w:rPr>
           <w:b/>
           <w:bCs/>
         </w:rPr>
-        <w:t xml:space="preserve">교육자</w:t>
-      </w:r>
-      <w:r>
-        <w:t xml:space="preserve">가 여러 학습자의 습득 정도를 객관적으로 판단하기 어렵고, </w:t>
-      </w:r>
+        <w:t>신호를 제대로 하지 못하면 사고로 이어진다.</w:t>
+      </w:r>
+      <w:r>
+        <w:t xml:space="preserve"> 2010~2019년 타워크레인 재해 437건 가운데 343건(78.5%)이 양중작업 중에 일어났고, 그중 45건(13.0%)은 신호체계 미준수가 원인이었다. 세부 원인으로는 신호방법 미숙지, 신호 순서 미준수, 신호 내용 착각이 꼽혔다[3]. 2020년 이동식 크레인 붐 해체작업 사망사고에서는 별도로 정한 기준 없이 관행대로 신호를 주고받은 것이 원인 중 하나로 지적됐다[4]. 2023년 크레인·타워크레인·이동식크레인에 의한 사망자는 23명으로, 근로감독관이 조사한 사망재해 564명의 4.1%다[5].</w:t>
+      </w:r>
+    </w:p>
+    <w:p>
+      <w:pPr>
+        <w:spacing w:after="120" w:line="300"/>
+      </w:pPr>
       <w:r>
         <w:rPr>
           <w:b/>
           <w:bCs/>
         </w:rPr>
-        <w:t xml:space="preserve">학습자</w:t>
-      </w:r>
-      <w:r>
-        <w:t xml:space="preserve">도 자기 이해 수준을 알기 어렵다.</w:t>
+        <w:t>지금의 신호 교육은 이론 위주이고 실기 평가가 없다.</w:t>
+      </w:r>
+      <w:r>
+        <w:t xml:space="preserve"> 국내에서 타워크레인 신호수는 별도 자격 없이 사업주가 실시하는 8시간 이상의 특별교육만 받으면 된다. 미국(NCCCO)·영국(CPCS)·일본은 실기시험으로 신호 역량을 확인한다[3]. 같은 연구의 현장 인터뷰(9명)에서는 현장 관리자가 이론 위주로 가르쳐 이해하기 어렵다는 의견과 실습 없이 투입돼 위험한 순간이 있었다는 의견이 나왔다. 설문(56명)에서는 교육 방법으로 실습 위주의 실기 시험을 이론·실기 병행 시험보다 중요하게 평가했다(AHP 가중치 0.69 대 0.31)[3]. 크레인 수신호 표준(KS B ISO 16715, 27개 동작)이 있어도 현장마다 용어와 해석이 달라 운전원과 신호가 맞지 않는다는 지적도 있다[3].</w:t>
+      </w:r>
+    </w:p>
+    <w:p>
+      <w:pPr>
+        <w:spacing w:after="120" w:line="300"/>
+      </w:pPr>
+      <w:r>
+        <w:rPr>
+          <w:b/>
+          <w:bCs/>
+        </w:rPr>
+        <w:t>기존 교육 방식 비교.</w:t>
+      </w:r>
+      <w:r>
+        <w:t xml:space="preserve"> 안전 수신호를 배울 수 있는 기존 방식은 다음과 같다. 산업 수신호를 직접 해 보고 그 자리에서 맞았는지 판정받는 교육 방식은 찾지 못했다.</w:t>
+      </w:r>
+    </w:p>
+    <w:tbl>
+      <w:tblPr>
+        <w:tblW w:type="dxa" w:w="9638"/>
+        <w:tblBorders>
+          <w:top w:val="single" w:color="auto" w:sz="4"/>
+          <w:left w:val="single" w:color="auto" w:sz="4"/>
+          <w:bottom w:val="single" w:color="auto" w:sz="4"/>
+          <w:right w:val="single" w:color="auto" w:sz="4"/>
+          <w:insideH w:val="single" w:color="auto" w:sz="4"/>
+          <w:insideV w:val="single" w:color="auto" w:sz="4"/>
+        </w:tblBorders>
+        <w:tblLayout w:type="fixed"/>
+      </w:tblPr>
+      <w:tblGrid>
+        <w:gridCol w:w="2044"/>
+        <w:gridCol w:w="3796"/>
+        <w:gridCol w:w="3798"/>
+      </w:tblGrid>
+      <w:tr>
+        <w:trPr>
+          <w:cantSplit/>
+          <w:tblHeader/>
+        </w:trPr>
+        <w:tc>
+          <w:tcPr>
+            <w:tcW w:type="dxa" w:w="2044"/>
+            <w:tcBorders>
+              <w:top w:val="single" w:color="C3C2B7" w:sz="4"/>
+              <w:left w:val="single" w:color="C3C2B7" w:sz="4"/>
+              <w:bottom w:val="single" w:color="C3C2B7" w:sz="4"/>
+              <w:right w:val="single" w:color="C3C2B7" w:sz="4"/>
+            </w:tcBorders>
+            <w:shd w:fill="F2F1EE" w:color="auto" w:val="clear"/>
+            <w:tcMar>
+              <w:top w:type="dxa" w:w="50"/>
+              <w:left w:type="dxa" w:w="90"/>
+              <w:bottom w:type="dxa" w:w="50"/>
+              <w:right w:type="dxa" w:w="90"/>
+            </w:tcMar>
+            <w:vAlign w:val="center"/>
+          </w:tcPr>
+          <w:p>
+            <w:pPr>
+              <w:spacing w:after="0" w:line="260"/>
+              <w:jc w:val="left"/>
+            </w:pPr>
+            <w:r>
+              <w:rPr>
+                <w:b/>
+                <w:bCs/>
+                <w:sz w:val="18"/>
+                <w:szCs w:val="18"/>
+              </w:rPr>
+              <w:t xml:space="preserve">방식</w:t>
+            </w:r>
+          </w:p>
+        </w:tc>
+        <w:tc>
+          <w:tcPr>
+            <w:tcW w:type="dxa" w:w="3796"/>
+            <w:tcBorders>
+              <w:top w:val="single" w:color="C3C2B7" w:sz="4"/>
+              <w:left w:val="single" w:color="C3C2B7" w:sz="4"/>
+              <w:bottom w:val="single" w:color="C3C2B7" w:sz="4"/>
+              <w:right w:val="single" w:color="C3C2B7" w:sz="4"/>
+            </w:tcBorders>
+            <w:shd w:fill="F2F1EE" w:color="auto" w:val="clear"/>
+            <w:tcMar>
+              <w:top w:type="dxa" w:w="50"/>
+              <w:left w:type="dxa" w:w="90"/>
+              <w:bottom w:type="dxa" w:w="50"/>
+              <w:right w:type="dxa" w:w="90"/>
+            </w:tcMar>
+            <w:vAlign w:val="center"/>
+          </w:tcPr>
+          <w:p>
+            <w:pPr>
+              <w:spacing w:after="0" w:line="260"/>
+              <w:jc w:val="left"/>
+            </w:pPr>
+            <w:r>
+              <w:rPr>
+                <w:b/>
+                <w:bCs/>
+                <w:sz w:val="18"/>
+                <w:szCs w:val="18"/>
+              </w:rPr>
+              <w:t xml:space="preserve">할 수 있는 것</w:t>
+            </w:r>
+          </w:p>
+        </w:tc>
+        <w:tc>
+          <w:tcPr>
+            <w:tcW w:type="dxa" w:w="3798"/>
+            <w:tcBorders>
+              <w:top w:val="single" w:color="C3C2B7" w:sz="4"/>
+              <w:left w:val="single" w:color="C3C2B7" w:sz="4"/>
+              <w:bottom w:val="single" w:color="C3C2B7" w:sz="4"/>
+              <w:right w:val="single" w:color="C3C2B7" w:sz="4"/>
+            </w:tcBorders>
+            <w:shd w:fill="F2F1EE" w:color="auto" w:val="clear"/>
+            <w:tcMar>
+              <w:top w:type="dxa" w:w="50"/>
+              <w:left w:type="dxa" w:w="90"/>
+              <w:bottom w:type="dxa" w:w="50"/>
+              <w:right w:type="dxa" w:w="90"/>
+            </w:tcMar>
+            <w:vAlign w:val="center"/>
+          </w:tcPr>
+          <w:p>
+            <w:pPr>
+              <w:spacing w:after="0" w:line="260"/>
+              <w:jc w:val="left"/>
+            </w:pPr>
+            <w:r>
+              <w:rPr>
+                <w:b/>
+                <w:bCs/>
+                <w:sz w:val="18"/>
+                <w:szCs w:val="18"/>
+              </w:rPr>
+              <w:t xml:space="preserve">부족한 것</w:t>
+            </w:r>
+          </w:p>
+        </w:tc>
+      </w:tr>
+      <w:tr>
+        <w:trPr>
+          <w:cantSplit/>
+          <w:tblHeader w:val="off"/>
+        </w:trPr>
+        <w:tc>
+          <w:tcPr>
+            <w:tcW w:type="dxa" w:w="2044"/>
+            <w:tcBorders>
+              <w:top w:val="single" w:color="C3C2B7" w:sz="4"/>
+              <w:left w:val="single" w:color="C3C2B7" w:sz="4"/>
+              <w:bottom w:val="single" w:color="C3C2B7" w:sz="4"/>
+              <w:right w:val="single" w:color="C3C2B7" w:sz="4"/>
+            </w:tcBorders>
+            <w:tcMar>
+              <w:top w:type="dxa" w:w="50"/>
+              <w:left w:type="dxa" w:w="90"/>
+              <w:bottom w:type="dxa" w:w="50"/>
+              <w:right w:type="dxa" w:w="90"/>
+            </w:tcMar>
+            <w:vAlign w:val="center"/>
+          </w:tcPr>
+          <w:p>
+            <w:pPr>
+              <w:spacing w:after="0" w:line="260"/>
+              <w:jc w:val="left"/>
+            </w:pPr>
+            <w:r>
+              <w:rPr>
+                <w:sz w:val="18"/>
+                <w:szCs w:val="18"/>
+              </w:rPr>
+              <w:t xml:space="preserve">인터넷 교육[7]</w:t>
+            </w:r>
+          </w:p>
+        </w:tc>
+        <w:tc>
+          <w:tcPr>
+            <w:tcW w:type="dxa" w:w="3796"/>
+            <w:tcBorders>
+              <w:top w:val="single" w:color="C3C2B7" w:sz="4"/>
+              <w:left w:val="single" w:color="C3C2B7" w:sz="4"/>
+              <w:bottom w:val="single" w:color="C3C2B7" w:sz="4"/>
+              <w:right w:val="single" w:color="C3C2B7" w:sz="4"/>
+            </w:tcBorders>
+            <w:tcMar>
+              <w:top w:type="dxa" w:w="50"/>
+              <w:left w:type="dxa" w:w="90"/>
+              <w:bottom w:type="dxa" w:w="50"/>
+              <w:right w:type="dxa" w:w="90"/>
+            </w:tcMar>
+            <w:vAlign w:val="center"/>
+          </w:tcPr>
+          <w:p>
+            <w:pPr>
+              <w:spacing w:after="0" w:line="260"/>
+              <w:jc w:val="left"/>
+            </w:pPr>
+            <w:r>
+              <w:rPr>
+                <w:sz w:val="18"/>
+                <w:szCs w:val="18"/>
+              </w:rPr>
+              <w:t xml:space="preserve">언제든 강의를 들을 수 있다</w:t>
+            </w:r>
+          </w:p>
+        </w:tc>
+        <w:tc>
+          <w:tcPr>
+            <w:tcW w:type="dxa" w:w="3798"/>
+            <w:tcBorders>
+              <w:top w:val="single" w:color="C3C2B7" w:sz="4"/>
+              <w:left w:val="single" w:color="C3C2B7" w:sz="4"/>
+              <w:bottom w:val="single" w:color="C3C2B7" w:sz="4"/>
+              <w:right w:val="single" w:color="C3C2B7" w:sz="4"/>
+            </w:tcBorders>
+            <w:tcMar>
+              <w:top w:type="dxa" w:w="50"/>
+              <w:left w:type="dxa" w:w="90"/>
+              <w:bottom w:type="dxa" w:w="50"/>
+              <w:right w:type="dxa" w:w="90"/>
+            </w:tcMar>
+            <w:vAlign w:val="center"/>
+          </w:tcPr>
+          <w:p>
+            <w:pPr>
+              <w:spacing w:after="0" w:line="260"/>
+              <w:jc w:val="left"/>
+            </w:pPr>
+            <w:r>
+              <w:rPr>
+                <w:sz w:val="18"/>
+                <w:szCs w:val="18"/>
+              </w:rPr>
+              <w:t xml:space="preserve">손으로 신호를 해 볼 수 없다</w:t>
+            </w:r>
+          </w:p>
+        </w:tc>
+      </w:tr>
+      <w:tr>
+        <w:trPr>
+          <w:cantSplit/>
+          <w:tblHeader w:val="off"/>
+        </w:trPr>
+        <w:tc>
+          <w:tcPr>
+            <w:tcW w:type="dxa" w:w="2044"/>
+            <w:tcBorders>
+              <w:top w:val="single" w:color="C3C2B7" w:sz="4"/>
+              <w:left w:val="single" w:color="C3C2B7" w:sz="4"/>
+              <w:bottom w:val="single" w:color="C3C2B7" w:sz="4"/>
+              <w:right w:val="single" w:color="C3C2B7" w:sz="4"/>
+            </w:tcBorders>
+            <w:tcMar>
+              <w:top w:type="dxa" w:w="50"/>
+              <w:left w:type="dxa" w:w="90"/>
+              <w:bottom w:type="dxa" w:w="50"/>
+              <w:right w:type="dxa" w:w="90"/>
+            </w:tcMar>
+            <w:vAlign w:val="center"/>
+          </w:tcPr>
+          <w:p>
+            <w:pPr>
+              <w:spacing w:after="0" w:line="260"/>
+              <w:jc w:val="left"/>
+            </w:pPr>
+            <w:r>
+              <w:rPr>
+                <w:sz w:val="18"/>
+                <w:szCs w:val="18"/>
+              </w:rPr>
+              <w:t xml:space="preserve">리플릿·매뉴얼[8]</w:t>
+            </w:r>
+          </w:p>
+        </w:tc>
+        <w:tc>
+          <w:tcPr>
+            <w:tcW w:type="dxa" w:w="3796"/>
+            <w:tcBorders>
+              <w:top w:val="single" w:color="C3C2B7" w:sz="4"/>
+              <w:left w:val="single" w:color="C3C2B7" w:sz="4"/>
+              <w:bottom w:val="single" w:color="C3C2B7" w:sz="4"/>
+              <w:right w:val="single" w:color="C3C2B7" w:sz="4"/>
+            </w:tcBorders>
+            <w:tcMar>
+              <w:top w:type="dxa" w:w="50"/>
+              <w:left w:type="dxa" w:w="90"/>
+              <w:bottom w:type="dxa" w:w="50"/>
+              <w:right w:type="dxa" w:w="90"/>
+            </w:tcMar>
+            <w:vAlign w:val="center"/>
+          </w:tcPr>
+          <w:p>
+            <w:pPr>
+              <w:spacing w:after="0" w:line="260"/>
+              <w:jc w:val="left"/>
+            </w:pPr>
+            <w:r>
+              <w:rPr>
+                <w:sz w:val="18"/>
+                <w:szCs w:val="18"/>
+              </w:rPr>
+              <w:t xml:space="preserve">신호 동작을 그림으로 보여 준다</w:t>
+            </w:r>
+          </w:p>
+        </w:tc>
+        <w:tc>
+          <w:tcPr>
+            <w:tcW w:type="dxa" w:w="3798"/>
+            <w:tcBorders>
+              <w:top w:val="single" w:color="C3C2B7" w:sz="4"/>
+              <w:left w:val="single" w:color="C3C2B7" w:sz="4"/>
+              <w:bottom w:val="single" w:color="C3C2B7" w:sz="4"/>
+              <w:right w:val="single" w:color="C3C2B7" w:sz="4"/>
+            </w:tcBorders>
+            <w:tcMar>
+              <w:top w:type="dxa" w:w="50"/>
+              <w:left w:type="dxa" w:w="90"/>
+              <w:bottom w:type="dxa" w:w="50"/>
+              <w:right w:type="dxa" w:w="90"/>
+            </w:tcMar>
+            <w:vAlign w:val="center"/>
+          </w:tcPr>
+          <w:p>
+            <w:pPr>
+              <w:spacing w:after="0" w:line="260"/>
+              <w:jc w:val="left"/>
+            </w:pPr>
+            <w:r>
+              <w:rPr>
+                <w:sz w:val="18"/>
+                <w:szCs w:val="18"/>
+              </w:rPr>
+              <w:t xml:space="preserve">내가 맞게 하고 있는지 확인할 수 없다</w:t>
+            </w:r>
+          </w:p>
+        </w:tc>
+      </w:tr>
+      <w:tr>
+        <w:trPr>
+          <w:cantSplit/>
+          <w:tblHeader w:val="off"/>
+        </w:trPr>
+        <w:tc>
+          <w:tcPr>
+            <w:tcW w:type="dxa" w:w="2044"/>
+            <w:tcBorders>
+              <w:top w:val="single" w:color="C3C2B7" w:sz="4"/>
+              <w:left w:val="single" w:color="C3C2B7" w:sz="4"/>
+              <w:bottom w:val="single" w:color="C3C2B7" w:sz="4"/>
+              <w:right w:val="single" w:color="C3C2B7" w:sz="4"/>
+            </w:tcBorders>
+            <w:tcMar>
+              <w:top w:type="dxa" w:w="50"/>
+              <w:left w:type="dxa" w:w="90"/>
+              <w:bottom w:type="dxa" w:w="50"/>
+              <w:right w:type="dxa" w:w="90"/>
+            </w:tcMar>
+            <w:vAlign w:val="center"/>
+          </w:tcPr>
+          <w:p>
+            <w:pPr>
+              <w:spacing w:after="0" w:line="260"/>
+              <w:jc w:val="left"/>
+            </w:pPr>
+            <w:r>
+              <w:rPr>
+                <w:sz w:val="18"/>
+                <w:szCs w:val="18"/>
+              </w:rPr>
+              <w:t xml:space="preserve">강사 대면 실습</w:t>
+            </w:r>
+          </w:p>
+        </w:tc>
+        <w:tc>
+          <w:tcPr>
+            <w:tcW w:type="dxa" w:w="3796"/>
+            <w:tcBorders>
+              <w:top w:val="single" w:color="C3C2B7" w:sz="4"/>
+              <w:left w:val="single" w:color="C3C2B7" w:sz="4"/>
+              <w:bottom w:val="single" w:color="C3C2B7" w:sz="4"/>
+              <w:right w:val="single" w:color="C3C2B7" w:sz="4"/>
+            </w:tcBorders>
+            <w:tcMar>
+              <w:top w:type="dxa" w:w="50"/>
+              <w:left w:type="dxa" w:w="90"/>
+              <w:bottom w:type="dxa" w:w="50"/>
+              <w:right w:type="dxa" w:w="90"/>
+            </w:tcMar>
+            <w:vAlign w:val="center"/>
+          </w:tcPr>
+          <w:p>
+            <w:pPr>
+              <w:spacing w:after="0" w:line="260"/>
+              <w:jc w:val="left"/>
+            </w:pPr>
+            <w:r>
+              <w:rPr>
+                <w:sz w:val="18"/>
+                <w:szCs w:val="18"/>
+              </w:rPr>
+              <w:t xml:space="preserve">강사가 보고 고쳐 준다</w:t>
+            </w:r>
+          </w:p>
+        </w:tc>
+        <w:tc>
+          <w:tcPr>
+            <w:tcW w:type="dxa" w:w="3798"/>
+            <w:tcBorders>
+              <w:top w:val="single" w:color="C3C2B7" w:sz="4"/>
+              <w:left w:val="single" w:color="C3C2B7" w:sz="4"/>
+              <w:bottom w:val="single" w:color="C3C2B7" w:sz="4"/>
+              <w:right w:val="single" w:color="C3C2B7" w:sz="4"/>
+            </w:tcBorders>
+            <w:tcMar>
+              <w:top w:type="dxa" w:w="50"/>
+              <w:left w:type="dxa" w:w="90"/>
+              <w:bottom w:type="dxa" w:w="50"/>
+              <w:right w:type="dxa" w:w="90"/>
+            </w:tcMar>
+            <w:vAlign w:val="center"/>
+          </w:tcPr>
+          <w:p>
+            <w:pPr>
+              <w:spacing w:after="0" w:line="260"/>
+              <w:jc w:val="left"/>
+            </w:pPr>
+            <w:r>
+              <w:rPr>
+                <w:sz w:val="18"/>
+                <w:szCs w:val="18"/>
+              </w:rPr>
+              <w:t xml:space="preserve">안전보건공단 교육 포털에서 수신호 실습만을 다루는 과정은 찾지 못했다(2026-10 기준)[7]</w:t>
+            </w:r>
+          </w:p>
+        </w:tc>
+      </w:tr>
+      <w:tr>
+        <w:trPr>
+          <w:cantSplit/>
+          <w:tblHeader w:val="off"/>
+        </w:trPr>
+        <w:tc>
+          <w:tcPr>
+            <w:tcW w:type="dxa" w:w="2044"/>
+            <w:tcBorders>
+              <w:top w:val="single" w:color="C3C2B7" w:sz="4"/>
+              <w:left w:val="single" w:color="C3C2B7" w:sz="4"/>
+              <w:bottom w:val="single" w:color="C3C2B7" w:sz="4"/>
+              <w:right w:val="single" w:color="C3C2B7" w:sz="4"/>
+            </w:tcBorders>
+            <w:tcMar>
+              <w:top w:type="dxa" w:w="50"/>
+              <w:left w:type="dxa" w:w="90"/>
+              <w:bottom w:type="dxa" w:w="50"/>
+              <w:right w:type="dxa" w:w="90"/>
+            </w:tcMar>
+            <w:vAlign w:val="center"/>
+          </w:tcPr>
+          <w:p>
+            <w:pPr>
+              <w:spacing w:after="0" w:line="260"/>
+              <w:jc w:val="left"/>
+            </w:pPr>
+            <w:r>
+              <w:rPr>
+                <w:sz w:val="18"/>
+                <w:szCs w:val="18"/>
+              </w:rPr>
+              <w:t xml:space="preserve">VR 체험 교육[6]</w:t>
+            </w:r>
+          </w:p>
+        </w:tc>
+        <w:tc>
+          <w:tcPr>
+            <w:tcW w:type="dxa" w:w="3796"/>
+            <w:tcBorders>
+              <w:top w:val="single" w:color="C3C2B7" w:sz="4"/>
+              <w:left w:val="single" w:color="C3C2B7" w:sz="4"/>
+              <w:bottom w:val="single" w:color="C3C2B7" w:sz="4"/>
+              <w:right w:val="single" w:color="C3C2B7" w:sz="4"/>
+            </w:tcBorders>
+            <w:tcMar>
+              <w:top w:type="dxa" w:w="50"/>
+              <w:left w:type="dxa" w:w="90"/>
+              <w:bottom w:type="dxa" w:w="50"/>
+              <w:right w:type="dxa" w:w="90"/>
+            </w:tcMar>
+            <w:vAlign w:val="center"/>
+          </w:tcPr>
+          <w:p>
+            <w:pPr>
+              <w:spacing w:after="0" w:line="260"/>
+              <w:jc w:val="left"/>
+            </w:pPr>
+            <w:r>
+              <w:rPr>
+                <w:sz w:val="18"/>
+                <w:szCs w:val="18"/>
+              </w:rPr>
+              <w:t xml:space="preserve">몰입과 상호작용. 한 제조업체 이수자 1,350명 설문에서 이해도·만족도 평균이 기존 온라인 교육보다 12% 안팎 높았다</w:t>
+            </w:r>
+          </w:p>
+        </w:tc>
+        <w:tc>
+          <w:tcPr>
+            <w:tcW w:type="dxa" w:w="3798"/>
+            <w:tcBorders>
+              <w:top w:val="single" w:color="C3C2B7" w:sz="4"/>
+              <w:left w:val="single" w:color="C3C2B7" w:sz="4"/>
+              <w:bottom w:val="single" w:color="C3C2B7" w:sz="4"/>
+              <w:right w:val="single" w:color="C3C2B7" w:sz="4"/>
+            </w:tcBorders>
+            <w:tcMar>
+              <w:top w:type="dxa" w:w="50"/>
+              <w:left w:type="dxa" w:w="90"/>
+              <w:bottom w:type="dxa" w:w="50"/>
+              <w:right w:type="dxa" w:w="90"/>
+            </w:tcMar>
+            <w:vAlign w:val="center"/>
+          </w:tcPr>
+          <w:p>
+            <w:pPr>
+              <w:spacing w:after="0" w:line="260"/>
+              <w:jc w:val="left"/>
+            </w:pPr>
+            <w:r>
+              <w:rPr>
+                <w:sz w:val="18"/>
+                <w:szCs w:val="18"/>
+              </w:rPr>
+              <w:t xml:space="preserve">위험 상황을 보고 느끼는 방식이라 학습자 동작이 맞았는지는 판정하지 않는다. 조사 시기·문항이 달라 효과를 입증한 것은 아니다</w:t>
+            </w:r>
+          </w:p>
+        </w:tc>
+      </w:tr>
+      <w:tr>
+        <w:trPr>
+          <w:cantSplit/>
+          <w:tblHeader w:val="off"/>
+        </w:trPr>
+        <w:tc>
+          <w:tcPr>
+            <w:tcW w:type="dxa" w:w="2044"/>
+            <w:tcBorders>
+              <w:top w:val="single" w:color="C3C2B7" w:sz="4"/>
+              <w:left w:val="single" w:color="C3C2B7" w:sz="4"/>
+              <w:bottom w:val="single" w:color="C3C2B7" w:sz="4"/>
+              <w:right w:val="single" w:color="C3C2B7" w:sz="4"/>
+            </w:tcBorders>
+            <w:tcMar>
+              <w:top w:type="dxa" w:w="50"/>
+              <w:left w:type="dxa" w:w="90"/>
+              <w:bottom w:type="dxa" w:w="50"/>
+              <w:right w:type="dxa" w:w="90"/>
+            </w:tcMar>
+            <w:vAlign w:val="center"/>
+          </w:tcPr>
+          <w:p>
+            <w:pPr>
+              <w:spacing w:after="0" w:line="260"/>
+              <w:jc w:val="left"/>
+            </w:pPr>
+            <w:r>
+              <w:rPr>
+                <w:sz w:val="18"/>
+                <w:szCs w:val="18"/>
+              </w:rPr>
+              <w:t xml:space="preserve">수어 학습 앱[9]</w:t>
+            </w:r>
+          </w:p>
+        </w:tc>
+        <w:tc>
+          <w:tcPr>
+            <w:tcW w:type="dxa" w:w="3796"/>
+            <w:tcBorders>
+              <w:top w:val="single" w:color="C3C2B7" w:sz="4"/>
+              <w:left w:val="single" w:color="C3C2B7" w:sz="4"/>
+              <w:bottom w:val="single" w:color="C3C2B7" w:sz="4"/>
+              <w:right w:val="single" w:color="C3C2B7" w:sz="4"/>
+            </w:tcBorders>
+            <w:tcMar>
+              <w:top w:type="dxa" w:w="50"/>
+              <w:left w:type="dxa" w:w="90"/>
+              <w:bottom w:type="dxa" w:w="50"/>
+              <w:right w:type="dxa" w:w="90"/>
+            </w:tcMar>
+            <w:vAlign w:val="center"/>
+          </w:tcPr>
+          <w:p>
+            <w:pPr>
+              <w:spacing w:after="0" w:line="260"/>
+              <w:jc w:val="left"/>
+            </w:pPr>
+            <w:r>
+              <w:rPr>
+                <w:sz w:val="18"/>
+                <w:szCs w:val="18"/>
+              </w:rPr>
+              <w:t xml:space="preserve">카메라로 손동작이 맞는지 확인하고 학습 기록을 남긴다</w:t>
+            </w:r>
+          </w:p>
+        </w:tc>
+        <w:tc>
+          <w:tcPr>
+            <w:tcW w:type="dxa" w:w="3798"/>
+            <w:tcBorders>
+              <w:top w:val="single" w:color="C3C2B7" w:sz="4"/>
+              <w:left w:val="single" w:color="C3C2B7" w:sz="4"/>
+              <w:bottom w:val="single" w:color="C3C2B7" w:sz="4"/>
+              <w:right w:val="single" w:color="C3C2B7" w:sz="4"/>
+            </w:tcBorders>
+            <w:tcMar>
+              <w:top w:type="dxa" w:w="50"/>
+              <w:left w:type="dxa" w:w="90"/>
+              <w:bottom w:type="dxa" w:w="50"/>
+              <w:right w:type="dxa" w:w="90"/>
+            </w:tcMar>
+            <w:vAlign w:val="center"/>
+          </w:tcPr>
+          <w:p>
+            <w:pPr>
+              <w:spacing w:after="0" w:line="260"/>
+              <w:jc w:val="left"/>
+            </w:pPr>
+            <w:r>
+              <w:rPr>
+                <w:sz w:val="18"/>
+                <w:szCs w:val="18"/>
+              </w:rPr>
+              <w:t xml:space="preserve">수어를 다루며 산업 수신호는 다루지 않는다</w:t>
+            </w:r>
+          </w:p>
+        </w:tc>
+      </w:tr>
+    </w:tbl>
+    <w:p>
+      <w:pPr>
+        <w:spacing w:after="120" w:line="300"/>
+      </w:pPr>
+      <w:r>
+        <w:t>SafeSign은 이 빈자리, 곧 수신호를 직접 해 보고 그 자리에서 판정받는 실습을 채우려는 교육 키트다. 안전보건공단의 교육 인정을 받기 전에는 법정 교육을 대신하지 않고 보조 도구로 쓴다.</w:t>
       </w:r>
     </w:p>
     <w:p>
@@ -4348,7 +4980,7 @@
         <w:spacing w:after="60" w:line="290"/>
       </w:pPr>
       <w:r>
-        <w:t xml:space="preserve">학습 데이터: 공개 데이터셋 combinedasldatasets(ODbL, 6종)와 natural-finger-counting-dataset-1-5(MIT, 정지) 27,735건. ASL 지문자의 뜻이 아니라 손 모양만 빌려 썼다(04 데이터셋명세서 §3-1·§5).</w:t>
+        <w:t>학습 데이터: 공개 데이터셋 2종 27,735건. ASL 지문자 데이터셋 combinedasldatasets(ODbL)에서 6종을, 손가락 세기 데이터셋 natural-finger-counting-dataset-1-5(MIT)에서 정지를 가져왔다. 지문자나 숫자의 뜻이 아니라 손 모양만 빌려 썼다(04 데이터셋명세서 §3-1·§5).</w:t>
       </w:r>
     </w:p>
     <w:p>
@@ -8179,6 +8811,712 @@
         </w:tc>
       </w:tr>
     </w:tbl>
+    <w:p>
+      <w:pPr>
+        <w:pStyle w:val="Heading3"/>
+      </w:pPr>
+      <w:r>
+        <w:t>3-3. 팀 역할</w:t>
+      </w:r>
+    </w:p>
+    <w:p>
+      <w:pPr>
+        <w:spacing w:after="120" w:line="300"/>
+      </w:pPr>
+      <w:r>
+        <w:t>계획한 역할은 01 프로젝트계획서의 역할분담표(RACI, W1 작성)에서 실무 담당(R)을 옮겼고, 실제로 맡은 일은 커밋과 문서 기록으로 정리했다. 팀원 모두 확인했다.</w:t>
+      </w:r>
+    </w:p>
+    <w:tbl>
+      <w:tblPr>
+        <w:tblW w:type="dxa" w:w="9638"/>
+        <w:tblBorders>
+          <w:top w:val="single" w:color="auto" w:sz="4"/>
+          <w:left w:val="single" w:color="auto" w:sz="4"/>
+          <w:bottom w:val="single" w:color="auto" w:sz="4"/>
+          <w:right w:val="single" w:color="auto" w:sz="4"/>
+          <w:insideH w:val="single" w:color="auto" w:sz="4"/>
+          <w:insideV w:val="single" w:color="auto" w:sz="4"/>
+        </w:tblBorders>
+        <w:tblLayout w:type="fixed"/>
+      </w:tblPr>
+      <w:tblGrid>
+        <w:gridCol w:w="1252"/>
+        <w:gridCol w:w="1831"/>
+        <w:gridCol w:w="4047"/>
+        <w:gridCol w:w="2508"/>
+      </w:tblGrid>
+      <w:tr>
+        <w:trPr>
+          <w:cantSplit/>
+          <w:tblHeader/>
+        </w:trPr>
+        <w:tc>
+          <w:tcPr>
+            <w:tcW w:type="dxa" w:w="1252"/>
+            <w:tcBorders>
+              <w:top w:val="single" w:color="C3C2B7" w:sz="4"/>
+              <w:left w:val="single" w:color="C3C2B7" w:sz="4"/>
+              <w:bottom w:val="single" w:color="C3C2B7" w:sz="4"/>
+              <w:right w:val="single" w:color="C3C2B7" w:sz="4"/>
+            </w:tcBorders>
+            <w:shd w:fill="F2F1EE" w:color="auto" w:val="clear"/>
+            <w:tcMar>
+              <w:top w:type="dxa" w:w="50"/>
+              <w:left w:type="dxa" w:w="90"/>
+              <w:bottom w:type="dxa" w:w="50"/>
+              <w:right w:type="dxa" w:w="90"/>
+            </w:tcMar>
+            <w:vAlign w:val="center"/>
+          </w:tcPr>
+          <w:p>
+            <w:pPr>
+              <w:spacing w:after="0" w:line="260"/>
+              <w:jc w:val="left"/>
+            </w:pPr>
+            <w:r>
+              <w:rPr>
+                <w:b/>
+                <w:bCs/>
+                <w:sz w:val="18"/>
+                <w:szCs w:val="18"/>
+              </w:rPr>
+              <w:t xml:space="preserve">이름</w:t>
+            </w:r>
+          </w:p>
+        </w:tc>
+        <w:tc>
+          <w:tcPr>
+            <w:tcW w:type="dxa" w:w="1831"/>
+            <w:tcBorders>
+              <w:top w:val="single" w:color="C3C2B7" w:sz="4"/>
+              <w:left w:val="single" w:color="C3C2B7" w:sz="4"/>
+              <w:bottom w:val="single" w:color="C3C2B7" w:sz="4"/>
+              <w:right w:val="single" w:color="C3C2B7" w:sz="4"/>
+            </w:tcBorders>
+            <w:shd w:fill="F2F1EE" w:color="auto" w:val="clear"/>
+            <w:tcMar>
+              <w:top w:type="dxa" w:w="50"/>
+              <w:left w:type="dxa" w:w="90"/>
+              <w:bottom w:type="dxa" w:w="50"/>
+              <w:right w:type="dxa" w:w="90"/>
+            </w:tcMar>
+            <w:vAlign w:val="center"/>
+          </w:tcPr>
+          <w:p>
+            <w:pPr>
+              <w:spacing w:after="0" w:line="260"/>
+              <w:jc w:val="left"/>
+            </w:pPr>
+            <w:r>
+              <w:rPr>
+                <w:b/>
+                <w:bCs/>
+                <w:sz w:val="18"/>
+                <w:szCs w:val="18"/>
+              </w:rPr>
+              <w:t xml:space="preserve">계획한 역할 (01 RACI)</w:t>
+            </w:r>
+          </w:p>
+        </w:tc>
+        <w:tc>
+          <w:tcPr>
+            <w:tcW w:type="dxa" w:w="4047"/>
+            <w:tcBorders>
+              <w:top w:val="single" w:color="C3C2B7" w:sz="4"/>
+              <w:left w:val="single" w:color="C3C2B7" w:sz="4"/>
+              <w:bottom w:val="single" w:color="C3C2B7" w:sz="4"/>
+              <w:right w:val="single" w:color="C3C2B7" w:sz="4"/>
+            </w:tcBorders>
+            <w:shd w:fill="F2F1EE" w:color="auto" w:val="clear"/>
+            <w:tcMar>
+              <w:top w:type="dxa" w:w="50"/>
+              <w:left w:type="dxa" w:w="90"/>
+              <w:bottom w:type="dxa" w:w="50"/>
+              <w:right w:type="dxa" w:w="90"/>
+            </w:tcMar>
+            <w:vAlign w:val="center"/>
+          </w:tcPr>
+          <w:p>
+            <w:pPr>
+              <w:spacing w:after="0" w:line="260"/>
+              <w:jc w:val="left"/>
+            </w:pPr>
+            <w:r>
+              <w:rPr>
+                <w:b/>
+                <w:bCs/>
+                <w:sz w:val="18"/>
+                <w:szCs w:val="18"/>
+              </w:rPr>
+              <w:t xml:space="preserve">실제로 맡은 일</w:t>
+            </w:r>
+          </w:p>
+        </w:tc>
+        <w:tc>
+          <w:tcPr>
+            <w:tcW w:type="dxa" w:w="2508"/>
+            <w:tcBorders>
+              <w:top w:val="single" w:color="C3C2B7" w:sz="4"/>
+              <w:left w:val="single" w:color="C3C2B7" w:sz="4"/>
+              <w:bottom w:val="single" w:color="C3C2B7" w:sz="4"/>
+              <w:right w:val="single" w:color="C3C2B7" w:sz="4"/>
+            </w:tcBorders>
+            <w:shd w:fill="F2F1EE" w:color="auto" w:val="clear"/>
+            <w:tcMar>
+              <w:top w:type="dxa" w:w="50"/>
+              <w:left w:type="dxa" w:w="90"/>
+              <w:bottom w:type="dxa" w:w="50"/>
+              <w:right w:type="dxa" w:w="90"/>
+            </w:tcMar>
+            <w:vAlign w:val="center"/>
+          </w:tcPr>
+          <w:p>
+            <w:pPr>
+              <w:spacing w:after="0" w:line="260"/>
+              <w:jc w:val="left"/>
+            </w:pPr>
+            <w:r>
+              <w:rPr>
+                <w:b/>
+                <w:bCs/>
+                <w:sz w:val="18"/>
+                <w:szCs w:val="18"/>
+              </w:rPr>
+              <w:t xml:space="preserve">대표 결과물</w:t>
+            </w:r>
+          </w:p>
+        </w:tc>
+      </w:tr>
+      <w:tr>
+        <w:trPr>
+          <w:cantSplit/>
+          <w:tblHeader w:val="off"/>
+        </w:trPr>
+        <w:tc>
+          <w:tcPr>
+            <w:tcW w:type="dxa" w:w="1252"/>
+            <w:tcBorders>
+              <w:top w:val="single" w:color="C3C2B7" w:sz="4"/>
+              <w:left w:val="single" w:color="C3C2B7" w:sz="4"/>
+              <w:bottom w:val="single" w:color="C3C2B7" w:sz="4"/>
+              <w:right w:val="single" w:color="C3C2B7" w:sz="4"/>
+            </w:tcBorders>
+            <w:tcMar>
+              <w:top w:type="dxa" w:w="50"/>
+              <w:left w:type="dxa" w:w="90"/>
+              <w:bottom w:type="dxa" w:w="50"/>
+              <w:right w:type="dxa" w:w="90"/>
+            </w:tcMar>
+            <w:vAlign w:val="center"/>
+          </w:tcPr>
+          <w:p>
+            <w:pPr>
+              <w:spacing w:after="0" w:line="260"/>
+              <w:jc w:val="left"/>
+            </w:pPr>
+            <w:r>
+              <w:rPr>
+                <w:sz w:val="18"/>
+                <w:szCs w:val="18"/>
+              </w:rPr>
+              <w:t xml:space="preserve">송승호 (팀장)</w:t>
+            </w:r>
+          </w:p>
+        </w:tc>
+        <w:tc>
+          <w:tcPr>
+            <w:tcW w:type="dxa" w:w="1831"/>
+            <w:tcBorders>
+              <w:top w:val="single" w:color="C3C2B7" w:sz="4"/>
+              <w:left w:val="single" w:color="C3C2B7" w:sz="4"/>
+              <w:bottom w:val="single" w:color="C3C2B7" w:sz="4"/>
+              <w:right w:val="single" w:color="C3C2B7" w:sz="4"/>
+            </w:tcBorders>
+            <w:tcMar>
+              <w:top w:type="dxa" w:w="50"/>
+              <w:left w:type="dxa" w:w="90"/>
+              <w:bottom w:type="dxa" w:w="50"/>
+              <w:right w:type="dxa" w:w="90"/>
+            </w:tcMar>
+            <w:vAlign w:val="center"/>
+          </w:tcPr>
+          <w:p>
+            <w:pPr>
+              <w:spacing w:after="0" w:line="260"/>
+              <w:jc w:val="left"/>
+            </w:pPr>
+            <w:r>
+              <w:rPr>
+                <w:sz w:val="18"/>
+                <w:szCs w:val="18"/>
+              </w:rPr>
+              <w:t xml:space="preserve">요구사항·범위, 하드웨어·로봇 동작</w:t>
+            </w:r>
+          </w:p>
+        </w:tc>
+        <w:tc>
+          <w:tcPr>
+            <w:tcW w:type="dxa" w:w="4047"/>
+            <w:tcBorders>
+              <w:top w:val="single" w:color="C3C2B7" w:sz="4"/>
+              <w:left w:val="single" w:color="C3C2B7" w:sz="4"/>
+              <w:bottom w:val="single" w:color="C3C2B7" w:sz="4"/>
+              <w:right w:val="single" w:color="C3C2B7" w:sz="4"/>
+            </w:tcBorders>
+            <w:tcMar>
+              <w:top w:type="dxa" w:w="50"/>
+              <w:left w:type="dxa" w:w="90"/>
+              <w:bottom w:type="dxa" w:w="50"/>
+              <w:right w:type="dxa" w:w="90"/>
+            </w:tcMar>
+            <w:vAlign w:val="center"/>
+          </w:tcPr>
+          <w:p>
+            <w:pPr>
+              <w:spacing w:after="0" w:line="260"/>
+              <w:jc w:val="left"/>
+            </w:pPr>
+            <w:r>
+              <w:rPr>
+                <w:sz w:val="18"/>
+                <w:szCs w:val="18"/>
+              </w:rPr>
+              <w:t xml:space="preserve">AI Hand·micro:bit·picar 하드웨어와 제어, 실물 통합 시험·기동 스크립트·자동 테스트(CI), KPI 측정·집계, 팀 문서 관리와 병합</w:t>
+            </w:r>
+          </w:p>
+        </w:tc>
+        <w:tc>
+          <w:tcPr>
+            <w:tcW w:type="dxa" w:w="2508"/>
+            <w:tcBorders>
+              <w:top w:val="single" w:color="C3C2B7" w:sz="4"/>
+              <w:left w:val="single" w:color="C3C2B7" w:sz="4"/>
+              <w:bottom w:val="single" w:color="C3C2B7" w:sz="4"/>
+              <w:right w:val="single" w:color="C3C2B7" w:sz="4"/>
+            </w:tcBorders>
+            <w:tcMar>
+              <w:top w:type="dxa" w:w="50"/>
+              <w:left w:type="dxa" w:w="90"/>
+              <w:bottom w:type="dxa" w:w="50"/>
+              <w:right w:type="dxa" w:w="90"/>
+            </w:tcMar>
+            <w:vAlign w:val="center"/>
+          </w:tcPr>
+          <w:p>
+            <w:pPr>
+              <w:spacing w:after="0" w:line="260"/>
+              <w:jc w:val="left"/>
+            </w:pPr>
+            <w:r>
+              <w:rPr>
+                <w:sz w:val="18"/>
+                <w:szCs w:val="18"/>
+              </w:rPr>
+              <w:t xml:space="preserve">11 하드웨어설계서, 13 picar 검증리포트, 16 통합테스트·KPI, 17 실물실행, 06 테스트·평가리포트, 15 개발로그</w:t>
+            </w:r>
+          </w:p>
+        </w:tc>
+      </w:tr>
+      <w:tr>
+        <w:trPr>
+          <w:cantSplit/>
+          <w:tblHeader w:val="off"/>
+        </w:trPr>
+        <w:tc>
+          <w:tcPr>
+            <w:tcW w:type="dxa" w:w="1252"/>
+            <w:tcBorders>
+              <w:top w:val="single" w:color="C3C2B7" w:sz="4"/>
+              <w:left w:val="single" w:color="C3C2B7" w:sz="4"/>
+              <w:bottom w:val="single" w:color="C3C2B7" w:sz="4"/>
+              <w:right w:val="single" w:color="C3C2B7" w:sz="4"/>
+            </w:tcBorders>
+            <w:tcMar>
+              <w:top w:type="dxa" w:w="50"/>
+              <w:left w:type="dxa" w:w="90"/>
+              <w:bottom w:type="dxa" w:w="50"/>
+              <w:right w:type="dxa" w:w="90"/>
+            </w:tcMar>
+            <w:vAlign w:val="center"/>
+          </w:tcPr>
+          <w:p>
+            <w:pPr>
+              <w:spacing w:after="0" w:line="260"/>
+              <w:jc w:val="left"/>
+            </w:pPr>
+            <w:r>
+              <w:rPr>
+                <w:sz w:val="18"/>
+                <w:szCs w:val="18"/>
+              </w:rPr>
+              <w:t xml:space="preserve">이동혁</w:t>
+            </w:r>
+          </w:p>
+        </w:tc>
+        <w:tc>
+          <w:tcPr>
+            <w:tcW w:type="dxa" w:w="1831"/>
+            <w:tcBorders>
+              <w:top w:val="single" w:color="C3C2B7" w:sz="4"/>
+              <w:left w:val="single" w:color="C3C2B7" w:sz="4"/>
+              <w:bottom w:val="single" w:color="C3C2B7" w:sz="4"/>
+              <w:right w:val="single" w:color="C3C2B7" w:sz="4"/>
+            </w:tcBorders>
+            <w:tcMar>
+              <w:top w:type="dxa" w:w="50"/>
+              <w:left w:type="dxa" w:w="90"/>
+              <w:bottom w:type="dxa" w:w="50"/>
+              <w:right w:type="dxa" w:w="90"/>
+            </w:tcMar>
+            <w:vAlign w:val="center"/>
+          </w:tcPr>
+          <w:p>
+            <w:pPr>
+              <w:spacing w:after="0" w:line="260"/>
+              <w:jc w:val="left"/>
+            </w:pPr>
+            <w:r>
+              <w:rPr>
+                <w:sz w:val="18"/>
+                <w:szCs w:val="18"/>
+              </w:rPr>
+              <w:t xml:space="preserve">파이프라인·판정 로직</w:t>
+            </w:r>
+          </w:p>
+        </w:tc>
+        <w:tc>
+          <w:tcPr>
+            <w:tcW w:type="dxa" w:w="4047"/>
+            <w:tcBorders>
+              <w:top w:val="single" w:color="C3C2B7" w:sz="4"/>
+              <w:left w:val="single" w:color="C3C2B7" w:sz="4"/>
+              <w:bottom w:val="single" w:color="C3C2B7" w:sz="4"/>
+              <w:right w:val="single" w:color="C3C2B7" w:sz="4"/>
+            </w:tcBorders>
+            <w:tcMar>
+              <w:top w:type="dxa" w:w="50"/>
+              <w:left w:type="dxa" w:w="90"/>
+              <w:bottom w:type="dxa" w:w="50"/>
+              <w:right w:type="dxa" w:w="90"/>
+            </w:tcMar>
+            <w:vAlign w:val="center"/>
+          </w:tcPr>
+          <w:p>
+            <w:pPr>
+              <w:spacing w:after="0" w:line="260"/>
+              <w:jc w:val="left"/>
+            </w:pPr>
+            <w:r>
+              <w:rPr>
+                <w:sz w:val="18"/>
+                <w:szCs w:val="18"/>
+              </w:rPr>
+              <w:t xml:space="preserve">손 인식·판정(MediaPipe + SVM, 판정 기준·보류 규칙), 교육장 서버의 판정 타이밍·시행 기록, 회원 DB·회사 웹사이트, 화면 디자인</w:t>
+            </w:r>
+          </w:p>
+        </w:tc>
+        <w:tc>
+          <w:tcPr>
+            <w:tcW w:type="dxa" w:w="2508"/>
+            <w:tcBorders>
+              <w:top w:val="single" w:color="C3C2B7" w:sz="4"/>
+              <w:left w:val="single" w:color="C3C2B7" w:sz="4"/>
+              <w:bottom w:val="single" w:color="C3C2B7" w:sz="4"/>
+              <w:right w:val="single" w:color="C3C2B7" w:sz="4"/>
+            </w:tcBorders>
+            <w:tcMar>
+              <w:top w:type="dxa" w:w="50"/>
+              <w:left w:type="dxa" w:w="90"/>
+              <w:bottom w:type="dxa" w:w="50"/>
+              <w:right w:type="dxa" w:w="90"/>
+            </w:tcMar>
+            <w:vAlign w:val="center"/>
+          </w:tcPr>
+          <w:p>
+            <w:pPr>
+              <w:spacing w:after="0" w:line="260"/>
+              <w:jc w:val="left"/>
+            </w:pPr>
+            <w:r>
+              <w:rPr>
+                <w:sz w:val="18"/>
+                <w:szCs w:val="18"/>
+              </w:rPr>
+              <w:t xml:space="preserve">05 모델카드, 12 AI비전 진행보고서, 18 DB설계서, 19 회사웹사이트</w:t>
+            </w:r>
+          </w:p>
+        </w:tc>
+      </w:tr>
+      <w:tr>
+        <w:trPr>
+          <w:cantSplit/>
+          <w:tblHeader w:val="off"/>
+        </w:trPr>
+        <w:tc>
+          <w:tcPr>
+            <w:tcW w:type="dxa" w:w="1252"/>
+            <w:tcBorders>
+              <w:top w:val="single" w:color="C3C2B7" w:sz="4"/>
+              <w:left w:val="single" w:color="C3C2B7" w:sz="4"/>
+              <w:bottom w:val="single" w:color="C3C2B7" w:sz="4"/>
+              <w:right w:val="single" w:color="C3C2B7" w:sz="4"/>
+            </w:tcBorders>
+            <w:tcMar>
+              <w:top w:type="dxa" w:w="50"/>
+              <w:left w:type="dxa" w:w="90"/>
+              <w:bottom w:type="dxa" w:w="50"/>
+              <w:right w:type="dxa" w:w="90"/>
+            </w:tcMar>
+            <w:vAlign w:val="center"/>
+          </w:tcPr>
+          <w:p>
+            <w:pPr>
+              <w:spacing w:after="0" w:line="260"/>
+              <w:jc w:val="left"/>
+            </w:pPr>
+            <w:r>
+              <w:rPr>
+                <w:sz w:val="18"/>
+                <w:szCs w:val="18"/>
+              </w:rPr>
+              <w:t xml:space="preserve">조은수</w:t>
+            </w:r>
+          </w:p>
+        </w:tc>
+        <w:tc>
+          <w:tcPr>
+            <w:tcW w:type="dxa" w:w="1831"/>
+            <w:tcBorders>
+              <w:top w:val="single" w:color="C3C2B7" w:sz="4"/>
+              <w:left w:val="single" w:color="C3C2B7" w:sz="4"/>
+              <w:bottom w:val="single" w:color="C3C2B7" w:sz="4"/>
+              <w:right w:val="single" w:color="C3C2B7" w:sz="4"/>
+            </w:tcBorders>
+            <w:tcMar>
+              <w:top w:type="dxa" w:w="50"/>
+              <w:left w:type="dxa" w:w="90"/>
+              <w:bottom w:type="dxa" w:w="50"/>
+              <w:right w:type="dxa" w:w="90"/>
+            </w:tcMar>
+            <w:vAlign w:val="center"/>
+          </w:tcPr>
+          <w:p>
+            <w:pPr>
+              <w:spacing w:after="0" w:line="260"/>
+              <w:jc w:val="left"/>
+            </w:pPr>
+            <w:r>
+              <w:rPr>
+                <w:sz w:val="18"/>
+                <w:szCs w:val="18"/>
+              </w:rPr>
+              <w:t xml:space="preserve">웹, 성능측정</w:t>
+            </w:r>
+          </w:p>
+        </w:tc>
+        <w:tc>
+          <w:tcPr>
+            <w:tcW w:type="dxa" w:w="4047"/>
+            <w:tcBorders>
+              <w:top w:val="single" w:color="C3C2B7" w:sz="4"/>
+              <w:left w:val="single" w:color="C3C2B7" w:sz="4"/>
+              <w:bottom w:val="single" w:color="C3C2B7" w:sz="4"/>
+              <w:right w:val="single" w:color="C3C2B7" w:sz="4"/>
+            </w:tcBorders>
+            <w:tcMar>
+              <w:top w:type="dxa" w:w="50"/>
+              <w:left w:type="dxa" w:w="90"/>
+              <w:bottom w:type="dxa" w:w="50"/>
+              <w:right w:type="dxa" w:w="90"/>
+            </w:tcMar>
+            <w:vAlign w:val="center"/>
+          </w:tcPr>
+          <w:p>
+            <w:pPr>
+              <w:spacing w:after="0" w:line="260"/>
+              <w:jc w:val="left"/>
+            </w:pPr>
+            <w:r>
+              <w:rPr>
+                <w:sz w:val="18"/>
+                <w:szCs w:val="18"/>
+              </w:rPr>
+              <w:t xml:space="preserve">웹 교육 화면 SC-01~SC-06 첫 구현, 판정 타이밍 화면, 온라인 KPI 집계 스크립트, 화면 캡처 11장</w:t>
+            </w:r>
+          </w:p>
+        </w:tc>
+        <w:tc>
+          <w:tcPr>
+            <w:tcW w:type="dxa" w:w="2508"/>
+            <w:tcBorders>
+              <w:top w:val="single" w:color="C3C2B7" w:sz="4"/>
+              <w:left w:val="single" w:color="C3C2B7" w:sz="4"/>
+              <w:bottom w:val="single" w:color="C3C2B7" w:sz="4"/>
+              <w:right w:val="single" w:color="C3C2B7" w:sz="4"/>
+            </w:tcBorders>
+            <w:tcMar>
+              <w:top w:type="dxa" w:w="50"/>
+              <w:left w:type="dxa" w:w="90"/>
+              <w:bottom w:type="dxa" w:w="50"/>
+              <w:right w:type="dxa" w:w="90"/>
+            </w:tcMar>
+            <w:vAlign w:val="center"/>
+          </w:tcPr>
+          <w:p>
+            <w:pPr>
+              <w:spacing w:after="0" w:line="260"/>
+              <w:jc w:val="left"/>
+            </w:pPr>
+            <w:r>
+              <w:rPr>
+                <w:sz w:val="18"/>
+                <w:szCs w:val="18"/>
+              </w:rPr>
+              <w:t xml:space="preserve">14 web 구현보고서, 화면 캡처</w:t>
+            </w:r>
+          </w:p>
+        </w:tc>
+      </w:tr>
+      <w:tr>
+        <w:trPr>
+          <w:cantSplit/>
+          <w:tblHeader w:val="off"/>
+        </w:trPr>
+        <w:tc>
+          <w:tcPr>
+            <w:tcW w:type="dxa" w:w="1252"/>
+            <w:tcBorders>
+              <w:top w:val="single" w:color="C3C2B7" w:sz="4"/>
+              <w:left w:val="single" w:color="C3C2B7" w:sz="4"/>
+              <w:bottom w:val="single" w:color="C3C2B7" w:sz="4"/>
+              <w:right w:val="single" w:color="C3C2B7" w:sz="4"/>
+            </w:tcBorders>
+            <w:tcMar>
+              <w:top w:type="dxa" w:w="50"/>
+              <w:left w:type="dxa" w:w="90"/>
+              <w:bottom w:type="dxa" w:w="50"/>
+              <w:right w:type="dxa" w:w="90"/>
+            </w:tcMar>
+            <w:vAlign w:val="center"/>
+          </w:tcPr>
+          <w:p>
+            <w:pPr>
+              <w:spacing w:after="0" w:line="260"/>
+              <w:jc w:val="left"/>
+            </w:pPr>
+            <w:r>
+              <w:rPr>
+                <w:sz w:val="18"/>
+                <w:szCs w:val="18"/>
+              </w:rPr>
+              <w:t xml:space="preserve">김지훈</w:t>
+            </w:r>
+          </w:p>
+        </w:tc>
+        <w:tc>
+          <w:tcPr>
+            <w:tcW w:type="dxa" w:w="1831"/>
+            <w:tcBorders>
+              <w:top w:val="single" w:color="C3C2B7" w:sz="4"/>
+              <w:left w:val="single" w:color="C3C2B7" w:sz="4"/>
+              <w:bottom w:val="single" w:color="C3C2B7" w:sz="4"/>
+              <w:right w:val="single" w:color="C3C2B7" w:sz="4"/>
+            </w:tcBorders>
+            <w:tcMar>
+              <w:top w:type="dxa" w:w="50"/>
+              <w:left w:type="dxa" w:w="90"/>
+              <w:bottom w:type="dxa" w:w="50"/>
+              <w:right w:type="dxa" w:w="90"/>
+            </w:tcMar>
+            <w:vAlign w:val="center"/>
+          </w:tcPr>
+          <w:p>
+            <w:pPr>
+              <w:spacing w:after="0" w:line="260"/>
+              <w:jc w:val="left"/>
+            </w:pPr>
+            <w:r>
+              <w:rPr>
+                <w:sz w:val="18"/>
+                <w:szCs w:val="18"/>
+              </w:rPr>
+              <w:t xml:space="preserve">요구사항·범위, 데이터 수집</w:t>
+            </w:r>
+          </w:p>
+        </w:tc>
+        <w:tc>
+          <w:tcPr>
+            <w:tcW w:type="dxa" w:w="4047"/>
+            <w:tcBorders>
+              <w:top w:val="single" w:color="C3C2B7" w:sz="4"/>
+              <w:left w:val="single" w:color="C3C2B7" w:sz="4"/>
+              <w:bottom w:val="single" w:color="C3C2B7" w:sz="4"/>
+              <w:right w:val="single" w:color="C3C2B7" w:sz="4"/>
+            </w:tcBorders>
+            <w:tcMar>
+              <w:top w:type="dxa" w:w="50"/>
+              <w:left w:type="dxa" w:w="90"/>
+              <w:bottom w:type="dxa" w:w="50"/>
+              <w:right w:type="dxa" w:w="90"/>
+            </w:tcMar>
+            <w:vAlign w:val="center"/>
+          </w:tcPr>
+          <w:p>
+            <w:pPr>
+              <w:spacing w:after="0" w:line="260"/>
+              <w:jc w:val="left"/>
+            </w:pPr>
+            <w:r>
+              <w:rPr>
+                <w:sz w:val="18"/>
+                <w:szCs w:val="18"/>
+              </w:rPr>
+              <w:t xml:space="preserve">학습 데이터 확보(공개 데이터셋 검토·라이선스 확인·27,735건 변환), 수신호 손모양 변경안, 자체 촬영 데이터, 사용자 시나리오·역할분담표, 예시 사진, 결과 저장 DB 필드·Supabase 연동, 결과보고서 초안과 제출 서류 정리</w:t>
+            </w:r>
+          </w:p>
+        </w:tc>
+        <w:tc>
+          <w:tcPr>
+            <w:tcW w:type="dxa" w:w="2508"/>
+            <w:tcBorders>
+              <w:top w:val="single" w:color="C3C2B7" w:sz="4"/>
+              <w:left w:val="single" w:color="C3C2B7" w:sz="4"/>
+              <w:bottom w:val="single" w:color="C3C2B7" w:sz="4"/>
+              <w:right w:val="single" w:color="C3C2B7" w:sz="4"/>
+            </w:tcBorders>
+            <w:tcMar>
+              <w:top w:type="dxa" w:w="50"/>
+              <w:left w:type="dxa" w:w="90"/>
+              <w:bottom w:type="dxa" w:w="50"/>
+              <w:right w:type="dxa" w:w="90"/>
+            </w:tcMar>
+            <w:vAlign w:val="center"/>
+          </w:tcPr>
+          <w:p>
+            <w:pPr>
+              <w:spacing w:after="0" w:line="260"/>
+              <w:jc w:val="left"/>
+            </w:pPr>
+            <w:r>
+              <w:rPr>
+                <w:sz w:val="18"/>
+                <w:szCs w:val="18"/>
+              </w:rPr>
+              <w:t xml:space="preserve">services/data, 00 사용자 시나리오, 01 역할분담표(F03), 20 결과보고서 초안</w:t>
+            </w:r>
+          </w:p>
+        </w:tc>
+      </w:tr>
+    </w:tbl>
+    <w:p>
+      <w:pPr>
+        <w:spacing w:after="120" w:line="300"/>
+      </w:pPr>
+      <w:r>
+        <w:t>보고·최종 제출은 네 명 모두 실무 담당(R)이다.</w:t>
+      </w:r>
+    </w:p>
     <w:p>
       <w:pPr>
         <w:pStyle w:val="Heading2"/>
@@ -9876,6 +11214,21 @@
     </w:p>
     <w:p>
       <w:pPr>
+        <w:spacing w:after="120" w:line="300"/>
+      </w:pPr>
+      <w:r>
+        <w:rPr>
+          <w:b/>
+          <w:bCs/>
+        </w:rPr>
+        <w:t>평가자 번호.</w:t>
+      </w:r>
+      <w:r>
+        <w:t xml:space="preserve"> ext01~03은 평가용 촬영 데이터의 촬영자 번호다. 세 명 모두 학습에 쓰지 않은 팀원이며 외부인이 아니다. 09-22에 폐기한 외부인 촬영분(§5-1)과도 다른 사람이다.</w:t>
+      </w:r>
+    </w:p>
+    <w:p>
+      <w:pPr>
         <w:pStyle w:val="Heading3"/>
       </w:pPr>
       <w:r>
@@ -17842,6 +19195,158 @@
         <w:pStyle w:val="Heading2"/>
       </w:pPr>
       <w:r>
+        <w:t>참고 문헌</w:t>
+      </w:r>
+    </w:p>
+    <w:p>
+      <w:pPr>
+        <w:pStyle w:val="ListParagraph"/>
+        <w:numPr>
+          <w:ilvl w:val="0"/>
+          <w:numId w:val="4"/>
+        </w:numPr>
+        <w:spacing w:after="60" w:line="290"/>
+      </w:pPr>
+      <w:r>
+        <w:rPr>
+          <w:bCs/>
+        </w:rPr>
+        <w:t>산업안전보건기준에 관한 규칙 제40조(신호). 고용노동부령 제450호, 2025-09-01 일부개정, 2026-03-02 시행. 국가법령정보센터 https://www.law.go.kr/법령/산업안전보건기준에관한규칙</w:t>
+      </w:r>
+    </w:p>
+    <w:p>
+      <w:pPr>
+        <w:pStyle w:val="ListParagraph"/>
+        <w:numPr>
+          <w:ilvl w:val="0"/>
+          <w:numId w:val="4"/>
+        </w:numPr>
+        <w:spacing w:after="60" w:line="290"/>
+      </w:pPr>
+      <w:r>
+        <w:rPr>
+          <w:bCs/>
+        </w:rPr>
+        <w:t>산업안전보건법 시행규칙 [별표 5] 안전보건교육 교육대상별 교육내용, 특별교육 대상 작업 39. 타워크레인을 사용하는 작업 시 신호업무를 하는 작업.</w:t>
+      </w:r>
+    </w:p>
+    <w:p>
+      <w:pPr>
+        <w:pStyle w:val="ListParagraph"/>
+        <w:numPr>
+          <w:ilvl w:val="0"/>
+          <w:numId w:val="4"/>
+        </w:numPr>
+        <w:spacing w:after="60" w:line="290"/>
+      </w:pPr>
+      <w:r>
+        <w:rPr>
+          <w:bCs/>
+        </w:rPr>
+        <w:t>임현무·김승호. 타워크레인 전문신호수의 효율적 운영체계에 대한 연구. 안전문화연구, (18), 163~178, 2022. doi:10.52902/kjsc.2022.18.163 (재해 통계 원출처 안전보건공단, 해외 자격 비교 원출처 산업안전보건연구원 2020)</w:t>
+      </w:r>
+    </w:p>
+    <w:p>
+      <w:pPr>
+        <w:pStyle w:val="ListParagraph"/>
+        <w:numPr>
+          <w:ilvl w:val="0"/>
+          <w:numId w:val="4"/>
+        </w:numPr>
+        <w:spacing w:after="60" w:line="290"/>
+      </w:pPr>
+      <w:r>
+        <w:rPr>
+          <w:bCs/>
+        </w:rPr>
+        <w:t>안전보건공단. 발주 중대재해 사례 OPS: 이동식 크레인 붐 해체작업 중 깔림(2020-06-10 발생). https://oshri.kosha.or.kr/kosha/data/government_office.do?mode=download&amp;articleNo=421266&amp;attachNo=238164</w:t>
+      </w:r>
+    </w:p>
+    <w:p>
+      <w:pPr>
+        <w:pStyle w:val="ListParagraph"/>
+        <w:numPr>
+          <w:ilvl w:val="0"/>
+          <w:numId w:val="4"/>
+        </w:numPr>
+        <w:spacing w:after="60" w:line="290"/>
+      </w:pPr>
+      <w:r>
+        <w:rPr>
+          <w:bCs/>
+        </w:rPr>
+        <w:t>고용노동부. 2023년 산업재해 현황분석, 4장 3. 사망재해 원인분석 나. 기인물별. 2024-12-23 게시. https://www.moel.go.kr/policy/policydata/view.do?bbs_seq=20241201548</w:t>
+      </w:r>
+    </w:p>
+    <w:p>
+      <w:pPr>
+        <w:pStyle w:val="ListParagraph"/>
+        <w:numPr>
+          <w:ilvl w:val="0"/>
+          <w:numId w:val="4"/>
+        </w:numPr>
+        <w:spacing w:after="60" w:line="290"/>
+      </w:pPr>
+      <w:r>
+        <w:rPr>
+          <w:bCs/>
+        </w:rPr>
+        <w:t>배필균. 가상현실(VR)을 활용한 체험식 안전보건교육의 효과 분석. 서울과학기술대학교 석사학위논문, 2024.</w:t>
+      </w:r>
+    </w:p>
+    <w:p>
+      <w:pPr>
+        <w:pStyle w:val="ListParagraph"/>
+        <w:numPr>
+          <w:ilvl w:val="0"/>
+          <w:numId w:val="4"/>
+        </w:numPr>
+        <w:spacing w:after="60" w:line="290"/>
+      </w:pPr>
+      <w:r>
+        <w:rPr>
+          <w:bCs/>
+        </w:rPr>
+        <w:t>안전보건공단 산업안전포털 교육시스템 인터넷 교육 https://edu.kosha.or.kr/kosha/introducion/internet/internetInfo , 건설기초안전 교육포털 https://cobedu.kosha.or.kr/ (2026-10 확인)</w:t>
+      </w:r>
+    </w:p>
+    <w:p>
+      <w:pPr>
+        <w:pStyle w:val="ListParagraph"/>
+        <w:numPr>
+          <w:ilvl w:val="0"/>
+          <w:numId w:val="4"/>
+        </w:numPr>
+        <w:spacing w:after="60" w:line="290"/>
+      </w:pPr>
+      <w:r>
+        <w:rPr>
+          <w:bCs/>
+        </w:rPr>
+        <w:t>신호수 안전관리 매뉴얼. 공공데이터포털 https://www.data.go.kr/data/15128481/fileData.do</w:t>
+      </w:r>
+    </w:p>
+    <w:p>
+      <w:pPr>
+        <w:pStyle w:val="ListParagraph"/>
+        <w:numPr>
+          <w:ilvl w:val="0"/>
+          <w:numId w:val="4"/>
+        </w:numPr>
+        <w:spacing w:after="60" w:line="290"/>
+      </w:pPr>
+      <w:r>
+        <w:rPr>
+          <w:bCs/>
+        </w:rPr>
+        <w:t>수화 번역기(AI 수화 인식). Google Play https://play.google.com/store/apps/details?id=com.siyaroll.sltranslator (2026-10 설치해 확인)</w:t>
+      </w:r>
+    </w:p>
+    <w:p>
+      <w:pPr>
+        <w:pStyle w:val="Heading2"/>
+      </w:pPr>
+      <w:r>
         <w:t xml:space="preserve">변경 이력</w:t>
       </w:r>
     </w:p>
@@ -18462,6 +19967,105 @@
                 <w:szCs w:val="18"/>
               </w:rPr>
               <w:t xml:space="preserve">기술 부채 정리(10-03) 반영. 자동 테스트 수 갱신(320건), 향후 과제에 운영 자동화·보안 보강·코드 구조 정리·피드백 대기 시간 정렬·MediaPipe 버전 통일 추가. 판정·지연 수치는 그대로</w:t>
+            </w:r>
+          </w:p>
+        </w:tc>
+      </w:tr>
+      <w:tr>
+        <w:trPr>
+          <w:cantSplit/>
+          <w:tblHeader w:val="off"/>
+        </w:trPr>
+        <w:tc>
+          <w:tcPr>
+            <w:tcW w:type="dxa" w:w="1101"/>
+            <w:tcBorders>
+              <w:top w:val="single" w:color="C3C2B7" w:sz="4"/>
+              <w:left w:val="single" w:color="C3C2B7" w:sz="4"/>
+              <w:bottom w:val="single" w:color="C3C2B7" w:sz="4"/>
+              <w:right w:val="single" w:color="C3C2B7" w:sz="4"/>
+            </w:tcBorders>
+            <w:tcMar>
+              <w:top w:type="dxa" w:w="50"/>
+              <w:left w:type="dxa" w:w="90"/>
+              <w:bottom w:type="dxa" w:w="50"/>
+              <w:right w:type="dxa" w:w="90"/>
+            </w:tcMar>
+            <w:vAlign w:val="center"/>
+          </w:tcPr>
+          <w:p>
+            <w:pPr>
+              <w:spacing w:after="0" w:line="260"/>
+              <w:jc w:val="center"/>
+            </w:pPr>
+            <w:r>
+              <w:rPr>
+                <w:sz w:val="18"/>
+                <w:szCs w:val="18"/>
+              </w:rPr>
+              <w:t xml:space="preserve">v1.4</w:t>
+            </w:r>
+          </w:p>
+        </w:tc>
+        <w:tc>
+          <w:tcPr>
+            <w:tcW w:type="dxa" w:w="1652"/>
+            <w:tcBorders>
+              <w:top w:val="single" w:color="C3C2B7" w:sz="4"/>
+              <w:left w:val="single" w:color="C3C2B7" w:sz="4"/>
+              <w:bottom w:val="single" w:color="C3C2B7" w:sz="4"/>
+              <w:right w:val="single" w:color="C3C2B7" w:sz="4"/>
+            </w:tcBorders>
+            <w:tcMar>
+              <w:top w:type="dxa" w:w="50"/>
+              <w:left w:type="dxa" w:w="90"/>
+              <w:bottom w:type="dxa" w:w="50"/>
+              <w:right w:type="dxa" w:w="90"/>
+            </w:tcMar>
+            <w:vAlign w:val="center"/>
+          </w:tcPr>
+          <w:p>
+            <w:pPr>
+              <w:spacing w:after="0" w:line="260"/>
+              <w:jc w:val="center"/>
+            </w:pPr>
+            <w:r>
+              <w:rPr>
+                <w:sz w:val="18"/>
+                <w:szCs w:val="18"/>
+              </w:rPr>
+              <w:t xml:space="preserve">2026-10-04</w:t>
+            </w:r>
+          </w:p>
+        </w:tc>
+        <w:tc>
+          <w:tcPr>
+            <w:tcW w:type="dxa" w:w="6885"/>
+            <w:tcBorders>
+              <w:top w:val="single" w:color="C3C2B7" w:sz="4"/>
+              <w:left w:val="single" w:color="C3C2B7" w:sz="4"/>
+              <w:bottom w:val="single" w:color="C3C2B7" w:sz="4"/>
+              <w:right w:val="single" w:color="C3C2B7" w:sz="4"/>
+            </w:tcBorders>
+            <w:tcMar>
+              <w:top w:type="dxa" w:w="50"/>
+              <w:left w:type="dxa" w:w="90"/>
+              <w:bottom w:type="dxa" w:w="50"/>
+              <w:right w:type="dxa" w:w="90"/>
+            </w:tcMar>
+            <w:vAlign w:val="center"/>
+          </w:tcPr>
+          <w:p>
+            <w:pPr>
+              <w:spacing w:after="0" w:line="260"/>
+              <w:jc w:val="left"/>
+            </w:pPr>
+            <w:r>
+              <w:rPr>
+                <w:sz w:val="18"/>
+                <w:szCs w:val="18"/>
+              </w:rPr>
+              <w:t xml:space="preserve">팀장 지시 4건 반영(김지훈). §1 문제 정의 보강(법령·재해 통계·현행 신호 교육의 한계·기존 교육 방식 비교, 참고자료의 인용 주의 준수)과 참고 문헌 9건 추가, F25 과제 배경에 근거 두 문장. §3-3 팀 역할 표 신설(01 RACI의 계획 대 실제, 팀 확인). 학습 데이터 출처 정정(ASL 지문자 데이터셋 1종 + 손가락 세기 데이터셋 1종, F25·§2). §5-2 평가자 번호 설명(ext01~03은 팀원). 근거 자료의 자동 테스트 수를 320건으로 정정. 판정·지연 수치는 그대로</w:t>
             </w:r>
           </w:p>
         </w:tc>
@@ -18586,7 +20190,7 @@
         <w:sz w:val="16"/>
         <w:szCs w:val="16"/>
       </w:rPr>
-      <w:t xml:space="preserve">SafeSign PhysicalAI 결과보고서 v1.3</w:t>
+      <w:t>SafeSign PhysicalAI 결과보고서 v1.4</w:t>
     </w:r>
   </w:p>
 </w:hdr>
@@ -18716,6 +20320,15 @@
   </w:num>
   <w:num w:numId="3">
     <w:abstractNumId w:val="3"/>
+    <w:lvlOverride w:ilvl="0">
+      <w:startOverride w:val="1"/>
+    </w:lvlOverride>
+  </w:num>
+  <w:num w:numId="4">
+    <w:abstractNumId w:val="3"/>
+    <w:lvlOverride w:ilvl="0">
+      <w:startOverride w:val="1"/>
+    </w:lvlOverride>
     <w:lvlOverride w:ilvl="0">
       <w:startOverride w:val="1"/>
     </w:lvlOverride>

--- a/document/20_결과보고서.docx
+++ b/document/20_결과보고서.docx
@@ -11224,7 +11224,7 @@
         <w:t>평가자 번호.</w:t>
       </w:r>
       <w:r>
-        <w:t xml:space="preserve"> ext01~03은 평가용 촬영 데이터의 촬영자 번호다. 세 명 모두 학습에 쓰지 않은 팀원이며 외부인이 아니다. 09-22에 폐기한 외부인 촬영분(§5-1)과도 다른 사람이다.</w:t>
+        <w:t xml:space="preserve"> ext01~03은 평가용 촬영 데이터의 촬영자 번호이고, 세 명 모두 학습에 쓰지 않은 팀원이다. 지금의 ext03은 09-29에 RPi5 카메라로 새로 찍은 것으로, 09-22에 찍었다가 폐기한 ext03 촬영분(§5-1)과는 다른 촬영이다.</w:t>
       </w:r>
     </w:p>
     <w:p>
